--- a/avior_hadad_cv_he.docx
+++ b/avior_hadad_cv_he.docx
@@ -29,10 +29,10 @@
             </w:tcBorders>
             <w:shd w:fill="1B3A5C" w:val="clear"/>
             <w:tcMar>
-              <w:top w:type="dxa" w:w="200"/>
+              <w:top w:type="dxa" w:w="160"/>
               <w:left w:type="dxa" w:w="200"/>
-              <w:bottom w:type="dxa" w:w="200"/>
-              <w:right w:type="dxa" w:w="80"/>
+              <w:bottom w:type="dxa" w:w="160"/>
+              <w:right w:type="dxa" w:w="60"/>
             </w:tcMar>
             <w:vAlign w:val="center"/>
           </w:tcPr>
@@ -43,7 +43,7 @@
             <w:r>
               <w:drawing>
                 <wp:inline distT="0" distB="0" distL="0" distR="0">
-                  <wp:extent cx="762000" cy="762000"/>
+                  <wp:extent cx="666750" cy="666750"/>
                   <wp:effectExtent t="0" r="0" b="0" l="0"/>
                   <wp:docPr id="1" name="" descr="" title=""/>
                   <wp:cNvGraphicFramePr>
@@ -68,7 +68,7 @@
                         <pic:spPr bwMode="auto">
                           <a:xfrm>
                             <a:off x="0" y="0"/>
-                            <a:ext cx="762000" cy="762000"/>
+                            <a:ext cx="666750" cy="666750"/>
                           </a:xfrm>
                           <a:prstGeom prst="rect">
                             <a:avLst/>
@@ -84,7 +84,7 @@
           <w:p>
             <w:pPr>
               <w:bidi/>
-              <w:spacing w:after="0" w:before="0" w:line="260"/>
+              <w:spacing w:after="0" w:before="0" w:line="220"/>
               <w:jc w:val="left"/>
             </w:pPr>
             <w:r>
@@ -95,10 +95,10 @@
                 <w:i/>
                 <w:iCs/>
                 <w:color w:val="7A9FBF"/>
-                <w:sz w:val="14"/>
-                <w:szCs w:val="14"/>
-              </w:rPr>
-              <w:t xml:space="preserve">תיק עבודות</w:t>
+                <w:sz w:val="13"/>
+                <w:szCs w:val="13"/>
+              </w:rPr>
+              <w:t xml:space="preserve">פורטפוליו</w:t>
             </w:r>
           </w:p>
         </w:tc>
@@ -112,16 +112,16 @@
             </w:tcBorders>
             <w:shd w:fill="1B3A5C" w:val="clear"/>
             <w:tcMar>
-              <w:top w:type="dxa" w:w="320"/>
-              <w:left w:type="dxa" w:w="200"/>
-              <w:bottom w:type="dxa" w:w="260"/>
-              <w:right w:type="dxa" w:w="440"/>
+              <w:top w:type="dxa" w:w="220"/>
+              <w:left w:type="dxa" w:w="160"/>
+              <w:bottom w:type="dxa" w:w="200"/>
+              <w:right w:type="dxa" w:w="360"/>
             </w:tcMar>
           </w:tcPr>
           <w:p>
             <w:pPr>
               <w:bidi/>
-              <w:spacing w:after="0" w:before="0" w:line="260"/>
+              <w:spacing w:after="0" w:before="0" w:line="220"/>
               <w:jc w:val="right"/>
             </w:pPr>
             <w:r>
@@ -132,15 +132,15 @@
                 <w:i w:val="false"/>
                 <w:iCs w:val="false"/>
                 <w:color w:val="FFFFFF"/>
-                <w:sz w:val="52"/>
-                <w:szCs w:val="52"/>
+                <w:sz w:val="44"/>
+                <w:szCs w:val="44"/>
               </w:rPr>
               <w:t xml:space="preserve">אביאור חדד</w:t>
             </w:r>
           </w:p>
           <w:p>
             <w:pPr>
-              <w:spacing w:after="0" w:before="0" w:line="160"/>
+              <w:spacing w:after="0" w:before="0" w:line="80"/>
             </w:pPr>
             <w:r>
               <w:t xml:space="preserve"/>
@@ -149,7 +149,7 @@
           <w:p>
             <w:pPr>
               <w:bidi/>
-              <w:spacing w:after="0" w:before="0" w:line="260"/>
+              <w:spacing w:after="0" w:before="0" w:line="220"/>
               <w:jc w:val="right"/>
             </w:pPr>
             <w:r>
@@ -160,15 +160,15 @@
                 <w:i w:val="false"/>
                 <w:iCs w:val="false"/>
                 <w:color w:val="BDD5EA"/>
-                <w:sz w:val="22"/>
-                <w:szCs w:val="22"/>
-              </w:rPr>
-              <w:t xml:space="preserve">מהנדס QA  ·  ניסיון של 10+ שנים</w:t>
+                <w:sz w:val="18"/>
+                <w:szCs w:val="18"/>
+              </w:rPr>
+              <w:t xml:space="preserve">מהנדס QA  ·  10+ שנות ניסיון  ·  גישה משולבת AI לבדיקות</w:t>
             </w:r>
           </w:p>
           <w:p>
             <w:pPr>
-              <w:spacing w:after="0" w:before="0" w:line="200"/>
+              <w:spacing w:after="0" w:before="0" w:line="120"/>
             </w:pPr>
             <w:r>
               <w:t xml:space="preserve"/>
@@ -177,7 +177,7 @@
           <w:p>
             <w:pPr>
               <w:bidi/>
-              <w:spacing w:after="0" w:before="0" w:line="260"/>
+              <w:spacing w:after="0" w:before="0" w:line="220"/>
               <w:jc w:val="right"/>
             </w:pPr>
             <w:r>
@@ -188,8 +188,8 @@
                 <w:i w:val="false"/>
                 <w:iCs w:val="false"/>
                 <w:color w:val="D0E6F5"/>
-                <w:sz w:val="17"/>
-                <w:szCs w:val="17"/>
+                <w:sz w:val="15"/>
+                <w:szCs w:val="15"/>
               </w:rPr>
               <w:t xml:space="preserve">ירושלים (היברידי)</w:t>
             </w:r>
@@ -201,8 +201,8 @@
                 <w:i w:val="false"/>
                 <w:iCs w:val="false"/>
                 <w:color w:val="7A9FBF"/>
-                <w:sz w:val="17"/>
-                <w:szCs w:val="17"/>
+                <w:sz w:val="15"/>
+                <w:szCs w:val="15"/>
               </w:rPr>
               <w:t xml:space="preserve">   |   </w:t>
             </w:r>
@@ -214,8 +214,8 @@
                 <w:i w:val="false"/>
                 <w:iCs w:val="false"/>
                 <w:color w:val="D0E6F5"/>
-                <w:sz w:val="17"/>
-                <w:szCs w:val="17"/>
+                <w:sz w:val="15"/>
+                <w:szCs w:val="15"/>
               </w:rPr>
               <w:t xml:space="preserve">LinkedIn: Avior Hadad</w:t>
             </w:r>
@@ -227,8 +227,8 @@
                 <w:i w:val="false"/>
                 <w:iCs w:val="false"/>
                 <w:color w:val="7A9FBF"/>
-                <w:sz w:val="17"/>
-                <w:szCs w:val="17"/>
+                <w:sz w:val="15"/>
+                <w:szCs w:val="15"/>
               </w:rPr>
               <w:t xml:space="preserve">   |   </w:t>
             </w:r>
@@ -240,8 +240,8 @@
                 <w:i w:val="false"/>
                 <w:iCs w:val="false"/>
                 <w:color w:val="D0E6F5"/>
-                <w:sz w:val="17"/>
-                <w:szCs w:val="17"/>
+                <w:sz w:val="15"/>
+                <w:szCs w:val="15"/>
               </w:rPr>
               <w:t xml:space="preserve">054-595-9059</w:t>
             </w:r>
@@ -253,8 +253,8 @@
                 <w:i w:val="false"/>
                 <w:iCs w:val="false"/>
                 <w:color w:val="7A9FBF"/>
-                <w:sz w:val="17"/>
-                <w:szCs w:val="17"/>
+                <w:sz w:val="15"/>
+                <w:szCs w:val="15"/>
               </w:rPr>
               <w:t xml:space="preserve">   |   </w:t>
             </w:r>
@@ -266,8 +266,8 @@
                 <w:i w:val="false"/>
                 <w:iCs w:val="false"/>
                 <w:color w:val="D0E6F5"/>
-                <w:sz w:val="17"/>
-                <w:szCs w:val="17"/>
+                <w:sz w:val="15"/>
+                <w:szCs w:val="15"/>
               </w:rPr>
               <w:t xml:space="preserve">Aviorh@gmail.com ✉</w:t>
             </w:r>
@@ -277,7 +277,7 @@
     </w:tbl>
     <w:p>
       <w:pPr>
-        <w:spacing w:after="0" w:before="0" w:line="80"/>
+        <w:spacing w:after="0" w:before="0" w:line="40"/>
       </w:pPr>
       <w:r>
         <w:t xml:space="preserve"/>
@@ -285,19 +285,11 @@
     </w:p>
     <w:p>
       <w:pPr>
-        <w:spacing w:after="0" w:before="0" w:line="80"/>
-      </w:pPr>
-      <w:r>
-        <w:t xml:space="preserve"/>
-      </w:r>
-    </w:p>
-    <w:p>
-      <w:pPr>
         <w:pBdr>
-          <w:bottom w:val="single" w:color="1B3A5C" w:sz="6" w:space="3"/>
+          <w:bottom w:val="single" w:color="1B3A5C" w:sz="4" w:space="2"/>
         </w:pBdr>
         <w:bidi/>
-        <w:spacing w:after="60" w:before="180" w:line="260"/>
+        <w:spacing w:after="30" w:before="100" w:line="220"/>
         <w:jc w:val="right"/>
       </w:pPr>
       <w:r>
@@ -308,8 +300,8 @@
           <w:i w:val="false"/>
           <w:iCs w:val="false"/>
           <w:color w:val="1B3A5C"/>
-          <w:sz w:val="20"/>
-          <w:szCs w:val="20"/>
+          <w:sz w:val="18"/>
+          <w:szCs w:val="18"/>
         </w:rPr>
         <w:t xml:space="preserve">תקציר מקצועי</w:t>
       </w:r>
@@ -325,7 +317,7 @@
     <w:p>
       <w:pPr>
         <w:bidi/>
-        <w:spacing w:after="0" w:before="0" w:line="292"/>
+        <w:spacing w:after="0" w:before="0" w:line="252"/>
         <w:jc w:val="right"/>
       </w:pPr>
       <w:r>
@@ -336,27 +328,19 @@
           <w:i w:val="false"/>
           <w:iCs w:val="false"/>
           <w:color w:val="2A2A2A"/>
-          <w:sz w:val="19"/>
-          <w:szCs w:val="19"/>
-        </w:rPr>
-        <w:t xml:space="preserve">מהנדס QA עם 10+ שנות ניסיון בבדיקות רוחביות של מערכות Web, Mobile ו-API בתחומי פינטק, נסיעות וקמעונאות. מוכר ביכולת חקירת שורש הבעיה, תיעוד מובנה וסינרגיה עם צוותי פיתוח. עובד בסביבת C#/.NET — מכיר את הקוד ברמת בדיקות, ללא פיתוח. מפתח כישורי אוטומציה; עושה שימוש בכלי AI לשיפור תהליכי הבדיקה.</w:t>
+          <w:sz w:val="17"/>
+          <w:szCs w:val="17"/>
+        </w:rPr>
+        <w:t xml:space="preserve">מהנדס QA עם למעלה מ-10 שנות ניסיון בפינטק, נסיעות וקמעונאות. מצטיין בחקר שורש הבעיה, תיעוד מסודר ושיתוף פעולה הדוק עם צוותי הפיתוח. פועל בסביבת פיתוח של C#/.NET — מכיר את הקוד ברמת הבדיקות, לא מפתח. מתחיל בכתיבת קוד אוטומציה, ובעל ניסיון רב בהרצה וניתוח של חבילות בדיקות אוטומטיות. בעל גישה מתקדמת של עבודה עם AI ("vibe coding") — משתמש ב-Claude וב-NotebookLM כדי לבנות כלי QA פנימיים, להאיץ עיצוב בדיקות ולתעד אוטומטית.</w:t>
       </w:r>
     </w:p>
     <w:p>
       <w:pPr>
-        <w:spacing w:after="0" w:before="0" w:line="80"/>
-      </w:pPr>
-      <w:r>
-        <w:t xml:space="preserve"/>
-      </w:r>
-    </w:p>
-    <w:p>
-      <w:pPr>
         <w:pBdr>
-          <w:bottom w:val="single" w:color="1B3A5C" w:sz="6" w:space="3"/>
+          <w:bottom w:val="single" w:color="1B3A5C" w:sz="4" w:space="2"/>
         </w:pBdr>
         <w:bidi/>
-        <w:spacing w:after="60" w:before="180" w:line="260"/>
+        <w:spacing w:after="30" w:before="100" w:line="220"/>
         <w:jc w:val="right"/>
       </w:pPr>
       <w:r>
@@ -367,8 +351,8 @@
           <w:i w:val="false"/>
           <w:iCs w:val="false"/>
           <w:color w:val="1B3A5C"/>
-          <w:sz w:val="20"/>
-          <w:szCs w:val="20"/>
+          <w:sz w:val="18"/>
+          <w:szCs w:val="18"/>
         </w:rPr>
         <w:t xml:space="preserve">ניסיון תעסוקתי</w:t>
       </w:r>
@@ -418,7 +402,7 @@
           <w:p>
             <w:pPr>
               <w:bidi/>
-              <w:spacing w:after="0" w:before="60" w:line="260"/>
+              <w:spacing w:after="0" w:before="40" w:line="220"/>
               <w:jc w:val="left"/>
             </w:pPr>
             <w:r>
@@ -429,8 +413,8 @@
                 <w:i w:val="false"/>
                 <w:iCs w:val="false"/>
                 <w:color w:val="5A7FA8"/>
-                <w:sz w:val="17"/>
-                <w:szCs w:val="17"/>
+                <w:sz w:val="16"/>
+                <w:szCs w:val="16"/>
               </w:rPr>
               <w:t xml:space="preserve">2022 – היום</w:t>
             </w:r>
@@ -456,55 +440,22 @@
           <w:p>
             <w:pPr>
               <w:bidi/>
-              <w:spacing w:after="0" w:before="60" w:line="260"/>
+              <w:spacing w:after="0" w:before="40" w:line="220"/>
               <w:jc w:val="right"/>
             </w:pPr>
             <w:r>
               <w:rPr>
-                <w:rFonts w:ascii="David" w:cs="David" w:eastAsia="David" w:hAnsi="David"/>
+                <w:rFonts w:ascii="Calibri" w:cs="Calibri" w:eastAsia="Calibri" w:hAnsi="Calibri"/>
                 <w:b/>
                 <w:bCs/>
                 <w:i w:val="false"/>
                 <w:iCs w:val="false"/>
                 <w:color w:val="1B3A5C"/>
-                <w:sz w:val="22"/>
-                <w:szCs w:val="22"/>
-              </w:rPr>
-              <w:t xml:space="preserve">Jifiti</w:t>
-            </w:r>
-            <w:r>
-              <w:rPr>
-                <w:rFonts w:ascii="David" w:cs="David" w:eastAsia="David" w:hAnsi="David"/>
-                <w:b w:val="false"/>
-                <w:bCs w:val="false"/>
-                <w:i w:val="false"/>
-                <w:iCs w:val="false"/>
-                <w:color w:val="5A7FA8"/>
                 <w:sz w:val="19"/>
                 <w:szCs w:val="19"/>
               </w:rPr>
-              <w:t xml:space="preserve">  ·  </w:t>
-            </w:r>
-            <w:r>
-              <w:rPr>
-                <w:rFonts w:ascii="David" w:cs="David" w:eastAsia="David" w:hAnsi="David"/>
-                <w:b w:val="false"/>
-                <w:bCs w:val="false"/>
-                <w:i/>
-                <w:iCs/>
-                <w:color w:val="2A2A2A"/>
-                <w:sz w:val="19"/>
-                <w:szCs w:val="19"/>
-              </w:rPr>
-              <w:t xml:space="preserve">מהנדס QA</w:t>
-            </w:r>
-          </w:p>
-          <w:p>
-            <w:pPr>
-              <w:bidi/>
-              <w:spacing w:after="0" w:before="6" w:line="260"/>
-              <w:jc w:val="right"/>
-            </w:pPr>
+              <w:t xml:space="preserve">Jifiti</w:t>
+            </w:r>
             <w:r>
               <w:rPr>
                 <w:rFonts w:ascii="David" w:cs="David" w:eastAsia="David" w:hAnsi="David"/>
@@ -515,6 +466,45 @@
                 <w:color w:val="5A7FA8"/>
                 <w:sz w:val="17"/>
                 <w:szCs w:val="17"/>
+              </w:rPr>
+              <w:t xml:space="preserve">  ·  </w:t>
+            </w:r>
+            <w:r>
+              <w:rPr>
+                <w:rFonts w:ascii="David" w:cs="David" w:eastAsia="David" w:hAnsi="David"/>
+                <w:b w:val="false"/>
+                <w:bCs w:val="false"/>
+                <w:i/>
+                <w:iCs/>
+                <w:color w:val="2A2A2A"/>
+                <w:sz w:val="17"/>
+                <w:szCs w:val="17"/>
+              </w:rPr>
+              <w:t xml:space="preserve">מהנדס QA</w:t>
+            </w:r>
+            <w:r>
+              <w:rPr>
+                <w:rFonts w:ascii="David" w:cs="David" w:eastAsia="David" w:hAnsi="David"/>
+                <w:b w:val="false"/>
+                <w:bCs w:val="false"/>
+                <w:i w:val="false"/>
+                <w:iCs w:val="false"/>
+                <w:color w:val="5A7FA8"/>
+                <w:sz w:val="17"/>
+                <w:szCs w:val="17"/>
+              </w:rPr>
+              <w:t xml:space="preserve">  —  </w:t>
+            </w:r>
+            <w:r>
+              <w:rPr>
+                <w:rFonts w:ascii="David" w:cs="David" w:eastAsia="David" w:hAnsi="David"/>
+                <w:b w:val="false"/>
+                <w:bCs w:val="false"/>
+                <w:i w:val="false"/>
+                <w:iCs w:val="false"/>
+                <w:color w:val="5A7FA8"/>
+                <w:sz w:val="16"/>
+                <w:szCs w:val="16"/>
               </w:rPr>
               <w:t xml:space="preserve">מודיעין · היברידי</w:t>
             </w:r>
@@ -522,14 +512,6 @@
         </w:tc>
       </w:tr>
     </w:tbl>
-    <w:p>
-      <w:pPr>
-        <w:spacing w:after="0" w:before="0" w:line="40"/>
-      </w:pPr>
-      <w:r>
-        <w:t xml:space="preserve"/>
-      </w:r>
-    </w:p>
     <w:p>
       <w:pPr>
         <w:pStyle w:val="ListParagraph"/>
@@ -538,7 +520,7 @@
           <w:numId w:val="2"/>
         </w:numPr>
         <w:bidi/>
-        <w:spacing w:after="28" w:before="28" w:line="268"/>
+        <w:spacing w:after="12" w:before="12" w:line="232"/>
         <w:jc w:val="right"/>
       </w:pPr>
       <w:r>
@@ -549,10 +531,10 @@
           <w:i w:val="false"/>
           <w:iCs w:val="false"/>
           <w:color w:val="2A2A2A"/>
-          <w:sz w:val="19"/>
-          <w:szCs w:val="19"/>
-        </w:rPr>
-        <w:t xml:space="preserve">אחריות QA על 5+ אינטגרציות עם ספקי מימון ומסחר בפלטפורמת פינטק</w:t>
+          <w:sz w:val="17"/>
+          <w:szCs w:val="17"/>
+        </w:rPr>
+        <w:t xml:space="preserve">מוביל QA על פני 5+ אינטגרציות עם ספקי מימון ומסחר בפלטפורמת פינטק</w:t>
       </w:r>
     </w:p>
     <w:p>
@@ -563,7 +545,7 @@
           <w:numId w:val="2"/>
         </w:numPr>
         <w:bidi/>
-        <w:spacing w:after="28" w:before="28" w:line="268"/>
+        <w:spacing w:after="12" w:before="12" w:line="232"/>
         <w:jc w:val="right"/>
       </w:pPr>
       <w:r>
@@ -574,10 +556,10 @@
           <w:i w:val="false"/>
           <w:iCs w:val="false"/>
           <w:color w:val="2A2A2A"/>
-          <w:sz w:val="19"/>
-          <w:szCs w:val="19"/>
-        </w:rPr>
-        <w:t xml:space="preserve">בדיקות E2E: יצירת הלוואות, ניהול חשבונות ואימות API מצד ספקים חיצוניים</w:t>
+          <w:sz w:val="17"/>
+          <w:szCs w:val="17"/>
+        </w:rPr>
+        <w:t xml:space="preserve">בדיקות E2E מקצה לקצה: יצירת הלוואות, ניהול חשבונות ואימות API מול ספקים חיצוניים</w:t>
       </w:r>
     </w:p>
     <w:p>
@@ -588,7 +570,7 @@
           <w:numId w:val="2"/>
         </w:numPr>
         <w:bidi/>
-        <w:spacing w:after="28" w:before="28" w:line="268"/>
+        <w:spacing w:after="12" w:before="12" w:line="232"/>
         <w:jc w:val="right"/>
       </w:pPr>
       <w:r>
@@ -599,10 +581,88 @@
           <w:i w:val="false"/>
           <w:iCs w:val="false"/>
           <w:color w:val="2A2A2A"/>
-          <w:sz w:val="19"/>
-          <w:szCs w:val="19"/>
-        </w:rPr>
-        <w:t xml:space="preserve">ניתוח לוגים בCoralogix ו-Kibana; שאילתות SQL לאימות נתונים; בדיקות API עם Postman ו-Swagger</w:t>
+          <w:sz w:val="17"/>
+          <w:szCs w:val="17"/>
+        </w:rPr>
+        <w:t xml:space="preserve">ניתוח לוגים (</w:t>
+      </w:r>
+      <w:r>
+        <w:rPr>
+          <w:rFonts w:ascii="Calibri" w:cs="Calibri" w:eastAsia="Calibri" w:hAnsi="Calibri"/>
+          <w:b w:val="false"/>
+          <w:bCs w:val="false"/>
+          <w:i w:val="false"/>
+          <w:iCs w:val="false"/>
+          <w:color w:val="2A2A2A"/>
+          <w:sz w:val="17"/>
+          <w:szCs w:val="17"/>
+        </w:rPr>
+        <w:t xml:space="preserve">Coralogix, Kibana</w:t>
+      </w:r>
+      <w:r>
+        <w:rPr>
+          <w:rFonts w:ascii="David" w:cs="David" w:eastAsia="David" w:hAnsi="David"/>
+          <w:b w:val="false"/>
+          <w:bCs w:val="false"/>
+          <w:i w:val="false"/>
+          <w:iCs w:val="false"/>
+          <w:color w:val="2A2A2A"/>
+          <w:sz w:val="17"/>
+          <w:szCs w:val="17"/>
+        </w:rPr>
+        <w:t xml:space="preserve">), אימות נתונים ב-</w:t>
+      </w:r>
+      <w:r>
+        <w:rPr>
+          <w:rFonts w:ascii="Calibri" w:cs="Calibri" w:eastAsia="Calibri" w:hAnsi="Calibri"/>
+          <w:b w:val="false"/>
+          <w:bCs w:val="false"/>
+          <w:i w:val="false"/>
+          <w:iCs w:val="false"/>
+          <w:color w:val="2A2A2A"/>
+          <w:sz w:val="17"/>
+          <w:szCs w:val="17"/>
+        </w:rPr>
+        <w:t xml:space="preserve">SQL</w:t>
+      </w:r>
+      <w:r>
+        <w:rPr>
+          <w:rFonts w:ascii="David" w:cs="David" w:eastAsia="David" w:hAnsi="David"/>
+          <w:b w:val="false"/>
+          <w:bCs w:val="false"/>
+          <w:i w:val="false"/>
+          <w:iCs w:val="false"/>
+          <w:color w:val="2A2A2A"/>
+          <w:sz w:val="17"/>
+          <w:szCs w:val="17"/>
+        </w:rPr>
+        <w:t xml:space="preserve">, בדיקות API (</w:t>
+      </w:r>
+      <w:r>
+        <w:rPr>
+          <w:rFonts w:ascii="Calibri" w:cs="Calibri" w:eastAsia="Calibri" w:hAnsi="Calibri"/>
+          <w:b w:val="false"/>
+          <w:bCs w:val="false"/>
+          <w:i w:val="false"/>
+          <w:iCs w:val="false"/>
+          <w:color w:val="2A2A2A"/>
+          <w:sz w:val="17"/>
+          <w:szCs w:val="17"/>
+        </w:rPr>
+        <w:t xml:space="preserve">Postman, Swagger</w:t>
+      </w:r>
+      <w:r>
+        <w:rPr>
+          <w:rFonts w:ascii="David" w:cs="David" w:eastAsia="David" w:hAnsi="David"/>
+          <w:b w:val="false"/>
+          <w:bCs w:val="false"/>
+          <w:i w:val="false"/>
+          <w:iCs w:val="false"/>
+          <w:color w:val="2A2A2A"/>
+          <w:sz w:val="17"/>
+          <w:szCs w:val="17"/>
+        </w:rPr>
+        <w:t xml:space="preserve">)</w:t>
       </w:r>
     </w:p>
     <w:p>
@@ -613,7 +673,7 @@
           <w:numId w:val="2"/>
         </w:numPr>
         <w:bidi/>
-        <w:spacing w:after="28" w:before="28" w:line="268"/>
+        <w:spacing w:after="12" w:before="12" w:line="232"/>
         <w:jc w:val="right"/>
       </w:pPr>
       <w:r>
@@ -624,10 +684,36 @@
           <w:i w:val="false"/>
           <w:iCs w:val="false"/>
           <w:color w:val="2A2A2A"/>
-          <w:sz w:val="19"/>
-          <w:szCs w:val="19"/>
-        </w:rPr>
-        <w:t xml:space="preserve">ניהול ריצות אוטומטיות וניתוח תוצאות דרך Cloudbeat (פלטפורמת ניהול בדיקות עם runner מובנה)</w:t>
+          <w:sz w:val="17"/>
+          <w:szCs w:val="17"/>
+        </w:rPr>
+        <w:t xml:space="preserve">ניהול והרצת בדיקות ב-</w:t>
+      </w:r>
+      <w:r>
+        <w:rPr>
+          <w:rFonts w:ascii="Calibri" w:cs="Calibri" w:eastAsia="Calibri" w:hAnsi="Calibri"/>
+          <w:b w:val="false"/>
+          <w:bCs w:val="false"/>
+          <w:i w:val="false"/>
+          <w:iCs w:val="false"/>
+          <w:color w:val="2A2A2A"/>
+          <w:sz w:val="17"/>
+          <w:szCs w:val="17"/>
+        </w:rPr>
+        <w:t xml:space="preserve">Cloudbeat</w:t>
+      </w:r>
+      <w:r>
+        <w:rPr>
+          <w:rFonts w:ascii="David" w:cs="David" w:eastAsia="David" w:hAnsi="David"/>
+          <w:b w:val="false"/>
+          <w:bCs w:val="false"/>
+          <w:i w:val="false"/>
+          <w:iCs w:val="false"/>
+          <w:color w:val="2A2A2A"/>
+          <w:sz w:val="17"/>
+          <w:szCs w:val="17"/>
+        </w:rPr>
+        <w:t xml:space="preserve"> (פלטפורמת ניהול בדיקות עם מנוע הרצה מובנה)</w:t>
       </w:r>
     </w:p>
     <w:p>
@@ -638,21 +724,34 @@
           <w:numId w:val="2"/>
         </w:numPr>
         <w:bidi/>
-        <w:spacing w:after="28" w:before="28" w:line="268"/>
+        <w:spacing w:after="12" w:before="12" w:line="232"/>
         <w:jc w:val="right"/>
       </w:pPr>
       <w:r>
         <w:rPr>
+          <w:rFonts w:ascii="Calibri" w:cs="Calibri" w:eastAsia="Calibri" w:hAnsi="Calibri"/>
+          <w:b w:val="false"/>
+          <w:bCs w:val="false"/>
+          <w:i w:val="false"/>
+          <w:iCs w:val="false"/>
+          <w:color w:val="2A2A2A"/>
+          <w:sz w:val="17"/>
+          <w:szCs w:val="17"/>
+        </w:rPr>
+        <w:t xml:space="preserve">Playwright</w:t>
+      </w:r>
+      <w:r>
+        <w:rPr>
           <w:rFonts w:ascii="David" w:cs="David" w:eastAsia="David" w:hAnsi="David"/>
           <w:b w:val="false"/>
           <w:bCs w:val="false"/>
           <w:i w:val="false"/>
           <w:iCs w:val="false"/>
           <w:color w:val="2A2A2A"/>
-          <w:sz w:val="19"/>
-          <w:szCs w:val="19"/>
-        </w:rPr>
-        <w:t xml:space="preserve">כתיבת קוד Playwright ברמת מתחיל; ניסיון בהרצה וניתוח של חבילות בדיקות אוטומטיות</w:t>
+          <w:sz w:val="17"/>
+          <w:szCs w:val="17"/>
+        </w:rPr>
+        <w:t xml:space="preserve"> ברמת מתחיל; ניסיון רב בהרצה וניתוח חבילות רגרסיה אוטומטיות</w:t>
       </w:r>
     </w:p>
     <w:p>
@@ -663,7 +762,7 @@
           <w:numId w:val="2"/>
         </w:numPr>
         <w:bidi/>
-        <w:spacing w:after="28" w:before="28" w:line="268"/>
+        <w:spacing w:after="12" w:before="12" w:line="232"/>
         <w:jc w:val="right"/>
       </w:pPr>
       <w:r>
@@ -674,10 +773,49 @@
           <w:i w:val="false"/>
           <w:iCs w:val="false"/>
           <w:color w:val="2A2A2A"/>
-          <w:sz w:val="19"/>
-          <w:szCs w:val="19"/>
-        </w:rPr>
-        <w:t xml:space="preserve">כתיבת מאמרי ידע פנימיים (Jifipedia / Confluence) שאומצו על ידי כל צוות ה-R&amp;D</w:t>
+          <w:sz w:val="17"/>
+          <w:szCs w:val="17"/>
+        </w:rPr>
+        <w:t xml:space="preserve">כתיבת מאמרי ידע ב-</w:t>
+      </w:r>
+      <w:r>
+        <w:rPr>
+          <w:rFonts w:ascii="Calibri" w:cs="Calibri" w:eastAsia="Calibri" w:hAnsi="Calibri"/>
+          <w:b w:val="false"/>
+          <w:bCs w:val="false"/>
+          <w:i w:val="false"/>
+          <w:iCs w:val="false"/>
+          <w:color w:val="2A2A2A"/>
+          <w:sz w:val="17"/>
+          <w:szCs w:val="17"/>
+        </w:rPr>
+        <w:t xml:space="preserve">Jifipedia / Confluence</w:t>
+      </w:r>
+      <w:r>
+        <w:rPr>
+          <w:rFonts w:ascii="David" w:cs="David" w:eastAsia="David" w:hAnsi="David"/>
+          <w:b w:val="false"/>
+          <w:bCs w:val="false"/>
+          <w:i w:val="false"/>
+          <w:iCs w:val="false"/>
+          <w:color w:val="2A2A2A"/>
+          <w:sz w:val="17"/>
+          <w:szCs w:val="17"/>
+        </w:rPr>
+        <w:t xml:space="preserve"> שאומצו על ידי כל צוות ה-</w:t>
+      </w:r>
+      <w:r>
+        <w:rPr>
+          <w:rFonts w:ascii="Calibri" w:cs="Calibri" w:eastAsia="Calibri" w:hAnsi="Calibri"/>
+          <w:b w:val="false"/>
+          <w:bCs w:val="false"/>
+          <w:i w:val="false"/>
+          <w:iCs w:val="false"/>
+          <w:color w:val="2A2A2A"/>
+          <w:sz w:val="17"/>
+          <w:szCs w:val="17"/>
+        </w:rPr>
+        <w:t xml:space="preserve">R&amp;D</w:t>
       </w:r>
     </w:p>
     <w:p>
@@ -688,7 +826,7 @@
           <w:numId w:val="2"/>
         </w:numPr>
         <w:bidi/>
-        <w:spacing w:after="28" w:before="28" w:line="268"/>
+        <w:spacing w:after="12" w:before="12" w:line="232"/>
         <w:jc w:val="right"/>
       </w:pPr>
       <w:r>
@@ -699,15 +837,80 @@
           <w:i w:val="false"/>
           <w:iCs w:val="false"/>
           <w:color w:val="2A2A2A"/>
-          <w:sz w:val="19"/>
-          <w:szCs w:val="19"/>
-        </w:rPr>
-        <w:t xml:space="preserve">שימוש בכלי AI (Claude, NotebookLM) לקידום תכנון בדיקות, תיעוד ובניית כלי QA מותאמים</w:t>
+          <w:sz w:val="17"/>
+          <w:szCs w:val="17"/>
+        </w:rPr>
+        <w:t xml:space="preserve">בנה כלי QA פנימיים (</w:t>
+      </w:r>
+      <w:r>
+        <w:rPr>
+          <w:rFonts w:ascii="Calibri" w:cs="Calibri" w:eastAsia="Calibri" w:hAnsi="Calibri"/>
+          <w:b w:val="false"/>
+          <w:bCs w:val="false"/>
+          <w:i w:val="false"/>
+          <w:iCs w:val="false"/>
+          <w:color w:val="2A2A2A"/>
+          <w:sz w:val="17"/>
+          <w:szCs w:val="17"/>
+        </w:rPr>
+        <w:t xml:space="preserve">UI Diff vs Figma, NotebookLM</w:t>
+      </w:r>
+      <w:r>
+        <w:rPr>
+          <w:rFonts w:ascii="David" w:cs="David" w:eastAsia="David" w:hAnsi="David"/>
+          <w:b w:val="false"/>
+          <w:bCs w:val="false"/>
+          <w:i w:val="false"/>
+          <w:iCs w:val="false"/>
+          <w:color w:val="2A2A2A"/>
+          <w:sz w:val="17"/>
+          <w:szCs w:val="17"/>
+        </w:rPr>
+        <w:t xml:space="preserve">) באמצעות </w:t>
+      </w:r>
+      <w:r>
+        <w:rPr>
+          <w:rFonts w:ascii="Calibri" w:cs="Calibri" w:eastAsia="Calibri" w:hAnsi="Calibri"/>
+          <w:b w:val="false"/>
+          <w:bCs w:val="false"/>
+          <w:i w:val="false"/>
+          <w:iCs w:val="false"/>
+          <w:color w:val="2A2A2A"/>
+          <w:sz w:val="17"/>
+          <w:szCs w:val="17"/>
+        </w:rPr>
+        <w:t xml:space="preserve">Claude</w:t>
+      </w:r>
+      <w:r>
+        <w:rPr>
+          <w:rFonts w:ascii="David" w:cs="David" w:eastAsia="David" w:hAnsi="David"/>
+          <w:b w:val="false"/>
+          <w:bCs w:val="false"/>
+          <w:i w:val="false"/>
+          <w:iCs w:val="false"/>
+          <w:color w:val="2A2A2A"/>
+          <w:sz w:val="17"/>
+          <w:szCs w:val="17"/>
+        </w:rPr>
+        <w:t xml:space="preserve"> — בגישת </w:t>
+      </w:r>
+      <w:r>
+        <w:rPr>
+          <w:rFonts w:ascii="Calibri" w:cs="Calibri" w:eastAsia="Calibri" w:hAnsi="Calibri"/>
+          <w:b w:val="false"/>
+          <w:bCs w:val="false"/>
+          <w:i w:val="false"/>
+          <w:iCs w:val="false"/>
+          <w:color w:val="2A2A2A"/>
+          <w:sz w:val="17"/>
+          <w:szCs w:val="17"/>
+        </w:rPr>
+        <w:t xml:space="preserve">"vibe coding"</w:t>
       </w:r>
     </w:p>
     <w:p>
       <w:pPr>
-        <w:spacing w:after="0" w:before="0" w:line="160"/>
+        <w:spacing w:after="0" w:before="0" w:line="80"/>
       </w:pPr>
       <w:r>
         <w:t xml:space="preserve"/>
@@ -750,7 +953,7 @@
           <w:p>
             <w:pPr>
               <w:bidi/>
-              <w:spacing w:after="0" w:before="60" w:line="260"/>
+              <w:spacing w:after="0" w:before="40" w:line="220"/>
               <w:jc w:val="left"/>
             </w:pPr>
             <w:r>
@@ -761,8 +964,8 @@
                 <w:i w:val="false"/>
                 <w:iCs w:val="false"/>
                 <w:color w:val="5A7FA8"/>
-                <w:sz w:val="17"/>
-                <w:szCs w:val="17"/>
+                <w:sz w:val="16"/>
+                <w:szCs w:val="16"/>
               </w:rPr>
               <w:t xml:space="preserve">2019 – 2022</w:t>
             </w:r>
@@ -788,55 +991,22 @@
           <w:p>
             <w:pPr>
               <w:bidi/>
-              <w:spacing w:after="0" w:before="60" w:line="260"/>
+              <w:spacing w:after="0" w:before="40" w:line="220"/>
               <w:jc w:val="right"/>
             </w:pPr>
             <w:r>
               <w:rPr>
-                <w:rFonts w:ascii="David" w:cs="David" w:eastAsia="David" w:hAnsi="David"/>
+                <w:rFonts w:ascii="Calibri" w:cs="Calibri" w:eastAsia="Calibri" w:hAnsi="Calibri"/>
                 <w:b/>
                 <w:bCs/>
                 <w:i w:val="false"/>
                 <w:iCs w:val="false"/>
                 <w:color w:val="1B3A5C"/>
-                <w:sz w:val="22"/>
-                <w:szCs w:val="22"/>
-              </w:rPr>
-              <w:t xml:space="preserve">Wix</w:t>
-            </w:r>
-            <w:r>
-              <w:rPr>
-                <w:rFonts w:ascii="David" w:cs="David" w:eastAsia="David" w:hAnsi="David"/>
-                <w:b w:val="false"/>
-                <w:bCs w:val="false"/>
-                <w:i w:val="false"/>
-                <w:iCs w:val="false"/>
-                <w:color w:val="5A7FA8"/>
                 <w:sz w:val="19"/>
                 <w:szCs w:val="19"/>
               </w:rPr>
-              <w:t xml:space="preserve">  ·  </w:t>
-            </w:r>
-            <w:r>
-              <w:rPr>
-                <w:rFonts w:ascii="David" w:cs="David" w:eastAsia="David" w:hAnsi="David"/>
-                <w:b w:val="false"/>
-                <w:bCs w:val="false"/>
-                <w:i/>
-                <w:iCs/>
-                <w:color w:val="2A2A2A"/>
-                <w:sz w:val="19"/>
-                <w:szCs w:val="19"/>
-              </w:rPr>
-              <w:t xml:space="preserve">מהנדס QA (QA יחיד)</w:t>
-            </w:r>
-          </w:p>
-          <w:p>
-            <w:pPr>
-              <w:bidi/>
-              <w:spacing w:after="0" w:before="6" w:line="260"/>
-              <w:jc w:val="right"/>
-            </w:pPr>
+              <w:t xml:space="preserve">Wix</w:t>
+            </w:r>
             <w:r>
               <w:rPr>
                 <w:rFonts w:ascii="David" w:cs="David" w:eastAsia="David" w:hAnsi="David"/>
@@ -847,6 +1017,45 @@
                 <w:color w:val="5A7FA8"/>
                 <w:sz w:val="17"/>
                 <w:szCs w:val="17"/>
+              </w:rPr>
+              <w:t xml:space="preserve">  ·  </w:t>
+            </w:r>
+            <w:r>
+              <w:rPr>
+                <w:rFonts w:ascii="David" w:cs="David" w:eastAsia="David" w:hAnsi="David"/>
+                <w:b w:val="false"/>
+                <w:bCs w:val="false"/>
+                <w:i/>
+                <w:iCs/>
+                <w:color w:val="2A2A2A"/>
+                <w:sz w:val="17"/>
+                <w:szCs w:val="17"/>
+              </w:rPr>
+              <w:t xml:space="preserve">מהנדס QA (QA יחיד)</w:t>
+            </w:r>
+            <w:r>
+              <w:rPr>
+                <w:rFonts w:ascii="David" w:cs="David" w:eastAsia="David" w:hAnsi="David"/>
+                <w:b w:val="false"/>
+                <w:bCs w:val="false"/>
+                <w:i w:val="false"/>
+                <w:iCs w:val="false"/>
+                <w:color w:val="5A7FA8"/>
+                <w:sz w:val="17"/>
+                <w:szCs w:val="17"/>
+              </w:rPr>
+              <w:t xml:space="preserve">  —  </w:t>
+            </w:r>
+            <w:r>
+              <w:rPr>
+                <w:rFonts w:ascii="David" w:cs="David" w:eastAsia="David" w:hAnsi="David"/>
+                <w:b w:val="false"/>
+                <w:bCs w:val="false"/>
+                <w:i w:val="false"/>
+                <w:iCs w:val="false"/>
+                <w:color w:val="5A7FA8"/>
+                <w:sz w:val="16"/>
+                <w:szCs w:val="16"/>
               </w:rPr>
               <w:t xml:space="preserve">פתח תקווה</w:t>
             </w:r>
@@ -854,14 +1063,6 @@
         </w:tc>
       </w:tr>
     </w:tbl>
-    <w:p>
-      <w:pPr>
-        <w:spacing w:after="0" w:before="0" w:line="40"/>
-      </w:pPr>
-      <w:r>
-        <w:t xml:space="preserve"/>
-      </w:r>
-    </w:p>
     <w:p>
       <w:pPr>
         <w:pStyle w:val="ListParagraph"/>
@@ -870,7 +1071,7 @@
           <w:numId w:val="2"/>
         </w:numPr>
         <w:bidi/>
-        <w:spacing w:after="28" w:before="28" w:line="268"/>
+        <w:spacing w:after="12" w:before="12" w:line="232"/>
         <w:jc w:val="right"/>
       </w:pPr>
       <w:r>
@@ -881,10 +1082,10 @@
           <w:i w:val="false"/>
           <w:iCs w:val="false"/>
           <w:color w:val="2A2A2A"/>
-          <w:sz w:val="19"/>
-          <w:szCs w:val="19"/>
-        </w:rPr>
-        <w:t xml:space="preserve">QA יחיד בסקוואד חוצה-פונקציות של 8 מהנדסים; אחריות מלאה על מחזור הבדיקות</w:t>
+          <w:sz w:val="17"/>
+          <w:szCs w:val="17"/>
+        </w:rPr>
+        <w:t xml:space="preserve">QA יחיד בצוות חוצה-תפקודים של 8 מהנדסים; אחריות מלאה על מחזור הבדיקות</w:t>
       </w:r>
     </w:p>
     <w:p>
@@ -895,7 +1096,7 @@
           <w:numId w:val="2"/>
         </w:numPr>
         <w:bidi/>
-        <w:spacing w:after="28" w:before="28" w:line="268"/>
+        <w:spacing w:after="12" w:before="12" w:line="232"/>
         <w:jc w:val="right"/>
       </w:pPr>
       <w:r>
@@ -906,40 +1107,80 @@
           <w:i w:val="false"/>
           <w:iCs w:val="false"/>
           <w:color w:val="2A2A2A"/>
-          <w:sz w:val="19"/>
-          <w:szCs w:val="19"/>
-        </w:rPr>
-        <w:t xml:space="preserve">בדיקות ידניות: Web, Mobile, API (Postman, Fiddler), ואינטגרציות צד שלישי</w:t>
+          <w:sz w:val="17"/>
+          <w:szCs w:val="17"/>
+        </w:rPr>
+        <w:t xml:space="preserve">בדיקות ידניות ל-</w:t>
+      </w:r>
+      <w:r>
+        <w:rPr>
+          <w:rFonts w:ascii="Calibri" w:cs="Calibri" w:eastAsia="Calibri" w:hAnsi="Calibri"/>
+          <w:b w:val="false"/>
+          <w:bCs w:val="false"/>
+          <w:i w:val="false"/>
+          <w:iCs w:val="false"/>
+          <w:color w:val="2A2A2A"/>
+          <w:sz w:val="17"/>
+          <w:szCs w:val="17"/>
+        </w:rPr>
+        <w:t xml:space="preserve">Web/Mobile</w:t>
+      </w:r>
+      <w:r>
+        <w:rPr>
+          <w:rFonts w:ascii="David" w:cs="David" w:eastAsia="David" w:hAnsi="David"/>
+          <w:b w:val="false"/>
+          <w:bCs w:val="false"/>
+          <w:i w:val="false"/>
+          <w:iCs w:val="false"/>
+          <w:color w:val="2A2A2A"/>
+          <w:sz w:val="17"/>
+          <w:szCs w:val="17"/>
+        </w:rPr>
+        <w:t xml:space="preserve">, </w:t>
+      </w:r>
+      <w:r>
+        <w:rPr>
+          <w:rFonts w:ascii="Calibri" w:cs="Calibri" w:eastAsia="Calibri" w:hAnsi="Calibri"/>
+          <w:b w:val="false"/>
+          <w:bCs w:val="false"/>
+          <w:i w:val="false"/>
+          <w:iCs w:val="false"/>
+          <w:color w:val="2A2A2A"/>
+          <w:sz w:val="17"/>
+          <w:szCs w:val="17"/>
+        </w:rPr>
+        <w:t xml:space="preserve">API (Postman, Fiddler)</w:t>
+      </w:r>
+      <w:r>
+        <w:rPr>
+          <w:rFonts w:ascii="David" w:cs="David" w:eastAsia="David" w:hAnsi="David"/>
+          <w:b w:val="false"/>
+          <w:bCs w:val="false"/>
+          <w:i w:val="false"/>
+          <w:iCs w:val="false"/>
+          <w:color w:val="2A2A2A"/>
+          <w:sz w:val="17"/>
+          <w:szCs w:val="17"/>
+        </w:rPr>
+        <w:t xml:space="preserve">, רגרסיה ב-</w:t>
+      </w:r>
+      <w:r>
+        <w:rPr>
+          <w:rFonts w:ascii="Calibri" w:cs="Calibri" w:eastAsia="Calibri" w:hAnsi="Calibri"/>
+          <w:b w:val="false"/>
+          <w:bCs w:val="false"/>
+          <w:i w:val="false"/>
+          <w:iCs w:val="false"/>
+          <w:color w:val="2A2A2A"/>
+          <w:sz w:val="17"/>
+          <w:szCs w:val="17"/>
+        </w:rPr>
+        <w:t xml:space="preserve">Selenium + TestProject</w:t>
       </w:r>
     </w:p>
     <w:p>
       <w:pPr>
-        <w:pStyle w:val="ListParagraph"/>
-        <w:numPr>
-          <w:ilvl w:val="0"/>
-          <w:numId w:val="2"/>
-        </w:numPr>
-        <w:bidi/>
-        <w:spacing w:after="28" w:before="28" w:line="268"/>
-        <w:jc w:val="right"/>
-      </w:pPr>
-      <w:r>
-        <w:rPr>
-          <w:rFonts w:ascii="David" w:cs="David" w:eastAsia="David" w:hAnsi="David"/>
-          <w:b w:val="false"/>
-          <w:bCs w:val="false"/>
-          <w:i w:val="false"/>
-          <w:iCs w:val="false"/>
-          <w:color w:val="2A2A2A"/>
-          <w:sz w:val="19"/>
-          <w:szCs w:val="19"/>
-        </w:rPr>
-        <w:t xml:space="preserve">אוטומציה עם Selenium + TestProject — כתיבה ותחזוקה של סוויטות רגרסיה</w:t>
-      </w:r>
-    </w:p>
-    <w:p>
-      <w:pPr>
-        <w:spacing w:after="0" w:before="0" w:line="160"/>
+        <w:spacing w:after="0" w:before="0" w:line="80"/>
       </w:pPr>
       <w:r>
         <w:t xml:space="preserve"/>
@@ -982,7 +1223,7 @@
           <w:p>
             <w:pPr>
               <w:bidi/>
-              <w:spacing w:after="0" w:before="60" w:line="260"/>
+              <w:spacing w:after="0" w:before="40" w:line="220"/>
               <w:jc w:val="left"/>
             </w:pPr>
             <w:r>
@@ -993,8 +1234,8 @@
                 <w:i w:val="false"/>
                 <w:iCs w:val="false"/>
                 <w:color w:val="5A7FA8"/>
-                <w:sz w:val="17"/>
-                <w:szCs w:val="17"/>
+                <w:sz w:val="16"/>
+                <w:szCs w:val="16"/>
               </w:rPr>
               <w:t xml:space="preserve">2016 – 2019</w:t>
             </w:r>
@@ -1020,55 +1261,22 @@
           <w:p>
             <w:pPr>
               <w:bidi/>
-              <w:spacing w:after="0" w:before="60" w:line="260"/>
+              <w:spacing w:after="0" w:before="40" w:line="220"/>
               <w:jc w:val="right"/>
             </w:pPr>
             <w:r>
               <w:rPr>
-                <w:rFonts w:ascii="David" w:cs="David" w:eastAsia="David" w:hAnsi="David"/>
+                <w:rFonts w:ascii="Calibri" w:cs="Calibri" w:eastAsia="Calibri" w:hAnsi="Calibri"/>
                 <w:b/>
                 <w:bCs/>
                 <w:i w:val="false"/>
                 <w:iCs w:val="false"/>
                 <w:color w:val="1B3A5C"/>
-                <w:sz w:val="22"/>
-                <w:szCs w:val="22"/>
-              </w:rPr>
-              <w:t xml:space="preserve">Hotelbeds</w:t>
-            </w:r>
-            <w:r>
-              <w:rPr>
-                <w:rFonts w:ascii="David" w:cs="David" w:eastAsia="David" w:hAnsi="David"/>
-                <w:b w:val="false"/>
-                <w:bCs w:val="false"/>
-                <w:i w:val="false"/>
-                <w:iCs w:val="false"/>
-                <w:color w:val="5A7FA8"/>
                 <w:sz w:val="19"/>
                 <w:szCs w:val="19"/>
               </w:rPr>
-              <w:t xml:space="preserve">  ·  </w:t>
-            </w:r>
-            <w:r>
-              <w:rPr>
-                <w:rFonts w:ascii="David" w:cs="David" w:eastAsia="David" w:hAnsi="David"/>
-                <w:b w:val="false"/>
-                <w:bCs w:val="false"/>
-                <w:i/>
-                <w:iCs/>
-                <w:color w:val="2A2A2A"/>
-                <w:sz w:val="19"/>
-                <w:szCs w:val="19"/>
-              </w:rPr>
-              <w:t xml:space="preserve">מהנדס QA ו-Scrum Master</w:t>
-            </w:r>
-          </w:p>
-          <w:p>
-            <w:pPr>
-              <w:bidi/>
-              <w:spacing w:after="0" w:before="6" w:line="260"/>
-              <w:jc w:val="right"/>
-            </w:pPr>
+              <w:t xml:space="preserve">Hotelbeds</w:t>
+            </w:r>
             <w:r>
               <w:rPr>
                 <w:rFonts w:ascii="David" w:cs="David" w:eastAsia="David" w:hAnsi="David"/>
@@ -1079,6 +1287,45 @@
                 <w:color w:val="5A7FA8"/>
                 <w:sz w:val="17"/>
                 <w:szCs w:val="17"/>
+              </w:rPr>
+              <w:t xml:space="preserve">  ·  </w:t>
+            </w:r>
+            <w:r>
+              <w:rPr>
+                <w:rFonts w:ascii="David" w:cs="David" w:eastAsia="David" w:hAnsi="David"/>
+                <w:b w:val="false"/>
+                <w:bCs w:val="false"/>
+                <w:i/>
+                <w:iCs/>
+                <w:color w:val="2A2A2A"/>
+                <w:sz w:val="17"/>
+                <w:szCs w:val="17"/>
+              </w:rPr>
+              <w:t xml:space="preserve">מהנדס QA ו-Scrum Master</w:t>
+            </w:r>
+            <w:r>
+              <w:rPr>
+                <w:rFonts w:ascii="David" w:cs="David" w:eastAsia="David" w:hAnsi="David"/>
+                <w:b w:val="false"/>
+                <w:bCs w:val="false"/>
+                <w:i w:val="false"/>
+                <w:iCs w:val="false"/>
+                <w:color w:val="5A7FA8"/>
+                <w:sz w:val="17"/>
+                <w:szCs w:val="17"/>
+              </w:rPr>
+              <w:t xml:space="preserve">  —  </w:t>
+            </w:r>
+            <w:r>
+              <w:rPr>
+                <w:rFonts w:ascii="David" w:cs="David" w:eastAsia="David" w:hAnsi="David"/>
+                <w:b w:val="false"/>
+                <w:bCs w:val="false"/>
+                <w:i w:val="false"/>
+                <w:iCs w:val="false"/>
+                <w:color w:val="5A7FA8"/>
+                <w:sz w:val="16"/>
+                <w:szCs w:val="16"/>
               </w:rPr>
               <w:t xml:space="preserve">פתח תקווה</w:t>
             </w:r>
@@ -1086,14 +1333,6 @@
         </w:tc>
       </w:tr>
     </w:tbl>
-    <w:p>
-      <w:pPr>
-        <w:spacing w:after="0" w:before="0" w:line="40"/>
-      </w:pPr>
-      <w:r>
-        <w:t xml:space="preserve"/>
-      </w:r>
-    </w:p>
     <w:p>
       <w:pPr>
         <w:pStyle w:val="ListParagraph"/>
@@ -1102,7 +1341,7 @@
           <w:numId w:val="2"/>
         </w:numPr>
         <w:bidi/>
-        <w:spacing w:after="28" w:before="28" w:line="268"/>
+        <w:spacing w:after="12" w:before="12" w:line="232"/>
         <w:jc w:val="right"/>
       </w:pPr>
       <w:r>
@@ -1113,10 +1352,62 @@
           <w:i w:val="false"/>
           <w:iCs w:val="false"/>
           <w:color w:val="2A2A2A"/>
-          <w:sz w:val="19"/>
-          <w:szCs w:val="19"/>
-        </w:rPr>
-        <w:t xml:space="preserve">בדיקות פונקציונליות לפלטפורמת נסיעות B2B גלובלית; Scrum Master לצוות של 12</w:t>
+          <w:sz w:val="17"/>
+          <w:szCs w:val="17"/>
+        </w:rPr>
+        <w:t xml:space="preserve">בדיקות פונקציונליות לפלטפורמת נסיעות </w:t>
+      </w:r>
+      <w:r>
+        <w:rPr>
+          <w:rFonts w:ascii="Calibri" w:cs="Calibri" w:eastAsia="Calibri" w:hAnsi="Calibri"/>
+          <w:b w:val="false"/>
+          <w:bCs w:val="false"/>
+          <w:i w:val="false"/>
+          <w:iCs w:val="false"/>
+          <w:color w:val="2A2A2A"/>
+          <w:sz w:val="17"/>
+          <w:szCs w:val="17"/>
+        </w:rPr>
+        <w:t xml:space="preserve">B2B</w:t>
+      </w:r>
+      <w:r>
+        <w:rPr>
+          <w:rFonts w:ascii="David" w:cs="David" w:eastAsia="David" w:hAnsi="David"/>
+          <w:b w:val="false"/>
+          <w:bCs w:val="false"/>
+          <w:i w:val="false"/>
+          <w:iCs w:val="false"/>
+          <w:color w:val="2A2A2A"/>
+          <w:sz w:val="17"/>
+          <w:szCs w:val="17"/>
+        </w:rPr>
+        <w:t xml:space="preserve"> גלובלית; </w:t>
+      </w:r>
+      <w:r>
+        <w:rPr>
+          <w:rFonts w:ascii="Calibri" w:cs="Calibri" w:eastAsia="Calibri" w:hAnsi="Calibri"/>
+          <w:b w:val="false"/>
+          <w:bCs w:val="false"/>
+          <w:i w:val="false"/>
+          <w:iCs w:val="false"/>
+          <w:color w:val="2A2A2A"/>
+          <w:sz w:val="17"/>
+          <w:szCs w:val="17"/>
+        </w:rPr>
+        <w:t xml:space="preserve">Scrum Master</w:t>
+      </w:r>
+      <w:r>
+        <w:rPr>
+          <w:rFonts w:ascii="David" w:cs="David" w:eastAsia="David" w:hAnsi="David"/>
+          <w:b w:val="false"/>
+          <w:bCs w:val="false"/>
+          <w:i w:val="false"/>
+          <w:iCs w:val="false"/>
+          <w:color w:val="2A2A2A"/>
+          <w:sz w:val="17"/>
+          <w:szCs w:val="17"/>
+        </w:rPr>
+        <w:t xml:space="preserve"> לצוות של 12</w:t>
       </w:r>
     </w:p>
     <w:p>
@@ -1127,7 +1418,7 @@
           <w:numId w:val="2"/>
         </w:numPr>
         <w:bidi/>
-        <w:spacing w:after="28" w:before="28" w:line="268"/>
+        <w:spacing w:after="12" w:before="12" w:line="232"/>
         <w:jc w:val="right"/>
       </w:pPr>
       <w:r>
@@ -1138,15 +1429,41 @@
           <w:i w:val="false"/>
           <w:iCs w:val="false"/>
           <w:color w:val="2A2A2A"/>
-          <w:sz w:val="19"/>
-          <w:szCs w:val="19"/>
-        </w:rPr>
-        <w:t xml:space="preserve">אימות נתונים בSQL; ניתוח תוצאות אוטומציה ודיווח ליקויים</w:t>
+          <w:sz w:val="17"/>
+          <w:szCs w:val="17"/>
+        </w:rPr>
+        <w:t xml:space="preserve">אימות נתונים ב-</w:t>
+      </w:r>
+      <w:r>
+        <w:rPr>
+          <w:rFonts w:ascii="Calibri" w:cs="Calibri" w:eastAsia="Calibri" w:hAnsi="Calibri"/>
+          <w:b w:val="false"/>
+          <w:bCs w:val="false"/>
+          <w:i w:val="false"/>
+          <w:iCs w:val="false"/>
+          <w:color w:val="2A2A2A"/>
+          <w:sz w:val="17"/>
+          <w:szCs w:val="17"/>
+        </w:rPr>
+        <w:t xml:space="preserve">SQL</w:t>
+      </w:r>
+      <w:r>
+        <w:rPr>
+          <w:rFonts w:ascii="David" w:cs="David" w:eastAsia="David" w:hAnsi="David"/>
+          <w:b w:val="false"/>
+          <w:bCs w:val="false"/>
+          <w:i w:val="false"/>
+          <w:iCs w:val="false"/>
+          <w:color w:val="2A2A2A"/>
+          <w:sz w:val="17"/>
+          <w:szCs w:val="17"/>
+        </w:rPr>
+        <w:t xml:space="preserve">, ניתוח תוצאות אוטומציה</w:t>
       </w:r>
     </w:p>
     <w:p>
       <w:pPr>
-        <w:spacing w:after="0" w:before="0" w:line="160"/>
+        <w:spacing w:after="0" w:before="0" w:line="80"/>
       </w:pPr>
       <w:r>
         <w:t xml:space="preserve"/>
@@ -1189,7 +1506,7 @@
           <w:p>
             <w:pPr>
               <w:bidi/>
-              <w:spacing w:after="0" w:before="60" w:line="260"/>
+              <w:spacing w:after="0" w:before="40" w:line="220"/>
               <w:jc w:val="left"/>
             </w:pPr>
             <w:r>
@@ -1200,8 +1517,8 @@
                 <w:i w:val="false"/>
                 <w:iCs w:val="false"/>
                 <w:color w:val="5A7FA8"/>
-                <w:sz w:val="17"/>
-                <w:szCs w:val="17"/>
+                <w:sz w:val="16"/>
+                <w:szCs w:val="16"/>
               </w:rPr>
               <w:t xml:space="preserve">2013 – 2016</w:t>
             </w:r>
@@ -1227,55 +1544,22 @@
           <w:p>
             <w:pPr>
               <w:bidi/>
-              <w:spacing w:after="0" w:before="60" w:line="260"/>
+              <w:spacing w:after="0" w:before="40" w:line="220"/>
               <w:jc w:val="right"/>
             </w:pPr>
             <w:r>
               <w:rPr>
-                <w:rFonts w:ascii="David" w:cs="David" w:eastAsia="David" w:hAnsi="David"/>
+                <w:rFonts w:ascii="Calibri" w:cs="Calibri" w:eastAsia="Calibri" w:hAnsi="Calibri"/>
                 <w:b/>
                 <w:bCs/>
                 <w:i w:val="false"/>
                 <w:iCs w:val="false"/>
                 <w:color w:val="1B3A5C"/>
-                <w:sz w:val="22"/>
-                <w:szCs w:val="22"/>
-              </w:rPr>
-              <w:t xml:space="preserve">NCR</w:t>
-            </w:r>
-            <w:r>
-              <w:rPr>
-                <w:rFonts w:ascii="David" w:cs="David" w:eastAsia="David" w:hAnsi="David"/>
-                <w:b w:val="false"/>
-                <w:bCs w:val="false"/>
-                <w:i w:val="false"/>
-                <w:iCs w:val="false"/>
-                <w:color w:val="5A7FA8"/>
                 <w:sz w:val="19"/>
                 <w:szCs w:val="19"/>
               </w:rPr>
-              <w:t xml:space="preserve">  ·  </w:t>
-            </w:r>
-            <w:r>
-              <w:rPr>
-                <w:rFonts w:ascii="David" w:cs="David" w:eastAsia="David" w:hAnsi="David"/>
-                <w:b w:val="false"/>
-                <w:bCs w:val="false"/>
-                <w:i/>
-                <w:iCs/>
-                <w:color w:val="2A2A2A"/>
-                <w:sz w:val="19"/>
-                <w:szCs w:val="19"/>
-              </w:rPr>
-              <w:t xml:space="preserve">מהנדס QA</w:t>
-            </w:r>
-          </w:p>
-          <w:p>
-            <w:pPr>
-              <w:bidi/>
-              <w:spacing w:after="0" w:before="6" w:line="260"/>
-              <w:jc w:val="right"/>
-            </w:pPr>
+              <w:t xml:space="preserve">NCR</w:t>
+            </w:r>
             <w:r>
               <w:rPr>
                 <w:rFonts w:ascii="David" w:cs="David" w:eastAsia="David" w:hAnsi="David"/>
@@ -1286,6 +1570,45 @@
                 <w:color w:val="5A7FA8"/>
                 <w:sz w:val="17"/>
                 <w:szCs w:val="17"/>
+              </w:rPr>
+              <w:t xml:space="preserve">  ·  </w:t>
+            </w:r>
+            <w:r>
+              <w:rPr>
+                <w:rFonts w:ascii="David" w:cs="David" w:eastAsia="David" w:hAnsi="David"/>
+                <w:b w:val="false"/>
+                <w:bCs w:val="false"/>
+                <w:i/>
+                <w:iCs/>
+                <w:color w:val="2A2A2A"/>
+                <w:sz w:val="17"/>
+                <w:szCs w:val="17"/>
+              </w:rPr>
+              <w:t xml:space="preserve">מהנדס QA</w:t>
+            </w:r>
+            <w:r>
+              <w:rPr>
+                <w:rFonts w:ascii="David" w:cs="David" w:eastAsia="David" w:hAnsi="David"/>
+                <w:b w:val="false"/>
+                <w:bCs w:val="false"/>
+                <w:i w:val="false"/>
+                <w:iCs w:val="false"/>
+                <w:color w:val="5A7FA8"/>
+                <w:sz w:val="17"/>
+                <w:szCs w:val="17"/>
+              </w:rPr>
+              <w:t xml:space="preserve">  —  </w:t>
+            </w:r>
+            <w:r>
+              <w:rPr>
+                <w:rFonts w:ascii="David" w:cs="David" w:eastAsia="David" w:hAnsi="David"/>
+                <w:b w:val="false"/>
+                <w:bCs w:val="false"/>
+                <w:i w:val="false"/>
+                <w:iCs w:val="false"/>
+                <w:color w:val="5A7FA8"/>
+                <w:sz w:val="16"/>
+                <w:szCs w:val="16"/>
               </w:rPr>
               <w:t xml:space="preserve">רעננה</w:t>
             </w:r>
@@ -1293,14 +1616,6 @@
         </w:tc>
       </w:tr>
     </w:tbl>
-    <w:p>
-      <w:pPr>
-        <w:spacing w:after="0" w:before="0" w:line="40"/>
-      </w:pPr>
-      <w:r>
-        <w:t xml:space="preserve"/>
-      </w:r>
-    </w:p>
     <w:p>
       <w:pPr>
         <w:pStyle w:val="ListParagraph"/>
@@ -1309,7 +1624,7 @@
           <w:numId w:val="2"/>
         </w:numPr>
         <w:bidi/>
-        <w:spacing w:after="28" w:before="28" w:line="268"/>
+        <w:spacing w:after="12" w:before="12" w:line="232"/>
         <w:jc w:val="right"/>
       </w:pPr>
       <w:r>
@@ -1320,52 +1635,58 @@
           <w:i w:val="false"/>
           <w:iCs w:val="false"/>
           <w:color w:val="2A2A2A"/>
-          <w:sz w:val="19"/>
-          <w:szCs w:val="19"/>
-        </w:rPr>
-        <w:t xml:space="preserve">בדיקות אינטגרציה של חומרה ותוכנה במערכות קופה (POS)</w:t>
+          <w:sz w:val="17"/>
+          <w:szCs w:val="17"/>
+        </w:rPr>
+        <w:t xml:space="preserve">בדיקות אינטגרציה של חומרה ותוכנה במערכות קופה (</w:t>
+      </w:r>
+      <w:r>
+        <w:rPr>
+          <w:rFonts w:ascii="Calibri" w:cs="Calibri" w:eastAsia="Calibri" w:hAnsi="Calibri"/>
+          <w:b w:val="false"/>
+          <w:bCs w:val="false"/>
+          <w:i w:val="false"/>
+          <w:iCs w:val="false"/>
+          <w:color w:val="2A2A2A"/>
+          <w:sz w:val="17"/>
+          <w:szCs w:val="17"/>
+        </w:rPr>
+        <w:t xml:space="preserve">POS</w:t>
+      </w:r>
+      <w:r>
+        <w:rPr>
+          <w:rFonts w:ascii="David" w:cs="David" w:eastAsia="David" w:hAnsi="David"/>
+          <w:b w:val="false"/>
+          <w:bCs w:val="false"/>
+          <w:i w:val="false"/>
+          <w:iCs w:val="false"/>
+          <w:color w:val="2A2A2A"/>
+          <w:sz w:val="17"/>
+          <w:szCs w:val="17"/>
+        </w:rPr>
+        <w:t xml:space="preserve">); תיעוד </w:t>
+      </w:r>
+      <w:r>
+        <w:rPr>
+          <w:rFonts w:ascii="Calibri" w:cs="Calibri" w:eastAsia="Calibri" w:hAnsi="Calibri"/>
+          <w:b w:val="false"/>
+          <w:bCs w:val="false"/>
+          <w:i w:val="false"/>
+          <w:iCs w:val="false"/>
+          <w:color w:val="2A2A2A"/>
+          <w:sz w:val="17"/>
+          <w:szCs w:val="17"/>
+        </w:rPr>
+        <w:t xml:space="preserve">STD/STR/STP</w:t>
       </w:r>
     </w:p>
     <w:p>
       <w:pPr>
-        <w:pStyle w:val="ListParagraph"/>
-        <w:numPr>
-          <w:ilvl w:val="0"/>
-          <w:numId w:val="2"/>
-        </w:numPr>
-        <w:bidi/>
-        <w:spacing w:after="28" w:before="28" w:line="268"/>
-        <w:jc w:val="right"/>
-      </w:pPr>
-      <w:r>
-        <w:rPr>
-          <w:rFonts w:ascii="David" w:cs="David" w:eastAsia="David" w:hAnsi="David"/>
-          <w:b w:val="false"/>
-          <w:bCs w:val="false"/>
-          <w:i w:val="false"/>
-          <w:iCs w:val="false"/>
-          <w:color w:val="2A2A2A"/>
-          <w:sz w:val="19"/>
-          <w:szCs w:val="19"/>
-        </w:rPr>
-        <w:t xml:space="preserve">כתיבת תיעוד בדיקות מלא: STD / STR / STP</w:t>
-      </w:r>
-    </w:p>
-    <w:p>
-      <w:pPr>
-        <w:spacing w:after="0" w:before="0" w:line="80"/>
-      </w:pPr>
-      <w:r>
-        <w:t xml:space="preserve"/>
-      </w:r>
-    </w:p>
-    <w:p>
-      <w:pPr>
         <w:pBdr>
-          <w:bottom w:val="single" w:color="1B3A5C" w:sz="6" w:space="3"/>
+          <w:bottom w:val="single" w:color="1B3A5C" w:sz="4" w:space="2"/>
         </w:pBdr>
         <w:bidi/>
-        <w:spacing w:after="60" w:before="180" w:line="260"/>
+        <w:spacing w:after="30" w:before="100" w:line="220"/>
         <w:jc w:val="right"/>
       </w:pPr>
       <w:r>
@@ -1376,8 +1697,8 @@
           <w:i w:val="false"/>
           <w:iCs w:val="false"/>
           <w:color w:val="1B3A5C"/>
-          <w:sz w:val="20"/>
-          <w:szCs w:val="20"/>
+          <w:sz w:val="18"/>
+          <w:szCs w:val="18"/>
         </w:rPr>
         <w:t xml:space="preserve">כישורים טכניים</w:t>
       </w:r>
@@ -1403,13 +1724,13 @@
         </w:tblBorders>
       </w:tblPr>
       <w:tblGrid>
-        <w:gridCol w:w="7420"/>
-        <w:gridCol w:w="1600"/>
+        <w:gridCol w:w="7320"/>
+        <w:gridCol w:w="1700"/>
       </w:tblGrid>
       <w:tr>
         <w:tc>
           <w:tcPr>
-            <w:tcW w:type="dxa" w:w="7420"/>
+            <w:tcW w:type="dxa" w:w="7320"/>
             <w:tcBorders>
               <w:top w:val="none" w:color="FFFFFF" w:sz="0"/>
               <w:left w:val="none" w:color="FFFFFF" w:sz="0"/>
@@ -1417,9 +1738,9 @@
               <w:right w:val="none" w:color="FFFFFF" w:sz="0"/>
             </w:tcBorders>
             <w:tcMar>
-              <w:top w:type="dxa" w:w="24"/>
+              <w:top w:type="dxa" w:w="14"/>
               <w:left w:type="dxa" w:w="0"/>
-              <w:bottom w:type="dxa" w:w="24"/>
+              <w:bottom w:type="dxa" w:w="14"/>
               <w:right w:type="dxa" w:w="0"/>
             </w:tcMar>
             <w:vAlign w:val="top"/>
@@ -1427,71 +1748,71 @@
           <w:p>
             <w:pPr>
               <w:bidi/>
-              <w:spacing w:after="24" w:before="24" w:line="260"/>
+              <w:spacing w:after="14" w:before="14" w:line="220"/>
               <w:jc w:val="right"/>
             </w:pPr>
             <w:r>
               <w:rPr>
-                <w:rFonts w:ascii="David" w:cs="David" w:eastAsia="David" w:hAnsi="David"/>
-                <w:b w:val="false"/>
-                <w:bCs w:val="false"/>
-                <w:i w:val="false"/>
-                <w:iCs w:val="false"/>
-                <w:color w:val="2A2A2A"/>
-                <w:sz w:val="17"/>
-                <w:szCs w:val="17"/>
+                <w:rFonts w:ascii="Calibri" w:cs="Calibri" w:eastAsia="Calibri" w:hAnsi="Calibri"/>
+                <w:b w:val="false"/>
+                <w:bCs w:val="false"/>
+                <w:i w:val="false"/>
+                <w:iCs w:val="false"/>
+                <w:color w:val="2A2A2A"/>
+                <w:sz w:val="16"/>
+                <w:szCs w:val="16"/>
               </w:rPr>
               <w:t xml:space="preserve">Cloudbeat</w:t>
             </w:r>
             <w:r>
               <w:rPr>
-                <w:rFonts w:ascii="David" w:cs="David" w:eastAsia="David" w:hAnsi="David"/>
-                <w:b w:val="false"/>
-                <w:bCs w:val="false"/>
-                <w:i w:val="false"/>
-                <w:iCs w:val="false"/>
-                <w:color w:val="2A2A2A"/>
-                <w:sz w:val="17"/>
-                <w:szCs w:val="17"/>
+                <w:rFonts w:ascii="Calibri" w:cs="Calibri" w:eastAsia="Calibri" w:hAnsi="Calibri"/>
+                <w:b w:val="false"/>
+                <w:bCs w:val="false"/>
+                <w:i w:val="false"/>
+                <w:iCs w:val="false"/>
+                <w:color w:val="2A2A2A"/>
+                <w:sz w:val="16"/>
+                <w:szCs w:val="16"/>
               </w:rPr>
               <w:t xml:space="preserve">   Jira</w:t>
             </w:r>
             <w:r>
               <w:rPr>
-                <w:rFonts w:ascii="David" w:cs="David" w:eastAsia="David" w:hAnsi="David"/>
-                <w:b w:val="false"/>
-                <w:bCs w:val="false"/>
-                <w:i w:val="false"/>
-                <w:iCs w:val="false"/>
-                <w:color w:val="2A2A2A"/>
-                <w:sz w:val="17"/>
-                <w:szCs w:val="17"/>
+                <w:rFonts w:ascii="Calibri" w:cs="Calibri" w:eastAsia="Calibri" w:hAnsi="Calibri"/>
+                <w:b w:val="false"/>
+                <w:bCs w:val="false"/>
+                <w:i w:val="false"/>
+                <w:iCs w:val="false"/>
+                <w:color w:val="2A2A2A"/>
+                <w:sz w:val="16"/>
+                <w:szCs w:val="16"/>
               </w:rPr>
               <w:t xml:space="preserve">   Zephyr</w:t>
             </w:r>
             <w:r>
               <w:rPr>
-                <w:rFonts w:ascii="David" w:cs="David" w:eastAsia="David" w:hAnsi="David"/>
-                <w:b w:val="false"/>
-                <w:bCs w:val="false"/>
-                <w:i w:val="false"/>
-                <w:iCs w:val="false"/>
-                <w:color w:val="2A2A2A"/>
-                <w:sz w:val="17"/>
-                <w:szCs w:val="17"/>
+                <w:rFonts w:ascii="Calibri" w:cs="Calibri" w:eastAsia="Calibri" w:hAnsi="Calibri"/>
+                <w:b w:val="false"/>
+                <w:bCs w:val="false"/>
+                <w:i w:val="false"/>
+                <w:iCs w:val="false"/>
+                <w:color w:val="2A2A2A"/>
+                <w:sz w:val="16"/>
+                <w:szCs w:val="16"/>
               </w:rPr>
               <w:t xml:space="preserve">   TestRail</w:t>
             </w:r>
             <w:r>
               <w:rPr>
-                <w:rFonts w:ascii="David" w:cs="David" w:eastAsia="David" w:hAnsi="David"/>
-                <w:b w:val="false"/>
-                <w:bCs w:val="false"/>
-                <w:i w:val="false"/>
-                <w:iCs w:val="false"/>
-                <w:color w:val="2A2A2A"/>
-                <w:sz w:val="17"/>
-                <w:szCs w:val="17"/>
+                <w:rFonts w:ascii="Calibri" w:cs="Calibri" w:eastAsia="Calibri" w:hAnsi="Calibri"/>
+                <w:b w:val="false"/>
+                <w:bCs w:val="false"/>
+                <w:i w:val="false"/>
+                <w:iCs w:val="false"/>
+                <w:color w:val="2A2A2A"/>
+                <w:sz w:val="16"/>
+                <w:szCs w:val="16"/>
               </w:rPr>
               <w:t xml:space="preserve">   Confluence</w:t>
             </w:r>
@@ -1499,7 +1820,7 @@
         </w:tc>
         <w:tc>
           <w:tcPr>
-            <w:tcW w:type="dxa" w:w="1600"/>
+            <w:tcW w:type="dxa" w:w="1700"/>
             <w:tcBorders>
               <w:top w:val="none" w:color="FFFFFF" w:sz="0"/>
               <w:left w:val="none" w:color="FFFFFF" w:sz="0"/>
@@ -1507,9 +1828,9 @@
               <w:right w:val="none" w:color="FFFFFF" w:sz="0"/>
             </w:tcBorders>
             <w:tcMar>
-              <w:top w:type="dxa" w:w="32"/>
+              <w:top w:type="dxa" w:w="16"/>
               <w:left w:type="dxa" w:w="0"/>
-              <w:bottom w:type="dxa" w:w="32"/>
+              <w:bottom w:type="dxa" w:w="16"/>
               <w:right w:type="dxa" w:w="0"/>
             </w:tcMar>
             <w:vAlign w:val="top"/>
@@ -1517,7 +1838,7 @@
           <w:p>
             <w:pPr>
               <w:bidi/>
-              <w:spacing w:after="32" w:before="32" w:line="260"/>
+              <w:spacing w:after="16" w:before="16" w:line="220"/>
               <w:jc w:val="right"/>
             </w:pPr>
             <w:r>
@@ -1528,8 +1849,8 @@
                 <w:i w:val="false"/>
                 <w:iCs w:val="false"/>
                 <w:color w:val="5A7FA8"/>
-                <w:sz w:val="17"/>
-                <w:szCs w:val="17"/>
+                <w:sz w:val="16"/>
+                <w:szCs w:val="16"/>
               </w:rPr>
               <w:t xml:space="preserve">ניהול בדיקות</w:t>
             </w:r>
@@ -1550,13 +1871,13 @@
         </w:tblBorders>
       </w:tblPr>
       <w:tblGrid>
-        <w:gridCol w:w="7420"/>
-        <w:gridCol w:w="1600"/>
+        <w:gridCol w:w="7320"/>
+        <w:gridCol w:w="1700"/>
       </w:tblGrid>
       <w:tr>
         <w:tc>
           <w:tcPr>
-            <w:tcW w:type="dxa" w:w="7420"/>
+            <w:tcW w:type="dxa" w:w="7320"/>
             <w:tcBorders>
               <w:top w:val="none" w:color="FFFFFF" w:sz="0"/>
               <w:left w:val="none" w:color="FFFFFF" w:sz="0"/>
@@ -1564,9 +1885,9 @@
               <w:right w:val="none" w:color="FFFFFF" w:sz="0"/>
             </w:tcBorders>
             <w:tcMar>
-              <w:top w:type="dxa" w:w="24"/>
+              <w:top w:type="dxa" w:w="14"/>
               <w:left w:type="dxa" w:w="0"/>
-              <w:bottom w:type="dxa" w:w="24"/>
+              <w:bottom w:type="dxa" w:w="14"/>
               <w:right w:type="dxa" w:w="0"/>
             </w:tcMar>
             <w:vAlign w:val="top"/>
@@ -1574,58 +1895,58 @@
           <w:p>
             <w:pPr>
               <w:bidi/>
-              <w:spacing w:after="24" w:before="24" w:line="260"/>
+              <w:spacing w:after="14" w:before="14" w:line="220"/>
               <w:jc w:val="right"/>
             </w:pPr>
             <w:r>
               <w:rPr>
-                <w:rFonts w:ascii="David" w:cs="David" w:eastAsia="David" w:hAnsi="David"/>
-                <w:b w:val="false"/>
-                <w:bCs w:val="false"/>
-                <w:i w:val="false"/>
-                <w:iCs w:val="false"/>
-                <w:color w:val="2A2A2A"/>
-                <w:sz w:val="17"/>
-                <w:szCs w:val="17"/>
+                <w:rFonts w:ascii="Calibri" w:cs="Calibri" w:eastAsia="Calibri" w:hAnsi="Calibri"/>
+                <w:b w:val="false"/>
+                <w:bCs w:val="false"/>
+                <w:i w:val="false"/>
+                <w:iCs w:val="false"/>
+                <w:color w:val="2A2A2A"/>
+                <w:sz w:val="16"/>
+                <w:szCs w:val="16"/>
               </w:rPr>
               <w:t xml:space="preserve">Playwright (מתחיל)</w:t>
             </w:r>
             <w:r>
               <w:rPr>
-                <w:rFonts w:ascii="David" w:cs="David" w:eastAsia="David" w:hAnsi="David"/>
-                <w:b w:val="false"/>
-                <w:bCs w:val="false"/>
-                <w:i w:val="false"/>
-                <w:iCs w:val="false"/>
-                <w:color w:val="2A2A2A"/>
-                <w:sz w:val="17"/>
-                <w:szCs w:val="17"/>
+                <w:rFonts w:ascii="Calibri" w:cs="Calibri" w:eastAsia="Calibri" w:hAnsi="Calibri"/>
+                <w:b w:val="false"/>
+                <w:bCs w:val="false"/>
+                <w:i w:val="false"/>
+                <w:iCs w:val="false"/>
+                <w:color w:val="2A2A2A"/>
+                <w:sz w:val="16"/>
+                <w:szCs w:val="16"/>
               </w:rPr>
               <w:t xml:space="preserve">   Selenium</w:t>
             </w:r>
             <w:r>
               <w:rPr>
-                <w:rFonts w:ascii="David" w:cs="David" w:eastAsia="David" w:hAnsi="David"/>
-                <w:b w:val="false"/>
-                <w:bCs w:val="false"/>
-                <w:i w:val="false"/>
-                <w:iCs w:val="false"/>
-                <w:color w:val="2A2A2A"/>
-                <w:sz w:val="17"/>
-                <w:szCs w:val="17"/>
+                <w:rFonts w:ascii="Calibri" w:cs="Calibri" w:eastAsia="Calibri" w:hAnsi="Calibri"/>
+                <w:b w:val="false"/>
+                <w:bCs w:val="false"/>
+                <w:i w:val="false"/>
+                <w:iCs w:val="false"/>
+                <w:color w:val="2A2A2A"/>
+                <w:sz w:val="16"/>
+                <w:szCs w:val="16"/>
               </w:rPr>
               <w:t xml:space="preserve">   TestProject</w:t>
             </w:r>
             <w:r>
               <w:rPr>
-                <w:rFonts w:ascii="David" w:cs="David" w:eastAsia="David" w:hAnsi="David"/>
-                <w:b w:val="false"/>
-                <w:bCs w:val="false"/>
-                <w:i w:val="false"/>
-                <w:iCs w:val="false"/>
-                <w:color w:val="2A2A2A"/>
-                <w:sz w:val="17"/>
-                <w:szCs w:val="17"/>
+                <w:rFonts w:ascii="Calibri" w:cs="Calibri" w:eastAsia="Calibri" w:hAnsi="Calibri"/>
+                <w:b w:val="false"/>
+                <w:bCs w:val="false"/>
+                <w:i w:val="false"/>
+                <w:iCs w:val="false"/>
+                <w:color w:val="2A2A2A"/>
+                <w:sz w:val="16"/>
+                <w:szCs w:val="16"/>
               </w:rPr>
               <w:t xml:space="preserve">   Jenkins</w:t>
             </w:r>
@@ -1633,7 +1954,7 @@
         </w:tc>
         <w:tc>
           <w:tcPr>
-            <w:tcW w:type="dxa" w:w="1600"/>
+            <w:tcW w:type="dxa" w:w="1700"/>
             <w:tcBorders>
               <w:top w:val="none" w:color="FFFFFF" w:sz="0"/>
               <w:left w:val="none" w:color="FFFFFF" w:sz="0"/>
@@ -1641,9 +1962,9 @@
               <w:right w:val="none" w:color="FFFFFF" w:sz="0"/>
             </w:tcBorders>
             <w:tcMar>
-              <w:top w:type="dxa" w:w="32"/>
+              <w:top w:type="dxa" w:w="16"/>
               <w:left w:type="dxa" w:w="0"/>
-              <w:bottom w:type="dxa" w:w="32"/>
+              <w:bottom w:type="dxa" w:w="16"/>
               <w:right w:type="dxa" w:w="0"/>
             </w:tcMar>
             <w:vAlign w:val="top"/>
@@ -1651,7 +1972,7 @@
           <w:p>
             <w:pPr>
               <w:bidi/>
-              <w:spacing w:after="32" w:before="32" w:line="260"/>
+              <w:spacing w:after="16" w:before="16" w:line="220"/>
               <w:jc w:val="right"/>
             </w:pPr>
             <w:r>
@@ -1662,8 +1983,8 @@
                 <w:i w:val="false"/>
                 <w:iCs w:val="false"/>
                 <w:color w:val="5A7FA8"/>
-                <w:sz w:val="17"/>
-                <w:szCs w:val="17"/>
+                <w:sz w:val="16"/>
+                <w:szCs w:val="16"/>
               </w:rPr>
               <w:t xml:space="preserve">אוטומציה</w:t>
             </w:r>
@@ -1684,13 +2005,13 @@
         </w:tblBorders>
       </w:tblPr>
       <w:tblGrid>
-        <w:gridCol w:w="7420"/>
-        <w:gridCol w:w="1600"/>
+        <w:gridCol w:w="7320"/>
+        <w:gridCol w:w="1700"/>
       </w:tblGrid>
       <w:tr>
         <w:tc>
           <w:tcPr>
-            <w:tcW w:type="dxa" w:w="7420"/>
+            <w:tcW w:type="dxa" w:w="7320"/>
             <w:tcBorders>
               <w:top w:val="none" w:color="FFFFFF" w:sz="0"/>
               <w:left w:val="none" w:color="FFFFFF" w:sz="0"/>
@@ -1698,9 +2019,9 @@
               <w:right w:val="none" w:color="FFFFFF" w:sz="0"/>
             </w:tcBorders>
             <w:tcMar>
-              <w:top w:type="dxa" w:w="24"/>
+              <w:top w:type="dxa" w:w="14"/>
               <w:left w:type="dxa" w:w="0"/>
-              <w:bottom w:type="dxa" w:w="24"/>
+              <w:bottom w:type="dxa" w:w="14"/>
               <w:right w:type="dxa" w:w="0"/>
             </w:tcMar>
             <w:vAlign w:val="top"/>
@@ -1708,84 +2029,84 @@
           <w:p>
             <w:pPr>
               <w:bidi/>
-              <w:spacing w:after="24" w:before="24" w:line="260"/>
+              <w:spacing w:after="14" w:before="14" w:line="220"/>
               <w:jc w:val="right"/>
             </w:pPr>
             <w:r>
               <w:rPr>
-                <w:rFonts w:ascii="David" w:cs="David" w:eastAsia="David" w:hAnsi="David"/>
-                <w:b w:val="false"/>
-                <w:bCs w:val="false"/>
-                <w:i w:val="false"/>
-                <w:iCs w:val="false"/>
-                <w:color w:val="2A2A2A"/>
-                <w:sz w:val="17"/>
-                <w:szCs w:val="17"/>
+                <w:rFonts w:ascii="Calibri" w:cs="Calibri" w:eastAsia="Calibri" w:hAnsi="Calibri"/>
+                <w:b w:val="false"/>
+                <w:bCs w:val="false"/>
+                <w:i w:val="false"/>
+                <w:iCs w:val="false"/>
+                <w:color w:val="2A2A2A"/>
+                <w:sz w:val="16"/>
+                <w:szCs w:val="16"/>
               </w:rPr>
               <w:t xml:space="preserve">Postman</w:t>
             </w:r>
             <w:r>
               <w:rPr>
-                <w:rFonts w:ascii="David" w:cs="David" w:eastAsia="David" w:hAnsi="David"/>
-                <w:b w:val="false"/>
-                <w:bCs w:val="false"/>
-                <w:i w:val="false"/>
-                <w:iCs w:val="false"/>
-                <w:color w:val="2A2A2A"/>
-                <w:sz w:val="17"/>
-                <w:szCs w:val="17"/>
+                <w:rFonts w:ascii="Calibri" w:cs="Calibri" w:eastAsia="Calibri" w:hAnsi="Calibri"/>
+                <w:b w:val="false"/>
+                <w:bCs w:val="false"/>
+                <w:i w:val="false"/>
+                <w:iCs w:val="false"/>
+                <w:color w:val="2A2A2A"/>
+                <w:sz w:val="16"/>
+                <w:szCs w:val="16"/>
               </w:rPr>
               <w:t xml:space="preserve">   Swagger</w:t>
             </w:r>
             <w:r>
               <w:rPr>
-                <w:rFonts w:ascii="David" w:cs="David" w:eastAsia="David" w:hAnsi="David"/>
-                <w:b w:val="false"/>
-                <w:bCs w:val="false"/>
-                <w:i w:val="false"/>
-                <w:iCs w:val="false"/>
-                <w:color w:val="2A2A2A"/>
-                <w:sz w:val="17"/>
-                <w:szCs w:val="17"/>
+                <w:rFonts w:ascii="Calibri" w:cs="Calibri" w:eastAsia="Calibri" w:hAnsi="Calibri"/>
+                <w:b w:val="false"/>
+                <w:bCs w:val="false"/>
+                <w:i w:val="false"/>
+                <w:iCs w:val="false"/>
+                <w:color w:val="2A2A2A"/>
+                <w:sz w:val="16"/>
+                <w:szCs w:val="16"/>
               </w:rPr>
               <w:t xml:space="preserve">   Fiddler</w:t>
             </w:r>
             <w:r>
               <w:rPr>
-                <w:rFonts w:ascii="David" w:cs="David" w:eastAsia="David" w:hAnsi="David"/>
-                <w:b w:val="false"/>
-                <w:bCs w:val="false"/>
-                <w:i w:val="false"/>
-                <w:iCs w:val="false"/>
-                <w:color w:val="2A2A2A"/>
-                <w:sz w:val="17"/>
-                <w:szCs w:val="17"/>
+                <w:rFonts w:ascii="Calibri" w:cs="Calibri" w:eastAsia="Calibri" w:hAnsi="Calibri"/>
+                <w:b w:val="false"/>
+                <w:bCs w:val="false"/>
+                <w:i w:val="false"/>
+                <w:iCs w:val="false"/>
+                <w:color w:val="2A2A2A"/>
+                <w:sz w:val="16"/>
+                <w:szCs w:val="16"/>
               </w:rPr>
               <w:t xml:space="preserve">   Coralogix</w:t>
             </w:r>
             <w:r>
               <w:rPr>
-                <w:rFonts w:ascii="David" w:cs="David" w:eastAsia="David" w:hAnsi="David"/>
-                <w:b w:val="false"/>
-                <w:bCs w:val="false"/>
-                <w:i w:val="false"/>
-                <w:iCs w:val="false"/>
-                <w:color w:val="2A2A2A"/>
-                <w:sz w:val="17"/>
-                <w:szCs w:val="17"/>
+                <w:rFonts w:ascii="Calibri" w:cs="Calibri" w:eastAsia="Calibri" w:hAnsi="Calibri"/>
+                <w:b w:val="false"/>
+                <w:bCs w:val="false"/>
+                <w:i w:val="false"/>
+                <w:iCs w:val="false"/>
+                <w:color w:val="2A2A2A"/>
+                <w:sz w:val="16"/>
+                <w:szCs w:val="16"/>
               </w:rPr>
               <w:t xml:space="preserve">   Kibana</w:t>
             </w:r>
             <w:r>
               <w:rPr>
-                <w:rFonts w:ascii="David" w:cs="David" w:eastAsia="David" w:hAnsi="David"/>
-                <w:b w:val="false"/>
-                <w:bCs w:val="false"/>
-                <w:i w:val="false"/>
-                <w:iCs w:val="false"/>
-                <w:color w:val="2A2A2A"/>
-                <w:sz w:val="17"/>
-                <w:szCs w:val="17"/>
+                <w:rFonts w:ascii="Calibri" w:cs="Calibri" w:eastAsia="Calibri" w:hAnsi="Calibri"/>
+                <w:b w:val="false"/>
+                <w:bCs w:val="false"/>
+                <w:i w:val="false"/>
+                <w:iCs w:val="false"/>
+                <w:color w:val="2A2A2A"/>
+                <w:sz w:val="16"/>
+                <w:szCs w:val="16"/>
               </w:rPr>
               <w:t xml:space="preserve">   Stackify</w:t>
             </w:r>
@@ -1793,7 +2114,7 @@
         </w:tc>
         <w:tc>
           <w:tcPr>
-            <w:tcW w:type="dxa" w:w="1600"/>
+            <w:tcW w:type="dxa" w:w="1700"/>
             <w:tcBorders>
               <w:top w:val="none" w:color="FFFFFF" w:sz="0"/>
               <w:left w:val="none" w:color="FFFFFF" w:sz="0"/>
@@ -1801,9 +2122,9 @@
               <w:right w:val="none" w:color="FFFFFF" w:sz="0"/>
             </w:tcBorders>
             <w:tcMar>
-              <w:top w:type="dxa" w:w="32"/>
+              <w:top w:type="dxa" w:w="16"/>
               <w:left w:type="dxa" w:w="0"/>
-              <w:bottom w:type="dxa" w:w="32"/>
+              <w:bottom w:type="dxa" w:w="16"/>
               <w:right w:type="dxa" w:w="0"/>
             </w:tcMar>
             <w:vAlign w:val="top"/>
@@ -1811,7 +2132,7 @@
           <w:p>
             <w:pPr>
               <w:bidi/>
-              <w:spacing w:after="32" w:before="32" w:line="260"/>
+              <w:spacing w:after="16" w:before="16" w:line="220"/>
               <w:jc w:val="right"/>
             </w:pPr>
             <w:r>
@@ -1822,8 +2143,8 @@
                 <w:i w:val="false"/>
                 <w:iCs w:val="false"/>
                 <w:color w:val="5A7FA8"/>
-                <w:sz w:val="17"/>
-                <w:szCs w:val="17"/>
+                <w:sz w:val="16"/>
+                <w:szCs w:val="16"/>
               </w:rPr>
               <w:t xml:space="preserve">API ודיבאג</w:t>
             </w:r>
@@ -1844,13 +2165,13 @@
         </w:tblBorders>
       </w:tblPr>
       <w:tblGrid>
-        <w:gridCol w:w="7420"/>
-        <w:gridCol w:w="1600"/>
+        <w:gridCol w:w="7320"/>
+        <w:gridCol w:w="1700"/>
       </w:tblGrid>
       <w:tr>
         <w:tc>
           <w:tcPr>
-            <w:tcW w:type="dxa" w:w="7420"/>
+            <w:tcW w:type="dxa" w:w="7320"/>
             <w:tcBorders>
               <w:top w:val="none" w:color="FFFFFF" w:sz="0"/>
               <w:left w:val="none" w:color="FFFFFF" w:sz="0"/>
@@ -1858,9 +2179,9 @@
               <w:right w:val="none" w:color="FFFFFF" w:sz="0"/>
             </w:tcBorders>
             <w:tcMar>
-              <w:top w:type="dxa" w:w="24"/>
+              <w:top w:type="dxa" w:w="14"/>
               <w:left w:type="dxa" w:w="0"/>
-              <w:bottom w:type="dxa" w:w="24"/>
+              <w:bottom w:type="dxa" w:w="14"/>
               <w:right w:type="dxa" w:w="0"/>
             </w:tcMar>
             <w:vAlign w:val="top"/>
@@ -1868,58 +2189,58 @@
           <w:p>
             <w:pPr>
               <w:bidi/>
-              <w:spacing w:after="24" w:before="24" w:line="260"/>
+              <w:spacing w:after="14" w:before="14" w:line="220"/>
               <w:jc w:val="right"/>
             </w:pPr>
             <w:r>
               <w:rPr>
-                <w:rFonts w:ascii="David" w:cs="David" w:eastAsia="David" w:hAnsi="David"/>
-                <w:b w:val="false"/>
-                <w:bCs w:val="false"/>
-                <w:i w:val="false"/>
-                <w:iCs w:val="false"/>
-                <w:color w:val="2A2A2A"/>
-                <w:sz w:val="17"/>
-                <w:szCs w:val="17"/>
-              </w:rPr>
-              <w:t xml:space="preserve">C#/.NET (היכרות לצורכי בדיקות, ללא פיתוח)</w:t>
-            </w:r>
-            <w:r>
-              <w:rPr>
-                <w:rFonts w:ascii="David" w:cs="David" w:eastAsia="David" w:hAnsi="David"/>
-                <w:b w:val="false"/>
-                <w:bCs w:val="false"/>
-                <w:i w:val="false"/>
-                <w:iCs w:val="false"/>
-                <w:color w:val="2A2A2A"/>
-                <w:sz w:val="17"/>
-                <w:szCs w:val="17"/>
+                <w:rFonts w:ascii="Calibri" w:cs="Calibri" w:eastAsia="Calibri" w:hAnsi="Calibri"/>
+                <w:b w:val="false"/>
+                <w:bCs w:val="false"/>
+                <w:i w:val="false"/>
+                <w:iCs w:val="false"/>
+                <w:color w:val="2A2A2A"/>
+                <w:sz w:val="16"/>
+                <w:szCs w:val="16"/>
+              </w:rPr>
+              <w:t xml:space="preserve">C#/.NET (לצורך הבנת קוד בלבד, לא לפיתוח)</w:t>
+            </w:r>
+            <w:r>
+              <w:rPr>
+                <w:rFonts w:ascii="Calibri" w:cs="Calibri" w:eastAsia="Calibri" w:hAnsi="Calibri"/>
+                <w:b w:val="false"/>
+                <w:bCs w:val="false"/>
+                <w:i w:val="false"/>
+                <w:iCs w:val="false"/>
+                <w:color w:val="2A2A2A"/>
+                <w:sz w:val="16"/>
+                <w:szCs w:val="16"/>
               </w:rPr>
               <w:t xml:space="preserve">   Visual Studio</w:t>
             </w:r>
             <w:r>
               <w:rPr>
-                <w:rFonts w:ascii="David" w:cs="David" w:eastAsia="David" w:hAnsi="David"/>
-                <w:b w:val="false"/>
-                <w:bCs w:val="false"/>
-                <w:i w:val="false"/>
-                <w:iCs w:val="false"/>
-                <w:color w:val="2A2A2A"/>
-                <w:sz w:val="17"/>
-                <w:szCs w:val="17"/>
+                <w:rFonts w:ascii="Calibri" w:cs="Calibri" w:eastAsia="Calibri" w:hAnsi="Calibri"/>
+                <w:b w:val="false"/>
+                <w:bCs w:val="false"/>
+                <w:i w:val="false"/>
+                <w:iCs w:val="false"/>
+                <w:color w:val="2A2A2A"/>
+                <w:sz w:val="16"/>
+                <w:szCs w:val="16"/>
               </w:rPr>
               <w:t xml:space="preserve">   Azure DevOps</w:t>
             </w:r>
             <w:r>
               <w:rPr>
-                <w:rFonts w:ascii="David" w:cs="David" w:eastAsia="David" w:hAnsi="David"/>
-                <w:b w:val="false"/>
-                <w:bCs w:val="false"/>
-                <w:i w:val="false"/>
-                <w:iCs w:val="false"/>
-                <w:color w:val="2A2A2A"/>
-                <w:sz w:val="17"/>
-                <w:szCs w:val="17"/>
+                <w:rFonts w:ascii="Calibri" w:cs="Calibri" w:eastAsia="Calibri" w:hAnsi="Calibri"/>
+                <w:b w:val="false"/>
+                <w:bCs w:val="false"/>
+                <w:i w:val="false"/>
+                <w:iCs w:val="false"/>
+                <w:color w:val="2A2A2A"/>
+                <w:sz w:val="16"/>
+                <w:szCs w:val="16"/>
               </w:rPr>
               <w:t xml:space="preserve">   Git</w:t>
             </w:r>
@@ -1927,7 +2248,7 @@
         </w:tc>
         <w:tc>
           <w:tcPr>
-            <w:tcW w:type="dxa" w:w="1600"/>
+            <w:tcW w:type="dxa" w:w="1700"/>
             <w:tcBorders>
               <w:top w:val="none" w:color="FFFFFF" w:sz="0"/>
               <w:left w:val="none" w:color="FFFFFF" w:sz="0"/>
@@ -1935,9 +2256,9 @@
               <w:right w:val="none" w:color="FFFFFF" w:sz="0"/>
             </w:tcBorders>
             <w:tcMar>
-              <w:top w:type="dxa" w:w="32"/>
+              <w:top w:type="dxa" w:w="16"/>
               <w:left w:type="dxa" w:w="0"/>
-              <w:bottom w:type="dxa" w:w="32"/>
+              <w:bottom w:type="dxa" w:w="16"/>
               <w:right w:type="dxa" w:w="0"/>
             </w:tcMar>
             <w:vAlign w:val="top"/>
@@ -1945,7 +2266,7 @@
           <w:p>
             <w:pPr>
               <w:bidi/>
-              <w:spacing w:after="32" w:before="32" w:line="260"/>
+              <w:spacing w:after="16" w:before="16" w:line="220"/>
               <w:jc w:val="right"/>
             </w:pPr>
             <w:r>
@@ -1956,8 +2277,8 @@
                 <w:i w:val="false"/>
                 <w:iCs w:val="false"/>
                 <w:color w:val="5A7FA8"/>
-                <w:sz w:val="17"/>
-                <w:szCs w:val="17"/>
+                <w:sz w:val="16"/>
+                <w:szCs w:val="16"/>
               </w:rPr>
               <w:t xml:space="preserve">סביבת Backend</w:t>
             </w:r>
@@ -1978,13 +2299,13 @@
         </w:tblBorders>
       </w:tblPr>
       <w:tblGrid>
-        <w:gridCol w:w="7420"/>
-        <w:gridCol w:w="1600"/>
+        <w:gridCol w:w="7320"/>
+        <w:gridCol w:w="1700"/>
       </w:tblGrid>
       <w:tr>
         <w:tc>
           <w:tcPr>
-            <w:tcW w:type="dxa" w:w="7420"/>
+            <w:tcW w:type="dxa" w:w="7320"/>
             <w:tcBorders>
               <w:top w:val="none" w:color="FFFFFF" w:sz="0"/>
               <w:left w:val="none" w:color="FFFFFF" w:sz="0"/>
@@ -1992,9 +2313,9 @@
               <w:right w:val="none" w:color="FFFFFF" w:sz="0"/>
             </w:tcBorders>
             <w:tcMar>
-              <w:top w:type="dxa" w:w="24"/>
+              <w:top w:type="dxa" w:w="14"/>
               <w:left w:type="dxa" w:w="0"/>
-              <w:bottom w:type="dxa" w:w="24"/>
+              <w:bottom w:type="dxa" w:w="14"/>
               <w:right w:type="dxa" w:w="0"/>
             </w:tcMar>
             <w:vAlign w:val="top"/>
@@ -2002,45 +2323,45 @@
           <w:p>
             <w:pPr>
               <w:bidi/>
-              <w:spacing w:after="24" w:before="24" w:line="260"/>
+              <w:spacing w:after="14" w:before="14" w:line="220"/>
               <w:jc w:val="right"/>
             </w:pPr>
             <w:r>
               <w:rPr>
-                <w:rFonts w:ascii="David" w:cs="David" w:eastAsia="David" w:hAnsi="David"/>
-                <w:b w:val="false"/>
-                <w:bCs w:val="false"/>
-                <w:i w:val="false"/>
-                <w:iCs w:val="false"/>
-                <w:color w:val="2A2A2A"/>
-                <w:sz w:val="17"/>
-                <w:szCs w:val="17"/>
+                <w:rFonts w:ascii="Calibri" w:cs="Calibri" w:eastAsia="Calibri" w:hAnsi="Calibri"/>
+                <w:b w:val="false"/>
+                <w:bCs w:val="false"/>
+                <w:i w:val="false"/>
+                <w:iCs w:val="false"/>
+                <w:color w:val="2A2A2A"/>
+                <w:sz w:val="16"/>
+                <w:szCs w:val="16"/>
               </w:rPr>
               <w:t xml:space="preserve">SQL Server</w:t>
             </w:r>
             <w:r>
               <w:rPr>
-                <w:rFonts w:ascii="David" w:cs="David" w:eastAsia="David" w:hAnsi="David"/>
-                <w:b w:val="false"/>
-                <w:bCs w:val="false"/>
-                <w:i w:val="false"/>
-                <w:iCs w:val="false"/>
-                <w:color w:val="2A2A2A"/>
-                <w:sz w:val="17"/>
-                <w:szCs w:val="17"/>
+                <w:rFonts w:ascii="Calibri" w:cs="Calibri" w:eastAsia="Calibri" w:hAnsi="Calibri"/>
+                <w:b w:val="false"/>
+                <w:bCs w:val="false"/>
+                <w:i w:val="false"/>
+                <w:iCs w:val="false"/>
+                <w:color w:val="2A2A2A"/>
+                <w:sz w:val="16"/>
+                <w:szCs w:val="16"/>
               </w:rPr>
               <w:t xml:space="preserve">   MongoDB</w:t>
             </w:r>
             <w:r>
               <w:rPr>
-                <w:rFonts w:ascii="David" w:cs="David" w:eastAsia="David" w:hAnsi="David"/>
-                <w:b w:val="false"/>
-                <w:bCs w:val="false"/>
-                <w:i w:val="false"/>
-                <w:iCs w:val="false"/>
-                <w:color w:val="2A2A2A"/>
-                <w:sz w:val="17"/>
-                <w:szCs w:val="17"/>
+                <w:rFonts w:ascii="Calibri" w:cs="Calibri" w:eastAsia="Calibri" w:hAnsi="Calibri"/>
+                <w:b w:val="false"/>
+                <w:bCs w:val="false"/>
+                <w:i w:val="false"/>
+                <w:iCs w:val="false"/>
+                <w:color w:val="2A2A2A"/>
+                <w:sz w:val="16"/>
+                <w:szCs w:val="16"/>
               </w:rPr>
               <w:t xml:space="preserve">   Oracle</w:t>
             </w:r>
@@ -2048,7 +2369,7 @@
         </w:tc>
         <w:tc>
           <w:tcPr>
-            <w:tcW w:type="dxa" w:w="1600"/>
+            <w:tcW w:type="dxa" w:w="1700"/>
             <w:tcBorders>
               <w:top w:val="none" w:color="FFFFFF" w:sz="0"/>
               <w:left w:val="none" w:color="FFFFFF" w:sz="0"/>
@@ -2056,9 +2377,9 @@
               <w:right w:val="none" w:color="FFFFFF" w:sz="0"/>
             </w:tcBorders>
             <w:tcMar>
-              <w:top w:type="dxa" w:w="32"/>
+              <w:top w:type="dxa" w:w="16"/>
               <w:left w:type="dxa" w:w="0"/>
-              <w:bottom w:type="dxa" w:w="32"/>
+              <w:bottom w:type="dxa" w:w="16"/>
               <w:right w:type="dxa" w:w="0"/>
             </w:tcMar>
             <w:vAlign w:val="top"/>
@@ -2066,7 +2387,7 @@
           <w:p>
             <w:pPr>
               <w:bidi/>
-              <w:spacing w:after="32" w:before="32" w:line="260"/>
+              <w:spacing w:after="16" w:before="16" w:line="220"/>
               <w:jc w:val="right"/>
             </w:pPr>
             <w:r>
@@ -2077,8 +2398,8 @@
                 <w:i w:val="false"/>
                 <w:iCs w:val="false"/>
                 <w:color w:val="5A7FA8"/>
-                <w:sz w:val="17"/>
-                <w:szCs w:val="17"/>
+                <w:sz w:val="16"/>
+                <w:szCs w:val="16"/>
               </w:rPr>
               <w:t xml:space="preserve">מסד נתונים</w:t>
             </w:r>
@@ -2099,13 +2420,13 @@
         </w:tblBorders>
       </w:tblPr>
       <w:tblGrid>
-        <w:gridCol w:w="7420"/>
-        <w:gridCol w:w="1600"/>
+        <w:gridCol w:w="7320"/>
+        <w:gridCol w:w="1700"/>
       </w:tblGrid>
       <w:tr>
         <w:tc>
           <w:tcPr>
-            <w:tcW w:type="dxa" w:w="7420"/>
+            <w:tcW w:type="dxa" w:w="7320"/>
             <w:tcBorders>
               <w:top w:val="none" w:color="FFFFFF" w:sz="0"/>
               <w:left w:val="none" w:color="FFFFFF" w:sz="0"/>
@@ -2113,9 +2434,9 @@
               <w:right w:val="none" w:color="FFFFFF" w:sz="0"/>
             </w:tcBorders>
             <w:tcMar>
-              <w:top w:type="dxa" w:w="24"/>
+              <w:top w:type="dxa" w:w="14"/>
               <w:left w:type="dxa" w:w="0"/>
-              <w:bottom w:type="dxa" w:w="24"/>
+              <w:bottom w:type="dxa" w:w="14"/>
               <w:right w:type="dxa" w:w="0"/>
             </w:tcMar>
             <w:vAlign w:val="top"/>
@@ -2123,58 +2444,71 @@
           <w:p>
             <w:pPr>
               <w:bidi/>
-              <w:spacing w:after="24" w:before="24" w:line="260"/>
+              <w:spacing w:after="14" w:before="14" w:line="220"/>
               <w:jc w:val="right"/>
             </w:pPr>
             <w:r>
               <w:rPr>
-                <w:rFonts w:ascii="David" w:cs="David" w:eastAsia="David" w:hAnsi="David"/>
-                <w:b w:val="false"/>
-                <w:bCs w:val="false"/>
-                <w:i w:val="false"/>
-                <w:iCs w:val="false"/>
-                <w:color w:val="2A2A2A"/>
-                <w:sz w:val="17"/>
-                <w:szCs w:val="17"/>
+                <w:rFonts w:ascii="Calibri" w:cs="Calibri" w:eastAsia="Calibri" w:hAnsi="Calibri"/>
+                <w:b w:val="false"/>
+                <w:bCs w:val="false"/>
+                <w:i w:val="false"/>
+                <w:iCs w:val="false"/>
+                <w:color w:val="2A2A2A"/>
+                <w:sz w:val="16"/>
+                <w:szCs w:val="16"/>
               </w:rPr>
               <w:t xml:space="preserve">Claude (Anthropic)</w:t>
             </w:r>
             <w:r>
               <w:rPr>
-                <w:rFonts w:ascii="David" w:cs="David" w:eastAsia="David" w:hAnsi="David"/>
-                <w:b w:val="false"/>
-                <w:bCs w:val="false"/>
-                <w:i w:val="false"/>
-                <w:iCs w:val="false"/>
-                <w:color w:val="2A2A2A"/>
-                <w:sz w:val="17"/>
-                <w:szCs w:val="17"/>
+                <w:rFonts w:ascii="Calibri" w:cs="Calibri" w:eastAsia="Calibri" w:hAnsi="Calibri"/>
+                <w:b w:val="false"/>
+                <w:bCs w:val="false"/>
+                <w:i w:val="false"/>
+                <w:iCs w:val="false"/>
+                <w:color w:val="2A2A2A"/>
+                <w:sz w:val="16"/>
+                <w:szCs w:val="16"/>
               </w:rPr>
               <w:t xml:space="preserve">   NotebookLM</w:t>
             </w:r>
             <w:r>
               <w:rPr>
-                <w:rFonts w:ascii="David" w:cs="David" w:eastAsia="David" w:hAnsi="David"/>
-                <w:b w:val="false"/>
-                <w:bCs w:val="false"/>
-                <w:i w:val="false"/>
-                <w:iCs w:val="false"/>
-                <w:color w:val="2A2A2A"/>
-                <w:sz w:val="17"/>
-                <w:szCs w:val="17"/>
+                <w:rFonts w:ascii="Calibri" w:cs="Calibri" w:eastAsia="Calibri" w:hAnsi="Calibri"/>
+                <w:b w:val="false"/>
+                <w:bCs w:val="false"/>
+                <w:i w:val="false"/>
+                <w:iCs w:val="false"/>
+                <w:color w:val="2A2A2A"/>
+                <w:sz w:val="16"/>
+                <w:szCs w:val="16"/>
+              </w:rPr>
+              <w:t xml:space="preserve">   Vibe coding</w:t>
+            </w:r>
+            <w:r>
+              <w:rPr>
+                <w:rFonts w:ascii="Calibri" w:cs="Calibri" w:eastAsia="Calibri" w:hAnsi="Calibri"/>
+                <w:b w:val="false"/>
+                <w:bCs w:val="false"/>
+                <w:i w:val="false"/>
+                <w:iCs w:val="false"/>
+                <w:color w:val="2A2A2A"/>
+                <w:sz w:val="16"/>
+                <w:szCs w:val="16"/>
               </w:rPr>
               <w:t xml:space="preserve">   BrowserStack</w:t>
             </w:r>
             <w:r>
               <w:rPr>
-                <w:rFonts w:ascii="David" w:cs="David" w:eastAsia="David" w:hAnsi="David"/>
-                <w:b w:val="false"/>
-                <w:bCs w:val="false"/>
-                <w:i w:val="false"/>
-                <w:iCs w:val="false"/>
-                <w:color w:val="2A2A2A"/>
-                <w:sz w:val="17"/>
-                <w:szCs w:val="17"/>
+                <w:rFonts w:ascii="Calibri" w:cs="Calibri" w:eastAsia="Calibri" w:hAnsi="Calibri"/>
+                <w:b w:val="false"/>
+                <w:bCs w:val="false"/>
+                <w:i w:val="false"/>
+                <w:iCs w:val="false"/>
+                <w:color w:val="2A2A2A"/>
+                <w:sz w:val="16"/>
+                <w:szCs w:val="16"/>
               </w:rPr>
               <w:t xml:space="preserve">   FullStory</w:t>
             </w:r>
@@ -2182,7 +2516,7 @@
         </w:tc>
         <w:tc>
           <w:tcPr>
-            <w:tcW w:type="dxa" w:w="1600"/>
+            <w:tcW w:type="dxa" w:w="1700"/>
             <w:tcBorders>
               <w:top w:val="none" w:color="FFFFFF" w:sz="0"/>
               <w:left w:val="none" w:color="FFFFFF" w:sz="0"/>
@@ -2190,9 +2524,9 @@
               <w:right w:val="none" w:color="FFFFFF" w:sz="0"/>
             </w:tcBorders>
             <w:tcMar>
-              <w:top w:type="dxa" w:w="32"/>
+              <w:top w:type="dxa" w:w="16"/>
               <w:left w:type="dxa" w:w="0"/>
-              <w:bottom w:type="dxa" w:w="32"/>
+              <w:bottom w:type="dxa" w:w="16"/>
               <w:right w:type="dxa" w:w="0"/>
             </w:tcMar>
             <w:vAlign w:val="top"/>
@@ -2200,7 +2534,7 @@
           <w:p>
             <w:pPr>
               <w:bidi/>
-              <w:spacing w:after="32" w:before="32" w:line="260"/>
+              <w:spacing w:after="16" w:before="16" w:line="220"/>
               <w:jc w:val="right"/>
             </w:pPr>
             <w:r>
@@ -2211,8 +2545,8 @@
                 <w:i w:val="false"/>
                 <w:iCs w:val="false"/>
                 <w:color w:val="5A7FA8"/>
-                <w:sz w:val="17"/>
-                <w:szCs w:val="17"/>
+                <w:sz w:val="16"/>
+                <w:szCs w:val="16"/>
               </w:rPr>
               <w:t xml:space="preserve">AI וכלים</w:t>
             </w:r>
@@ -2233,13 +2567,13 @@
         </w:tblBorders>
       </w:tblPr>
       <w:tblGrid>
-        <w:gridCol w:w="7420"/>
-        <w:gridCol w:w="1600"/>
+        <w:gridCol w:w="7320"/>
+        <w:gridCol w:w="1700"/>
       </w:tblGrid>
       <w:tr>
         <w:tc>
           <w:tcPr>
-            <w:tcW w:type="dxa" w:w="7420"/>
+            <w:tcW w:type="dxa" w:w="7320"/>
             <w:tcBorders>
               <w:top w:val="none" w:color="FFFFFF" w:sz="0"/>
               <w:left w:val="none" w:color="FFFFFF" w:sz="0"/>
@@ -2247,9 +2581,9 @@
               <w:right w:val="none" w:color="FFFFFF" w:sz="0"/>
             </w:tcBorders>
             <w:tcMar>
-              <w:top w:type="dxa" w:w="24"/>
+              <w:top w:type="dxa" w:w="14"/>
               <w:left w:type="dxa" w:w="0"/>
-              <w:bottom w:type="dxa" w:w="24"/>
+              <w:bottom w:type="dxa" w:w="14"/>
               <w:right w:type="dxa" w:w="0"/>
             </w:tcMar>
             <w:vAlign w:val="top"/>
@@ -2257,79 +2591,79 @@
           <w:p>
             <w:pPr>
               <w:bidi/>
-              <w:spacing w:after="24" w:before="24" w:line="260"/>
+              <w:spacing w:after="14" w:before="14" w:line="220"/>
               <w:jc w:val="right"/>
             </w:pPr>
             <w:r>
               <w:rPr>
-                <w:rFonts w:ascii="David" w:cs="David" w:eastAsia="David" w:hAnsi="David"/>
-                <w:b w:val="false"/>
-                <w:bCs w:val="false"/>
-                <w:i w:val="false"/>
-                <w:iCs w:val="false"/>
-                <w:color w:val="2A2A2A"/>
-                <w:sz w:val="17"/>
-                <w:szCs w:val="17"/>
-              </w:rPr>
-              <w:t xml:space="preserve">בדיקות E2E</w:t>
-            </w:r>
-            <w:r>
-              <w:rPr>
-                <w:rFonts w:ascii="David" w:cs="David" w:eastAsia="David" w:hAnsi="David"/>
-                <w:b w:val="false"/>
-                <w:bCs w:val="false"/>
-                <w:i w:val="false"/>
-                <w:iCs w:val="false"/>
-                <w:color w:val="2A2A2A"/>
-                <w:sz w:val="17"/>
-                <w:szCs w:val="17"/>
-              </w:rPr>
-              <w:t xml:space="preserve">   בדיקות API</w:t>
-            </w:r>
-            <w:r>
-              <w:rPr>
-                <w:rFonts w:ascii="David" w:cs="David" w:eastAsia="David" w:hAnsi="David"/>
-                <w:b w:val="false"/>
-                <w:bCs w:val="false"/>
-                <w:i w:val="false"/>
-                <w:iCs w:val="false"/>
-                <w:color w:val="2A2A2A"/>
-                <w:sz w:val="17"/>
-                <w:szCs w:val="17"/>
+                <w:rFonts w:ascii="Calibri" w:cs="Calibri" w:eastAsia="Calibri" w:hAnsi="Calibri"/>
+                <w:b w:val="false"/>
+                <w:bCs w:val="false"/>
+                <w:i w:val="false"/>
+                <w:iCs w:val="false"/>
+                <w:color w:val="2A2A2A"/>
+                <w:sz w:val="16"/>
+                <w:szCs w:val="16"/>
+              </w:rPr>
+              <w:t xml:space="preserve">E2E</w:t>
+            </w:r>
+            <w:r>
+              <w:rPr>
+                <w:rFonts w:ascii="Calibri" w:cs="Calibri" w:eastAsia="Calibri" w:hAnsi="Calibri"/>
+                <w:b w:val="false"/>
+                <w:bCs w:val="false"/>
+                <w:i w:val="false"/>
+                <w:iCs w:val="false"/>
+                <w:color w:val="2A2A2A"/>
+                <w:sz w:val="16"/>
+                <w:szCs w:val="16"/>
+              </w:rPr>
+              <w:t xml:space="preserve">   API</w:t>
+            </w:r>
+            <w:r>
+              <w:rPr>
+                <w:rFonts w:ascii="Calibri" w:cs="Calibri" w:eastAsia="Calibri" w:hAnsi="Calibri"/>
+                <w:b w:val="false"/>
+                <w:bCs w:val="false"/>
+                <w:i w:val="false"/>
+                <w:iCs w:val="false"/>
+                <w:color w:val="2A2A2A"/>
+                <w:sz w:val="16"/>
+                <w:szCs w:val="16"/>
               </w:rPr>
               <w:t xml:space="preserve">   UAT</w:t>
             </w:r>
             <w:r>
               <w:rPr>
-                <w:rFonts w:ascii="David" w:cs="David" w:eastAsia="David" w:hAnsi="David"/>
-                <w:b w:val="false"/>
-                <w:bCs w:val="false"/>
-                <w:i w:val="false"/>
-                <w:iCs w:val="false"/>
-                <w:color w:val="2A2A2A"/>
-                <w:sz w:val="17"/>
-                <w:szCs w:val="17"/>
-              </w:rPr>
-              <w:t xml:space="preserve">   רגרסיה</w:t>
-            </w:r>
-            <w:r>
-              <w:rPr>
-                <w:rFonts w:ascii="David" w:cs="David" w:eastAsia="David" w:hAnsi="David"/>
-                <w:b w:val="false"/>
-                <w:bCs w:val="false"/>
-                <w:i w:val="false"/>
-                <w:iCs w:val="false"/>
-                <w:color w:val="2A2A2A"/>
-                <w:sz w:val="17"/>
-                <w:szCs w:val="17"/>
-              </w:rPr>
-              <w:t xml:space="preserve">   Agile / Scrum</w:t>
+                <w:rFonts w:ascii="Calibri" w:cs="Calibri" w:eastAsia="Calibri" w:hAnsi="Calibri"/>
+                <w:b w:val="false"/>
+                <w:bCs w:val="false"/>
+                <w:i w:val="false"/>
+                <w:iCs w:val="false"/>
+                <w:color w:val="2A2A2A"/>
+                <w:sz w:val="16"/>
+                <w:szCs w:val="16"/>
+              </w:rPr>
+              <w:t xml:space="preserve">   Regression</w:t>
+            </w:r>
+            <w:r>
+              <w:rPr>
+                <w:rFonts w:ascii="Calibri" w:cs="Calibri" w:eastAsia="Calibri" w:hAnsi="Calibri"/>
+                <w:b w:val="false"/>
+                <w:bCs w:val="false"/>
+                <w:i w:val="false"/>
+                <w:iCs w:val="false"/>
+                <w:color w:val="2A2A2A"/>
+                <w:sz w:val="16"/>
+                <w:szCs w:val="16"/>
+              </w:rPr>
+              <w:t xml:space="preserve">   Agile/Scrum</w:t>
             </w:r>
           </w:p>
         </w:tc>
         <w:tc>
           <w:tcPr>
-            <w:tcW w:type="dxa" w:w="1600"/>
+            <w:tcW w:type="dxa" w:w="1700"/>
             <w:tcBorders>
               <w:top w:val="none" w:color="FFFFFF" w:sz="0"/>
               <w:left w:val="none" w:color="FFFFFF" w:sz="0"/>
@@ -2337,9 +2671,9 @@
               <w:right w:val="none" w:color="FFFFFF" w:sz="0"/>
             </w:tcBorders>
             <w:tcMar>
-              <w:top w:type="dxa" w:w="32"/>
+              <w:top w:type="dxa" w:w="16"/>
               <w:left w:type="dxa" w:w="0"/>
-              <w:bottom w:type="dxa" w:w="32"/>
+              <w:bottom w:type="dxa" w:w="16"/>
               <w:right w:type="dxa" w:w="0"/>
             </w:tcMar>
             <w:vAlign w:val="top"/>
@@ -2347,7 +2681,7 @@
           <w:p>
             <w:pPr>
               <w:bidi/>
-              <w:spacing w:after="32" w:before="32" w:line="260"/>
+              <w:spacing w:after="16" w:before="16" w:line="220"/>
               <w:jc w:val="right"/>
             </w:pPr>
             <w:r>
@@ -2358,8 +2692,8 @@
                 <w:i w:val="false"/>
                 <w:iCs w:val="false"/>
                 <w:color w:val="5A7FA8"/>
-                <w:sz w:val="17"/>
-                <w:szCs w:val="17"/>
+                <w:sz w:val="16"/>
+                <w:szCs w:val="16"/>
               </w:rPr>
               <w:t xml:space="preserve">מתודולוגיה</w:t>
             </w:r>
@@ -2369,19 +2703,11 @@
     </w:tbl>
     <w:p>
       <w:pPr>
-        <w:spacing w:after="0" w:before="0" w:line="80"/>
-      </w:pPr>
-      <w:r>
-        <w:t xml:space="preserve"/>
-      </w:r>
-    </w:p>
-    <w:p>
-      <w:pPr>
         <w:pBdr>
-          <w:bottom w:val="single" w:color="1B3A5C" w:sz="6" w:space="3"/>
+          <w:bottom w:val="single" w:color="1B3A5C" w:sz="4" w:space="2"/>
         </w:pBdr>
         <w:bidi/>
-        <w:spacing w:after="60" w:before="180" w:line="260"/>
+        <w:spacing w:after="30" w:before="100" w:line="220"/>
         <w:jc w:val="right"/>
       </w:pPr>
       <w:r>
@@ -2392,10 +2718,10 @@
           <w:i w:val="false"/>
           <w:iCs w:val="false"/>
           <w:color w:val="1B3A5C"/>
-          <w:sz w:val="20"/>
-          <w:szCs w:val="20"/>
-        </w:rPr>
-        <w:t xml:space="preserve">השכלה והסמכות</w:t>
+          <w:sz w:val="18"/>
+          <w:szCs w:val="18"/>
+        </w:rPr>
+        <w:t xml:space="preserve">השכלה</w:t>
       </w:r>
     </w:p>
     <w:p>
@@ -2443,7 +2769,7 @@
           <w:p>
             <w:pPr>
               <w:bidi/>
-              <w:spacing w:after="0" w:before="28" w:line="260"/>
+              <w:spacing w:after="0" w:before="16" w:line="220"/>
               <w:jc w:val="left"/>
             </w:pPr>
             <w:r>
@@ -2454,8 +2780,8 @@
                 <w:i w:val="false"/>
                 <w:iCs w:val="false"/>
                 <w:color w:val="5A7FA8"/>
-                <w:sz w:val="17"/>
-                <w:szCs w:val="17"/>
+                <w:sz w:val="16"/>
+                <w:szCs w:val="16"/>
               </w:rPr>
               <w:t xml:space="preserve">2022</w:t>
             </w:r>
@@ -2481,7 +2807,7 @@
           <w:p>
             <w:pPr>
               <w:bidi/>
-              <w:spacing w:after="0" w:before="28" w:line="260"/>
+              <w:spacing w:after="0" w:before="16" w:line="220"/>
               <w:jc w:val="right"/>
             </w:pPr>
             <w:r>
@@ -2492,8 +2818,8 @@
                 <w:i w:val="false"/>
                 <w:iCs w:val="false"/>
                 <w:color w:val="2A2A2A"/>
-                <w:sz w:val="19"/>
-                <w:szCs w:val="19"/>
+                <w:sz w:val="17"/>
+                <w:szCs w:val="17"/>
               </w:rPr>
               <w:t xml:space="preserve">קורס Full-Stack Automation (90 שעות) – מכללת QAExperts</w:t>
             </w:r>
@@ -2521,7 +2847,7 @@
           <w:p>
             <w:pPr>
               <w:bidi/>
-              <w:spacing w:after="0" w:before="20" w:line="260"/>
+              <w:spacing w:after="0" w:before="12" w:line="220"/>
               <w:jc w:val="left"/>
             </w:pPr>
             <w:r>
@@ -2532,8 +2858,8 @@
                 <w:i w:val="false"/>
                 <w:iCs w:val="false"/>
                 <w:color w:val="5A7FA8"/>
-                <w:sz w:val="17"/>
-                <w:szCs w:val="17"/>
+                <w:sz w:val="16"/>
+                <w:szCs w:val="16"/>
               </w:rPr>
               <w:t xml:space="preserve">2013</w:t>
             </w:r>
@@ -2559,7 +2885,7 @@
           <w:p>
             <w:pPr>
               <w:bidi/>
-              <w:spacing w:after="0" w:before="20" w:line="260"/>
+              <w:spacing w:after="0" w:before="12" w:line="220"/>
               <w:jc w:val="right"/>
             </w:pPr>
             <w:r>
@@ -2570,8 +2896,8 @@
                 <w:i w:val="false"/>
                 <w:iCs w:val="false"/>
                 <w:color w:val="2A2A2A"/>
-                <w:sz w:val="19"/>
-                <w:szCs w:val="19"/>
+                <w:sz w:val="17"/>
+                <w:szCs w:val="17"/>
               </w:rPr>
               <w:t xml:space="preserve">קורס הנדסת QA (360 שעות) – מכללת Experis</w:t>
             </w:r>
@@ -2599,7 +2925,7 @@
           <w:p>
             <w:pPr>
               <w:bidi/>
-              <w:spacing w:after="0" w:before="20" w:line="260"/>
+              <w:spacing w:after="0" w:before="12" w:line="220"/>
               <w:jc w:val="left"/>
             </w:pPr>
             <w:r>
@@ -2610,8 +2936,8 @@
                 <w:i w:val="false"/>
                 <w:iCs w:val="false"/>
                 <w:color w:val="5A7FA8"/>
-                <w:sz w:val="17"/>
-                <w:szCs w:val="17"/>
+                <w:sz w:val="16"/>
+                <w:szCs w:val="16"/>
               </w:rPr>
               <w:t xml:space="preserve">2008–2012</w:t>
             </w:r>
@@ -2637,7 +2963,7 @@
           <w:p>
             <w:pPr>
               <w:bidi/>
-              <w:spacing w:after="0" w:before="20" w:line="260"/>
+              <w:spacing w:after="0" w:before="12" w:line="220"/>
               <w:jc w:val="right"/>
             </w:pPr>
             <w:r>
@@ -2648,8 +2974,8 @@
                 <w:i w:val="false"/>
                 <w:iCs w:val="false"/>
                 <w:color w:val="2A2A2A"/>
-                <w:sz w:val="19"/>
-                <w:szCs w:val="19"/>
+                <w:sz w:val="17"/>
+                <w:szCs w:val="17"/>
               </w:rPr>
               <w:t xml:space="preserve">B.Ed בהצטיינות – מכללת חמדת הדרום</w:t>
             </w:r>
@@ -2659,19 +2985,11 @@
     </w:tbl>
     <w:p>
       <w:pPr>
-        <w:spacing w:after="0" w:before="0" w:line="80"/>
-      </w:pPr>
-      <w:r>
-        <w:t xml:space="preserve"/>
-      </w:r>
-    </w:p>
-    <w:p>
-      <w:pPr>
         <w:pBdr>
-          <w:bottom w:val="single" w:color="1B3A5C" w:sz="6" w:space="3"/>
+          <w:bottom w:val="single" w:color="1B3A5C" w:sz="4" w:space="2"/>
         </w:pBdr>
         <w:bidi/>
-        <w:spacing w:after="60" w:before="180" w:line="260"/>
+        <w:spacing w:after="30" w:before="100" w:line="220"/>
         <w:jc w:val="right"/>
       </w:pPr>
       <w:r>
@@ -2682,8 +3000,8 @@
           <w:i w:val="false"/>
           <w:iCs w:val="false"/>
           <w:color w:val="1B3A5C"/>
-          <w:sz w:val="20"/>
-          <w:szCs w:val="20"/>
+          <w:sz w:val="18"/>
+          <w:szCs w:val="18"/>
         </w:rPr>
         <w:t xml:space="preserve">שפות</w:t>
       </w:r>
@@ -2699,7 +3017,7 @@
     <w:p>
       <w:pPr>
         <w:bidi/>
-        <w:spacing w:after="0" w:before="0" w:line="260"/>
+        <w:spacing w:after="0" w:before="0" w:line="220"/>
         <w:jc w:val="right"/>
       </w:pPr>
       <w:r>
@@ -2710,8 +3028,8 @@
           <w:i w:val="false"/>
           <w:iCs w:val="false"/>
           <w:color w:val="2A2A2A"/>
-          <w:sz w:val="19"/>
-          <w:szCs w:val="19"/>
+          <w:sz w:val="17"/>
+          <w:szCs w:val="17"/>
         </w:rPr>
         <w:t xml:space="preserve">עברית</w:t>
       </w:r>
@@ -2723,8 +3041,8 @@
           <w:i w:val="false"/>
           <w:iCs w:val="false"/>
           <w:color w:val="2A2A2A"/>
-          <w:sz w:val="19"/>
-          <w:szCs w:val="19"/>
+          <w:sz w:val="17"/>
+          <w:szCs w:val="17"/>
         </w:rPr>
         <w:t xml:space="preserve"> — שפת אם     </w:t>
       </w:r>
@@ -2736,8 +3054,8 @@
           <w:i w:val="false"/>
           <w:iCs w:val="false"/>
           <w:color w:val="2A2A2A"/>
-          <w:sz w:val="19"/>
-          <w:szCs w:val="19"/>
+          <w:sz w:val="17"/>
+          <w:szCs w:val="17"/>
         </w:rPr>
         <w:t xml:space="preserve">אנגלית</w:t>
       </w:r>
@@ -2749,43 +3067,15 @@
           <w:i w:val="false"/>
           <w:iCs w:val="false"/>
           <w:color w:val="2A2A2A"/>
-          <w:sz w:val="19"/>
-          <w:szCs w:val="19"/>
+          <w:sz w:val="17"/>
+          <w:szCs w:val="17"/>
         </w:rPr>
         <w:t xml:space="preserve"> — רמה מקצועית</w:t>
-      </w:r>
-    </w:p>
-    <w:p>
-      <w:pPr>
-        <w:spacing w:after="0" w:before="0" w:line="320"/>
-      </w:pPr>
-      <w:r>
-        <w:t xml:space="preserve"/>
-      </w:r>
-    </w:p>
-    <w:p>
-      <w:pPr>
-        <w:bidi/>
-        <w:spacing w:after="0" w:before="0" w:line="260"/>
-        <w:jc w:val="center"/>
-      </w:pPr>
-      <w:r>
-        <w:rPr>
-          <w:rFonts w:ascii="David" w:cs="David" w:eastAsia="David" w:hAnsi="David"/>
-          <w:b w:val="false"/>
-          <w:bCs w:val="false"/>
-          <w:i/>
-          <w:iCs/>
-          <w:color w:val="5A7FA8"/>
-          <w:sz w:val="16"/>
-          <w:szCs w:val="16"/>
-        </w:rPr>
-        <w:t xml:space="preserve">פורטפוליו: aviorh-world.github.io/QAME  ·  ממליצים יסופקו על פי דרישה</w:t>
       </w:r>
     </w:p>
     <w:sectPr>
       <w:pgSz w:w="11906" w:h="16838" w:orient="portrait"/>
-      <w:pgMar w:top="640" w:right="860" w:bottom="780" w:left="860" w:header="708" w:footer="708" w:gutter="0"/>
+      <w:pgMar w:top="540" w:right="860" w:bottom="540" w:left="860" w:header="708" w:footer="708" w:gutter="0"/>
       <w:pgNumType/>
       <w:docGrid w:linePitch="360"/>
     </w:sectPr>
@@ -2966,7 +3256,7 @@
       <w:lvlJc w:val="right"/>
       <w:pPr>
         <w:bidi/>
-        <w:ind w:left="400" w:hanging="200"/>
+        <w:ind w:left="320" w:hanging="180"/>
       </w:pPr>
     </w:lvl>
   </w:abstractNum>
@@ -2992,8 +3282,8 @@
       <w:rPr>
         <w:rFonts w:ascii="David" w:cs="David" w:eastAsia="David" w:hAnsi="David"/>
         <w:color w:val="2A2A2A"/>
-        <w:sz w:val="20"/>
-        <w:szCs w:val="20"/>
+        <w:sz w:val="18"/>
+        <w:szCs w:val="18"/>
       </w:rPr>
     </w:rPrDefault>
     <w:pPrDefault/>

--- a/avior_hadad_cv_he.docx
+++ b/avior_hadad_cv_he.docx
@@ -4,7 +4,7 @@
   <w:body>
     <w:tbl>
       <w:tblPr>
-        <w:tblW w:type="dxa" w:w="9020"/>
+        <w:tblW w:type="dxa" w:w="9560"/>
         <w:tblBorders>
           <w:top w:val="single" w:color="auto" w:sz="4"/>
           <w:left w:val="single" w:color="auto" w:sz="4"/>
@@ -15,8 +15,8 @@
         </w:tblBorders>
       </w:tblPr>
       <w:tblGrid>
-        <w:gridCol w:w="1300"/>
-        <w:gridCol w:w="7720"/>
+        <w:gridCol w:w="1240"/>
+        <w:gridCol w:w="8320"/>
       </w:tblGrid>
       <w:tr>
         <w:tc>
@@ -30,7 +30,7 @@
             <w:shd w:fill="1B3A5C" w:val="clear"/>
             <w:tcMar>
               <w:top w:type="dxa" w:w="160"/>
-              <w:left w:type="dxa" w:w="200"/>
+              <w:left w:type="dxa" w:w="160"/>
               <w:bottom w:type="dxa" w:w="160"/>
               <w:right w:type="dxa" w:w="60"/>
             </w:tcMar>
@@ -43,7 +43,7 @@
             <w:r>
               <w:drawing>
                 <wp:inline distT="0" distB="0" distL="0" distR="0">
-                  <wp:extent cx="666750" cy="666750"/>
+                  <wp:extent cx="685800" cy="685800"/>
                   <wp:effectExtent t="0" r="0" b="0" l="0"/>
                   <wp:docPr id="1" name="" descr="" title=""/>
                   <wp:cNvGraphicFramePr>
@@ -68,7 +68,7 @@
                         <pic:spPr bwMode="auto">
                           <a:xfrm>
                             <a:off x="0" y="0"/>
-                            <a:ext cx="666750" cy="666750"/>
+                            <a:ext cx="685800" cy="685800"/>
                           </a:xfrm>
                           <a:prstGeom prst="rect">
                             <a:avLst/>
@@ -84,7 +84,7 @@
           <w:p>
             <w:pPr>
               <w:bidi/>
-              <w:spacing w:after="0" w:before="0" w:line="220"/>
+              <w:spacing w:after="0" w:before="0" w:line="260"/>
               <w:jc w:val="left"/>
             </w:pPr>
             <w:r>
@@ -98,7 +98,7 @@
                 <w:sz w:val="13"/>
                 <w:szCs w:val="13"/>
               </w:rPr>
-              <w:t xml:space="preserve">פורטפוליו</w:t>
+              <w:t xml:space="preserve">תיק עבודות</w:t>
             </w:r>
           </w:p>
         </w:tc>
@@ -112,16 +112,16 @@
             </w:tcBorders>
             <w:shd w:fill="1B3A5C" w:val="clear"/>
             <w:tcMar>
-              <w:top w:type="dxa" w:w="220"/>
+              <w:top w:type="dxa" w:w="260"/>
               <w:left w:type="dxa" w:w="160"/>
               <w:bottom w:type="dxa" w:w="200"/>
-              <w:right w:type="dxa" w:w="360"/>
+              <w:right w:type="dxa" w:w="380"/>
             </w:tcMar>
           </w:tcPr>
           <w:p>
             <w:pPr>
               <w:bidi/>
-              <w:spacing w:after="0" w:before="0" w:line="220"/>
+              <w:spacing w:after="0" w:before="0" w:line="260"/>
               <w:jc w:val="right"/>
             </w:pPr>
             <w:r>
@@ -132,15 +132,15 @@
                 <w:i w:val="false"/>
                 <w:iCs w:val="false"/>
                 <w:color w:val="FFFFFF"/>
-                <w:sz w:val="44"/>
-                <w:szCs w:val="44"/>
+                <w:sz w:val="46"/>
+                <w:szCs w:val="46"/>
               </w:rPr>
               <w:t xml:space="preserve">אביאור חדד</w:t>
             </w:r>
           </w:p>
           <w:p>
             <w:pPr>
-              <w:spacing w:after="0" w:before="0" w:line="80"/>
+              <w:spacing w:after="0" w:before="0" w:line="120"/>
             </w:pPr>
             <w:r>
               <w:t xml:space="preserve"/>
@@ -149,7 +149,7 @@
           <w:p>
             <w:pPr>
               <w:bidi/>
-              <w:spacing w:after="0" w:before="0" w:line="220"/>
+              <w:spacing w:after="0" w:before="0" w:line="260"/>
               <w:jc w:val="right"/>
             </w:pPr>
             <w:r>
@@ -160,15 +160,15 @@
                 <w:i w:val="false"/>
                 <w:iCs w:val="false"/>
                 <w:color w:val="BDD5EA"/>
-                <w:sz w:val="18"/>
-                <w:szCs w:val="18"/>
-              </w:rPr>
-              <w:t xml:space="preserve">מהנדס QA  ·  10+ שנות ניסיון  ·  גישה משולבת AI לבדיקות</w:t>
-            </w:r>
-          </w:p>
-          <w:p>
-            <w:pPr>
-              <w:spacing w:after="0" w:before="0" w:line="120"/>
+                <w:sz w:val="20"/>
+                <w:szCs w:val="20"/>
+              </w:rPr>
+              <w:t xml:space="preserve">מהנדס QA  ·  ניסיון של 10+ שנים</w:t>
+            </w:r>
+          </w:p>
+          <w:p>
+            <w:pPr>
+              <w:spacing w:after="0" w:before="0" w:line="160"/>
             </w:pPr>
             <w:r>
               <w:t xml:space="preserve"/>
@@ -177,7 +177,7 @@
           <w:p>
             <w:pPr>
               <w:bidi/>
-              <w:spacing w:after="0" w:before="0" w:line="220"/>
+              <w:spacing w:after="0" w:before="0" w:line="260"/>
               <w:jc w:val="right"/>
             </w:pPr>
             <w:r>
@@ -188,8 +188,8 @@
                 <w:i w:val="false"/>
                 <w:iCs w:val="false"/>
                 <w:color w:val="D0E6F5"/>
-                <w:sz w:val="15"/>
-                <w:szCs w:val="15"/>
+                <w:sz w:val="16"/>
+                <w:szCs w:val="16"/>
               </w:rPr>
               <w:t xml:space="preserve">ירושלים (היברידי)</w:t>
             </w:r>
@@ -201,10 +201,10 @@
                 <w:i w:val="false"/>
                 <w:iCs w:val="false"/>
                 <w:color w:val="7A9FBF"/>
-                <w:sz w:val="15"/>
-                <w:szCs w:val="15"/>
-              </w:rPr>
-              <w:t xml:space="preserve">   |   </w:t>
+                <w:sz w:val="16"/>
+                <w:szCs w:val="16"/>
+              </w:rPr>
+              <w:t xml:space="preserve">  |  </w:t>
             </w:r>
             <w:r>
               <w:rPr>
@@ -214,8 +214,8 @@
                 <w:i w:val="false"/>
                 <w:iCs w:val="false"/>
                 <w:color w:val="D0E6F5"/>
-                <w:sz w:val="15"/>
-                <w:szCs w:val="15"/>
+                <w:sz w:val="16"/>
+                <w:szCs w:val="16"/>
               </w:rPr>
               <w:t xml:space="preserve">LinkedIn: Avior Hadad</w:t>
             </w:r>
@@ -227,10 +227,10 @@
                 <w:i w:val="false"/>
                 <w:iCs w:val="false"/>
                 <w:color w:val="7A9FBF"/>
-                <w:sz w:val="15"/>
-                <w:szCs w:val="15"/>
-              </w:rPr>
-              <w:t xml:space="preserve">   |   </w:t>
+                <w:sz w:val="16"/>
+                <w:szCs w:val="16"/>
+              </w:rPr>
+              <w:t xml:space="preserve">  |  </w:t>
             </w:r>
             <w:r>
               <w:rPr>
@@ -240,8 +240,8 @@
                 <w:i w:val="false"/>
                 <w:iCs w:val="false"/>
                 <w:color w:val="D0E6F5"/>
-                <w:sz w:val="15"/>
-                <w:szCs w:val="15"/>
+                <w:sz w:val="16"/>
+                <w:szCs w:val="16"/>
               </w:rPr>
               <w:t xml:space="preserve">054-595-9059</w:t>
             </w:r>
@@ -253,10 +253,10 @@
                 <w:i w:val="false"/>
                 <w:iCs w:val="false"/>
                 <w:color w:val="7A9FBF"/>
-                <w:sz w:val="15"/>
-                <w:szCs w:val="15"/>
-              </w:rPr>
-              <w:t xml:space="preserve">   |   </w:t>
+                <w:sz w:val="16"/>
+                <w:szCs w:val="16"/>
+              </w:rPr>
+              <w:t xml:space="preserve">  |  </w:t>
             </w:r>
             <w:r>
               <w:rPr>
@@ -266,8 +266,8 @@
                 <w:i w:val="false"/>
                 <w:iCs w:val="false"/>
                 <w:color w:val="D0E6F5"/>
-                <w:sz w:val="15"/>
-                <w:szCs w:val="15"/>
+                <w:sz w:val="16"/>
+                <w:szCs w:val="16"/>
               </w:rPr>
               <w:t xml:space="preserve">Aviorh@gmail.com ✉</w:t>
             </w:r>
@@ -277,7 +277,7 @@
     </w:tbl>
     <w:p>
       <w:pPr>
-        <w:spacing w:after="0" w:before="0" w:line="40"/>
+        <w:spacing w:after="0" w:before="0" w:line="60"/>
       </w:pPr>
       <w:r>
         <w:t xml:space="preserve"/>
@@ -285,11 +285,19 @@
     </w:p>
     <w:p>
       <w:pPr>
+        <w:spacing w:after="0" w:before="0" w:line="60"/>
+      </w:pPr>
+      <w:r>
+        <w:t xml:space="preserve"/>
+      </w:r>
+    </w:p>
+    <w:p>
+      <w:pPr>
         <w:pBdr>
-          <w:bottom w:val="single" w:color="1B3A5C" w:sz="4" w:space="2"/>
+          <w:bottom w:val="single" w:color="1B3A5C" w:sz="6" w:space="3"/>
         </w:pBdr>
         <w:bidi/>
-        <w:spacing w:after="30" w:before="100" w:line="220"/>
+        <w:spacing w:after="50" w:before="160" w:line="260"/>
         <w:jc w:val="right"/>
       </w:pPr>
       <w:r>
@@ -300,8 +308,8 @@
           <w:i w:val="false"/>
           <w:iCs w:val="false"/>
           <w:color w:val="1B3A5C"/>
-          <w:sz w:val="18"/>
-          <w:szCs w:val="18"/>
+          <w:sz w:val="19"/>
+          <w:szCs w:val="19"/>
         </w:rPr>
         <w:t xml:space="preserve">תקציר מקצועי</w:t>
       </w:r>
@@ -317,7 +325,7 @@
     <w:p>
       <w:pPr>
         <w:bidi/>
-        <w:spacing w:after="0" w:before="0" w:line="252"/>
+        <w:spacing w:after="0" w:before="0" w:line="280"/>
         <w:jc w:val="right"/>
       </w:pPr>
       <w:r>
@@ -328,19 +336,79 @@
           <w:i w:val="false"/>
           <w:iCs w:val="false"/>
           <w:color w:val="2A2A2A"/>
-          <w:sz w:val="17"/>
-          <w:szCs w:val="17"/>
+          <w:sz w:val="18"/>
+          <w:szCs w:val="18"/>
         </w:rPr>
-        <w:t xml:space="preserve">מהנדס QA עם למעלה מ-10 שנות ניסיון בפינטק, נסיעות וקמעונאות. מצטיין בחקר שורש הבעיה, תיעוד מסודר ושיתוף פעולה הדוק עם צוותי הפיתוח. פועל בסביבת פיתוח של C#/.NET — מכיר את הקוד ברמת הבדיקות, לא מפתח. מתחיל בכתיבת קוד אוטומציה, ובעל ניסיון רב בהרצה וניתוח של חבילות בדיקות אוטומטיות. בעל גישה מתקדמת של עבודה עם AI ("vibe coding") — משתמש ב-Claude וב-NotebookLM כדי לבנות כלי QA פנימיים, להאיץ עיצוב בדיקות ולתעד אוטומטית.</w:t>
+        <w:t xml:space="preserve">מהנדס QA עם 10+ שנות ניסיון בחברות פינטק, נסיעות וקמעונאות. בעל ניסיון רב במגוון כלי בדיקות ומתודולוגיות. עובד בסביבת C#/.NET ברמת בדיקות. </w:t>
+      </w:r>
+      <w:r>
+        <w:rPr>
+          <w:rFonts w:ascii="David" w:cs="David" w:eastAsia="David" w:hAnsi="David"/>
+          <w:b/>
+          <w:bCs/>
+          <w:i w:val="false"/>
+          <w:iCs w:val="false"/>
+          <w:color w:val="2A2A2A"/>
+          <w:sz w:val="18"/>
+          <w:szCs w:val="18"/>
+        </w:rPr>
+        <w:t xml:space="preserve">מפתח אוטומציה מתחיל</w:t>
+      </w:r>
+      <w:r>
+        <w:rPr>
+          <w:rFonts w:ascii="David" w:cs="David" w:eastAsia="David" w:hAnsi="David"/>
+          <w:b w:val="false"/>
+          <w:bCs w:val="false"/>
+          <w:i w:val="false"/>
+          <w:iCs w:val="false"/>
+          <w:color w:val="2A2A2A"/>
+          <w:sz w:val="18"/>
+          <w:szCs w:val="18"/>
+        </w:rPr>
+        <w:t xml:space="preserve">, vibe coder, ו-AI-oriented — עושה שימוש בכלי AI לשיפור תהליכי הבדיקה ומפתח להנאתו כלי עזר לבדיקות. מאמין בגישת </w:t>
+      </w:r>
+      <w:r>
+        <w:rPr>
+          <w:rFonts w:ascii="David" w:cs="David" w:eastAsia="David" w:hAnsi="David"/>
+          <w:b/>
+          <w:bCs/>
+          <w:i w:val="false"/>
+          <w:iCs w:val="false"/>
+          <w:color w:val="2A2A2A"/>
+          <w:sz w:val="18"/>
+          <w:szCs w:val="18"/>
+        </w:rPr>
+        <w:t xml:space="preserve">Prevention Over Detection</w:t>
+      </w:r>
+      <w:r>
+        <w:rPr>
+          <w:rFonts w:ascii="David" w:cs="David" w:eastAsia="David" w:hAnsi="David"/>
+          <w:b w:val="false"/>
+          <w:bCs w:val="false"/>
+          <w:i w:val="false"/>
+          <w:iCs w:val="false"/>
+          <w:color w:val="2A2A2A"/>
+          <w:sz w:val="18"/>
+          <w:szCs w:val="18"/>
+        </w:rPr>
+        <w:t xml:space="preserve">.</w:t>
+      </w:r>
+    </w:p>
+    <w:p>
+      <w:pPr>
+        <w:spacing w:after="0" w:before="0" w:line="60"/>
+      </w:pPr>
+      <w:r>
+        <w:t xml:space="preserve"/>
       </w:r>
     </w:p>
     <w:p>
       <w:pPr>
         <w:pBdr>
-          <w:bottom w:val="single" w:color="1B3A5C" w:sz="4" w:space="2"/>
+          <w:bottom w:val="single" w:color="1B3A5C" w:sz="6" w:space="3"/>
         </w:pBdr>
         <w:bidi/>
-        <w:spacing w:after="30" w:before="100" w:line="220"/>
+        <w:spacing w:after="50" w:before="160" w:line="260"/>
         <w:jc w:val="right"/>
       </w:pPr>
       <w:r>
@@ -351,8 +419,8 @@
           <w:i w:val="false"/>
           <w:iCs w:val="false"/>
           <w:color w:val="1B3A5C"/>
-          <w:sz w:val="18"/>
-          <w:szCs w:val="18"/>
+          <w:sz w:val="19"/>
+          <w:szCs w:val="19"/>
         </w:rPr>
         <w:t xml:space="preserve">ניסיון תעסוקתי</w:t>
       </w:r>
@@ -402,7 +470,7 @@
           <w:p>
             <w:pPr>
               <w:bidi/>
-              <w:spacing w:after="0" w:before="40" w:line="220"/>
+              <w:spacing w:after="0" w:before="50" w:line="260"/>
               <w:jc w:val="left"/>
             </w:pPr>
             <w:r>
@@ -440,19 +508,19 @@
           <w:p>
             <w:pPr>
               <w:bidi/>
-              <w:spacing w:after="0" w:before="40" w:line="220"/>
+              <w:spacing w:after="0" w:before="50" w:line="260"/>
               <w:jc w:val="right"/>
             </w:pPr>
             <w:r>
               <w:rPr>
-                <w:rFonts w:ascii="Calibri" w:cs="Calibri" w:eastAsia="Calibri" w:hAnsi="Calibri"/>
+                <w:rFonts w:ascii="David" w:cs="David" w:eastAsia="David" w:hAnsi="David"/>
                 <w:b/>
                 <w:bCs/>
                 <w:i w:val="false"/>
                 <w:iCs w:val="false"/>
                 <w:color w:val="1B3A5C"/>
-                <w:sz w:val="19"/>
-                <w:szCs w:val="19"/>
+                <w:sz w:val="21"/>
+                <w:szCs w:val="21"/>
               </w:rPr>
               <w:t xml:space="preserve">Jifiti</w:t>
             </w:r>
@@ -464,8 +532,8 @@
                 <w:i w:val="false"/>
                 <w:iCs w:val="false"/>
                 <w:color w:val="5A7FA8"/>
-                <w:sz w:val="17"/>
-                <w:szCs w:val="17"/>
+                <w:sz w:val="18"/>
+                <w:szCs w:val="18"/>
               </w:rPr>
               <w:t xml:space="preserve">  ·  </w:t>
             </w:r>
@@ -477,24 +545,18 @@
                 <w:i/>
                 <w:iCs/>
                 <w:color w:val="2A2A2A"/>
-                <w:sz w:val="17"/>
-                <w:szCs w:val="17"/>
+                <w:sz w:val="18"/>
+                <w:szCs w:val="18"/>
               </w:rPr>
               <w:t xml:space="preserve">מהנדס QA</w:t>
             </w:r>
-            <w:r>
-              <w:rPr>
-                <w:rFonts w:ascii="David" w:cs="David" w:eastAsia="David" w:hAnsi="David"/>
-                <w:b w:val="false"/>
-                <w:bCs w:val="false"/>
-                <w:i w:val="false"/>
-                <w:iCs w:val="false"/>
-                <w:color w:val="5A7FA8"/>
-                <w:sz w:val="17"/>
-                <w:szCs w:val="17"/>
-              </w:rPr>
-              <w:t xml:space="preserve">  —  </w:t>
-            </w:r>
+          </w:p>
+          <w:p>
+            <w:pPr>
+              <w:bidi/>
+              <w:spacing w:after="0" w:before="4" w:line="260"/>
+              <w:jc w:val="right"/>
+            </w:pPr>
             <w:r>
               <w:rPr>
                 <w:rFonts w:ascii="David" w:cs="David" w:eastAsia="David" w:hAnsi="David"/>
@@ -512,6 +574,14 @@
         </w:tc>
       </w:tr>
     </w:tbl>
+    <w:p>
+      <w:pPr>
+        <w:spacing w:after="0" w:before="0" w:line="20"/>
+      </w:pPr>
+      <w:r>
+        <w:t xml:space="preserve"/>
+      </w:r>
+    </w:p>
     <w:p>
       <w:pPr>
         <w:pStyle w:val="ListParagraph"/>
@@ -520,7 +590,7 @@
           <w:numId w:val="2"/>
         </w:numPr>
         <w:bidi/>
-        <w:spacing w:after="12" w:before="12" w:line="232"/>
+        <w:spacing w:after="24" w:before="24" w:line="264"/>
         <w:jc w:val="right"/>
       </w:pPr>
       <w:r>
@@ -531,10 +601,10 @@
           <w:i w:val="false"/>
           <w:iCs w:val="false"/>
           <w:color w:val="2A2A2A"/>
-          <w:sz w:val="17"/>
-          <w:szCs w:val="17"/>
+          <w:sz w:val="18"/>
+          <w:szCs w:val="18"/>
         </w:rPr>
-        <w:t xml:space="preserve">מוביל QA על פני 5+ אינטגרציות עם ספקי מימון ומסחר בפלטפורמת פינטק</w:t>
+        <w:t xml:space="preserve">אחריות QA על 5+ אינטגרציות עם ספקי מימון ומסחר בפלטפורמת פינטק</w:t>
       </w:r>
     </w:p>
     <w:p>
@@ -545,7 +615,7 @@
           <w:numId w:val="2"/>
         </w:numPr>
         <w:bidi/>
-        <w:spacing w:after="12" w:before="12" w:line="232"/>
+        <w:spacing w:after="24" w:before="24" w:line="264"/>
         <w:jc w:val="right"/>
       </w:pPr>
       <w:r>
@@ -556,10 +626,10 @@
           <w:i w:val="false"/>
           <w:iCs w:val="false"/>
           <w:color w:val="2A2A2A"/>
-          <w:sz w:val="17"/>
-          <w:szCs w:val="17"/>
+          <w:sz w:val="18"/>
+          <w:szCs w:val="18"/>
         </w:rPr>
-        <w:t xml:space="preserve">בדיקות E2E מקצה לקצה: יצירת הלוואות, ניהול חשבונות ואימות API מול ספקים חיצוניים</w:t>
+        <w:t xml:space="preserve">בדיקות E2E: יצירת הלוואות, ניהול חשבונות ואימות API מול ספקים חיצוניים</w:t>
       </w:r>
     </w:p>
     <w:p>
@@ -570,7 +640,7 @@
           <w:numId w:val="2"/>
         </w:numPr>
         <w:bidi/>
-        <w:spacing w:after="12" w:before="12" w:line="232"/>
+        <w:spacing w:after="24" w:before="24" w:line="264"/>
         <w:jc w:val="right"/>
       </w:pPr>
       <w:r>
@@ -581,24 +651,23 @@
           <w:i w:val="false"/>
           <w:iCs w:val="false"/>
           <w:color w:val="2A2A2A"/>
-          <w:sz w:val="17"/>
-          <w:szCs w:val="17"/>
+          <w:sz w:val="18"/>
+          <w:szCs w:val="18"/>
         </w:rPr>
-        <w:t xml:space="preserve">ניתוח לוגים (</w:t>
-      </w:r>
-      <w:r>
-        <w:rPr>
-          <w:rFonts w:ascii="Calibri" w:cs="Calibri" w:eastAsia="Calibri" w:hAnsi="Calibri"/>
-          <w:b w:val="false"/>
-          <w:bCs w:val="false"/>
-          <w:i w:val="false"/>
-          <w:iCs w:val="false"/>
-          <w:color w:val="2A2A2A"/>
-          <w:sz w:val="17"/>
-          <w:szCs w:val="17"/>
-        </w:rPr>
-        <w:t xml:space="preserve">Coralogix, Kibana</w:t>
-      </w:r>
+        <w:t xml:space="preserve">ניתוח לוגים (Coralogix, Kibana); שאילתות SQL לאימות נתונים; בדיקות API (Postman, Swagger)</w:t>
+      </w:r>
+    </w:p>
+    <w:p>
+      <w:pPr>
+        <w:pStyle w:val="ListParagraph"/>
+        <w:numPr>
+          <w:ilvl w:val="0"/>
+          <w:numId w:val="2"/>
+        </w:numPr>
+        <w:bidi/>
+        <w:spacing w:after="24" w:before="24" w:line="264"/>
+        <w:jc w:val="right"/>
+      </w:pPr>
       <w:r>
         <w:rPr>
           <w:rFonts w:ascii="David" w:cs="David" w:eastAsia="David" w:hAnsi="David"/>
@@ -607,24 +676,23 @@
           <w:i w:val="false"/>
           <w:iCs w:val="false"/>
           <w:color w:val="2A2A2A"/>
-          <w:sz w:val="17"/>
-          <w:szCs w:val="17"/>
+          <w:sz w:val="18"/>
+          <w:szCs w:val="18"/>
         </w:rPr>
-        <w:t xml:space="preserve">), אימות נתונים ב-</w:t>
-      </w:r>
-      <w:r>
-        <w:rPr>
-          <w:rFonts w:ascii="Calibri" w:cs="Calibri" w:eastAsia="Calibri" w:hAnsi="Calibri"/>
-          <w:b w:val="false"/>
-          <w:bCs w:val="false"/>
-          <w:i w:val="false"/>
-          <w:iCs w:val="false"/>
-          <w:color w:val="2A2A2A"/>
-          <w:sz w:val="17"/>
-          <w:szCs w:val="17"/>
-        </w:rPr>
-        <w:t xml:space="preserve">SQL</w:t>
-      </w:r>
+        <w:t xml:space="preserve">ניהול והרצת בדיקות דרך Cloudbeat (פלטפורמת ניהול בדיקות עם runner מובנה)</w:t>
+      </w:r>
+    </w:p>
+    <w:p>
+      <w:pPr>
+        <w:pStyle w:val="ListParagraph"/>
+        <w:numPr>
+          <w:ilvl w:val="0"/>
+          <w:numId w:val="2"/>
+        </w:numPr>
+        <w:bidi/>
+        <w:spacing w:after="24" w:before="24" w:line="264"/>
+        <w:jc w:val="right"/>
+      </w:pPr>
       <w:r>
         <w:rPr>
           <w:rFonts w:ascii="David" w:cs="David" w:eastAsia="David" w:hAnsi="David"/>
@@ -633,24 +701,23 @@
           <w:i w:val="false"/>
           <w:iCs w:val="false"/>
           <w:color w:val="2A2A2A"/>
-          <w:sz w:val="17"/>
-          <w:szCs w:val="17"/>
+          <w:sz w:val="18"/>
+          <w:szCs w:val="18"/>
         </w:rPr>
-        <w:t xml:space="preserve">, בדיקות API (</w:t>
-      </w:r>
-      <w:r>
-        <w:rPr>
-          <w:rFonts w:ascii="Calibri" w:cs="Calibri" w:eastAsia="Calibri" w:hAnsi="Calibri"/>
-          <w:b w:val="false"/>
-          <w:bCs w:val="false"/>
-          <w:i w:val="false"/>
-          <w:iCs w:val="false"/>
-          <w:color w:val="2A2A2A"/>
-          <w:sz w:val="17"/>
-          <w:szCs w:val="17"/>
-        </w:rPr>
-        <w:t xml:space="preserve">Postman, Swagger</w:t>
-      </w:r>
+        <w:t xml:space="preserve">כתיבת קוד Playwright ברמת מתחיל; ניסיון בהרצה וניתוח חבילות בדיקות אוטומטיות</w:t>
+      </w:r>
+    </w:p>
+    <w:p>
+      <w:pPr>
+        <w:pStyle w:val="ListParagraph"/>
+        <w:numPr>
+          <w:ilvl w:val="0"/>
+          <w:numId w:val="2"/>
+        </w:numPr>
+        <w:bidi/>
+        <w:spacing w:after="24" w:before="24" w:line="264"/>
+        <w:jc w:val="right"/>
+      </w:pPr>
       <w:r>
         <w:rPr>
           <w:rFonts w:ascii="David" w:cs="David" w:eastAsia="David" w:hAnsi="David"/>
@@ -659,10 +726,10 @@
           <w:i w:val="false"/>
           <w:iCs w:val="false"/>
           <w:color w:val="2A2A2A"/>
-          <w:sz w:val="17"/>
-          <w:szCs w:val="17"/>
+          <w:sz w:val="18"/>
+          <w:szCs w:val="18"/>
         </w:rPr>
-        <w:t xml:space="preserve">)</w:t>
+        <w:t xml:space="preserve">כתיבת מאמרי ידע פנימיים (Jifipedia / Confluence) שאומצו ע"י צוות ה-R&amp;D</w:t>
       </w:r>
     </w:p>
     <w:p>
@@ -673,7 +740,7 @@
           <w:numId w:val="2"/>
         </w:numPr>
         <w:bidi/>
-        <w:spacing w:after="12" w:before="12" w:line="232"/>
+        <w:spacing w:after="24" w:before="24" w:line="264"/>
         <w:jc w:val="right"/>
       </w:pPr>
       <w:r>
@@ -684,233 +751,15 @@
           <w:i w:val="false"/>
           <w:iCs w:val="false"/>
           <w:color w:val="2A2A2A"/>
-          <w:sz w:val="17"/>
-          <w:szCs w:val="17"/>
+          <w:sz w:val="18"/>
+          <w:szCs w:val="18"/>
         </w:rPr>
-        <w:t xml:space="preserve">ניהול והרצת בדיקות ב-</w:t>
-      </w:r>
-      <w:r>
-        <w:rPr>
-          <w:rFonts w:ascii="Calibri" w:cs="Calibri" w:eastAsia="Calibri" w:hAnsi="Calibri"/>
-          <w:b w:val="false"/>
-          <w:bCs w:val="false"/>
-          <w:i w:val="false"/>
-          <w:iCs w:val="false"/>
-          <w:color w:val="2A2A2A"/>
-          <w:sz w:val="17"/>
-          <w:szCs w:val="17"/>
-        </w:rPr>
-        <w:t xml:space="preserve">Cloudbeat</w:t>
-      </w:r>
-      <w:r>
-        <w:rPr>
-          <w:rFonts w:ascii="David" w:cs="David" w:eastAsia="David" w:hAnsi="David"/>
-          <w:b w:val="false"/>
-          <w:bCs w:val="false"/>
-          <w:i w:val="false"/>
-          <w:iCs w:val="false"/>
-          <w:color w:val="2A2A2A"/>
-          <w:sz w:val="17"/>
-          <w:szCs w:val="17"/>
-        </w:rPr>
-        <w:t xml:space="preserve"> (פלטפורמת ניהול בדיקות עם מנוע הרצה מובנה)</w:t>
-      </w:r>
-    </w:p>
-    <w:p>
-      <w:pPr>
-        <w:pStyle w:val="ListParagraph"/>
-        <w:numPr>
-          <w:ilvl w:val="0"/>
-          <w:numId w:val="2"/>
-        </w:numPr>
-        <w:bidi/>
-        <w:spacing w:after="12" w:before="12" w:line="232"/>
-        <w:jc w:val="right"/>
-      </w:pPr>
-      <w:r>
-        <w:rPr>
-          <w:rFonts w:ascii="Calibri" w:cs="Calibri" w:eastAsia="Calibri" w:hAnsi="Calibri"/>
-          <w:b w:val="false"/>
-          <w:bCs w:val="false"/>
-          <w:i w:val="false"/>
-          <w:iCs w:val="false"/>
-          <w:color w:val="2A2A2A"/>
-          <w:sz w:val="17"/>
-          <w:szCs w:val="17"/>
-        </w:rPr>
-        <w:t xml:space="preserve">Playwright</w:t>
-      </w:r>
-      <w:r>
-        <w:rPr>
-          <w:rFonts w:ascii="David" w:cs="David" w:eastAsia="David" w:hAnsi="David"/>
-          <w:b w:val="false"/>
-          <w:bCs w:val="false"/>
-          <w:i w:val="false"/>
-          <w:iCs w:val="false"/>
-          <w:color w:val="2A2A2A"/>
-          <w:sz w:val="17"/>
-          <w:szCs w:val="17"/>
-        </w:rPr>
-        <w:t xml:space="preserve"> ברמת מתחיל; ניסיון רב בהרצה וניתוח חבילות רגרסיה אוטומטיות</w:t>
-      </w:r>
-    </w:p>
-    <w:p>
-      <w:pPr>
-        <w:pStyle w:val="ListParagraph"/>
-        <w:numPr>
-          <w:ilvl w:val="0"/>
-          <w:numId w:val="2"/>
-        </w:numPr>
-        <w:bidi/>
-        <w:spacing w:after="12" w:before="12" w:line="232"/>
-        <w:jc w:val="right"/>
-      </w:pPr>
-      <w:r>
-        <w:rPr>
-          <w:rFonts w:ascii="David" w:cs="David" w:eastAsia="David" w:hAnsi="David"/>
-          <w:b w:val="false"/>
-          <w:bCs w:val="false"/>
-          <w:i w:val="false"/>
-          <w:iCs w:val="false"/>
-          <w:color w:val="2A2A2A"/>
-          <w:sz w:val="17"/>
-          <w:szCs w:val="17"/>
-        </w:rPr>
-        <w:t xml:space="preserve">כתיבת מאמרי ידע ב-</w:t>
-      </w:r>
-      <w:r>
-        <w:rPr>
-          <w:rFonts w:ascii="Calibri" w:cs="Calibri" w:eastAsia="Calibri" w:hAnsi="Calibri"/>
-          <w:b w:val="false"/>
-          <w:bCs w:val="false"/>
-          <w:i w:val="false"/>
-          <w:iCs w:val="false"/>
-          <w:color w:val="2A2A2A"/>
-          <w:sz w:val="17"/>
-          <w:szCs w:val="17"/>
-        </w:rPr>
-        <w:t xml:space="preserve">Jifipedia / Confluence</w:t>
-      </w:r>
-      <w:r>
-        <w:rPr>
-          <w:rFonts w:ascii="David" w:cs="David" w:eastAsia="David" w:hAnsi="David"/>
-          <w:b w:val="false"/>
-          <w:bCs w:val="false"/>
-          <w:i w:val="false"/>
-          <w:iCs w:val="false"/>
-          <w:color w:val="2A2A2A"/>
-          <w:sz w:val="17"/>
-          <w:szCs w:val="17"/>
-        </w:rPr>
-        <w:t xml:space="preserve"> שאומצו על ידי כל צוות ה-</w:t>
-      </w:r>
-      <w:r>
-        <w:rPr>
-          <w:rFonts w:ascii="Calibri" w:cs="Calibri" w:eastAsia="Calibri" w:hAnsi="Calibri"/>
-          <w:b w:val="false"/>
-          <w:bCs w:val="false"/>
-          <w:i w:val="false"/>
-          <w:iCs w:val="false"/>
-          <w:color w:val="2A2A2A"/>
-          <w:sz w:val="17"/>
-          <w:szCs w:val="17"/>
-        </w:rPr>
-        <w:t xml:space="preserve">R&amp;D</w:t>
-      </w:r>
-    </w:p>
-    <w:p>
-      <w:pPr>
-        <w:pStyle w:val="ListParagraph"/>
-        <w:numPr>
-          <w:ilvl w:val="0"/>
-          <w:numId w:val="2"/>
-        </w:numPr>
-        <w:bidi/>
-        <w:spacing w:after="12" w:before="12" w:line="232"/>
-        <w:jc w:val="right"/>
-      </w:pPr>
-      <w:r>
-        <w:rPr>
-          <w:rFonts w:ascii="David" w:cs="David" w:eastAsia="David" w:hAnsi="David"/>
-          <w:b w:val="false"/>
-          <w:bCs w:val="false"/>
-          <w:i w:val="false"/>
-          <w:iCs w:val="false"/>
-          <w:color w:val="2A2A2A"/>
-          <w:sz w:val="17"/>
-          <w:szCs w:val="17"/>
-        </w:rPr>
-        <w:t xml:space="preserve">בנה כלי QA פנימיים (</w:t>
-      </w:r>
-      <w:r>
-        <w:rPr>
-          <w:rFonts w:ascii="Calibri" w:cs="Calibri" w:eastAsia="Calibri" w:hAnsi="Calibri"/>
-          <w:b w:val="false"/>
-          <w:bCs w:val="false"/>
-          <w:i w:val="false"/>
-          <w:iCs w:val="false"/>
-          <w:color w:val="2A2A2A"/>
-          <w:sz w:val="17"/>
-          <w:szCs w:val="17"/>
-        </w:rPr>
-        <w:t xml:space="preserve">UI Diff vs Figma, NotebookLM</w:t>
-      </w:r>
-      <w:r>
-        <w:rPr>
-          <w:rFonts w:ascii="David" w:cs="David" w:eastAsia="David" w:hAnsi="David"/>
-          <w:b w:val="false"/>
-          <w:bCs w:val="false"/>
-          <w:i w:val="false"/>
-          <w:iCs w:val="false"/>
-          <w:color w:val="2A2A2A"/>
-          <w:sz w:val="17"/>
-          <w:szCs w:val="17"/>
-        </w:rPr>
-        <w:t xml:space="preserve">) באמצעות </w:t>
-      </w:r>
-      <w:r>
-        <w:rPr>
-          <w:rFonts w:ascii="Calibri" w:cs="Calibri" w:eastAsia="Calibri" w:hAnsi="Calibri"/>
-          <w:b w:val="false"/>
-          <w:bCs w:val="false"/>
-          <w:i w:val="false"/>
-          <w:iCs w:val="false"/>
-          <w:color w:val="2A2A2A"/>
-          <w:sz w:val="17"/>
-          <w:szCs w:val="17"/>
-        </w:rPr>
-        <w:t xml:space="preserve">Claude</w:t>
-      </w:r>
-      <w:r>
-        <w:rPr>
-          <w:rFonts w:ascii="David" w:cs="David" w:eastAsia="David" w:hAnsi="David"/>
-          <w:b w:val="false"/>
-          <w:bCs w:val="false"/>
-          <w:i w:val="false"/>
-          <w:iCs w:val="false"/>
-          <w:color w:val="2A2A2A"/>
-          <w:sz w:val="17"/>
-          <w:szCs w:val="17"/>
-        </w:rPr>
-        <w:t xml:space="preserve"> — בגישת </w:t>
-      </w:r>
-      <w:r>
-        <w:rPr>
-          <w:rFonts w:ascii="Calibri" w:cs="Calibri" w:eastAsia="Calibri" w:hAnsi="Calibri"/>
-          <w:b w:val="false"/>
-          <w:bCs w:val="false"/>
-          <w:i w:val="false"/>
-          <w:iCs w:val="false"/>
-          <w:color w:val="2A2A2A"/>
-          <w:sz w:val="17"/>
-          <w:szCs w:val="17"/>
-        </w:rPr>
-        <w:t xml:space="preserve">"vibe coding"</w:t>
-      </w:r>
-    </w:p>
-    <w:p>
-      <w:pPr>
-        <w:spacing w:after="0" w:before="0" w:line="80"/>
+        <w:t xml:space="preserve">כלי AI (Claude, NotebookLM) לתכנון בדיקות, תיעוד ובניית כלי QA מותאמים</w:t>
+      </w:r>
+    </w:p>
+    <w:p>
+      <w:pPr>
+        <w:spacing w:after="0" w:before="0" w:line="120"/>
       </w:pPr>
       <w:r>
         <w:t xml:space="preserve"/>
@@ -953,7 +802,7 @@
           <w:p>
             <w:pPr>
               <w:bidi/>
-              <w:spacing w:after="0" w:before="40" w:line="220"/>
+              <w:spacing w:after="0" w:before="50" w:line="260"/>
               <w:jc w:val="left"/>
             </w:pPr>
             <w:r>
@@ -991,19 +840,19 @@
           <w:p>
             <w:pPr>
               <w:bidi/>
-              <w:spacing w:after="0" w:before="40" w:line="220"/>
+              <w:spacing w:after="0" w:before="50" w:line="260"/>
               <w:jc w:val="right"/>
             </w:pPr>
             <w:r>
               <w:rPr>
-                <w:rFonts w:ascii="Calibri" w:cs="Calibri" w:eastAsia="Calibri" w:hAnsi="Calibri"/>
+                <w:rFonts w:ascii="David" w:cs="David" w:eastAsia="David" w:hAnsi="David"/>
                 <w:b/>
                 <w:bCs/>
                 <w:i w:val="false"/>
                 <w:iCs w:val="false"/>
                 <w:color w:val="1B3A5C"/>
-                <w:sz w:val="19"/>
-                <w:szCs w:val="19"/>
+                <w:sz w:val="21"/>
+                <w:szCs w:val="21"/>
               </w:rPr>
               <w:t xml:space="preserve">Wix</w:t>
             </w:r>
@@ -1015,8 +864,8 @@
                 <w:i w:val="false"/>
                 <w:iCs w:val="false"/>
                 <w:color w:val="5A7FA8"/>
-                <w:sz w:val="17"/>
-                <w:szCs w:val="17"/>
+                <w:sz w:val="18"/>
+                <w:szCs w:val="18"/>
               </w:rPr>
               <w:t xml:space="preserve">  ·  </w:t>
             </w:r>
@@ -1028,24 +877,18 @@
                 <w:i/>
                 <w:iCs/>
                 <w:color w:val="2A2A2A"/>
-                <w:sz w:val="17"/>
-                <w:szCs w:val="17"/>
+                <w:sz w:val="18"/>
+                <w:szCs w:val="18"/>
               </w:rPr>
               <w:t xml:space="preserve">מהנדס QA (QA יחיד)</w:t>
             </w:r>
-            <w:r>
-              <w:rPr>
-                <w:rFonts w:ascii="David" w:cs="David" w:eastAsia="David" w:hAnsi="David"/>
-                <w:b w:val="false"/>
-                <w:bCs w:val="false"/>
-                <w:i w:val="false"/>
-                <w:iCs w:val="false"/>
-                <w:color w:val="5A7FA8"/>
-                <w:sz w:val="17"/>
-                <w:szCs w:val="17"/>
-              </w:rPr>
-              <w:t xml:space="preserve">  —  </w:t>
-            </w:r>
+          </w:p>
+          <w:p>
+            <w:pPr>
+              <w:bidi/>
+              <w:spacing w:after="0" w:before="4" w:line="260"/>
+              <w:jc w:val="right"/>
+            </w:pPr>
             <w:r>
               <w:rPr>
                 <w:rFonts w:ascii="David" w:cs="David" w:eastAsia="David" w:hAnsi="David"/>
@@ -1063,6 +906,14 @@
         </w:tc>
       </w:tr>
     </w:tbl>
+    <w:p>
+      <w:pPr>
+        <w:spacing w:after="0" w:before="0" w:line="20"/>
+      </w:pPr>
+      <w:r>
+        <w:t xml:space="preserve"/>
+      </w:r>
+    </w:p>
     <w:p>
       <w:pPr>
         <w:pStyle w:val="ListParagraph"/>
@@ -1071,7 +922,7 @@
           <w:numId w:val="2"/>
         </w:numPr>
         <w:bidi/>
-        <w:spacing w:after="12" w:before="12" w:line="232"/>
+        <w:spacing w:after="24" w:before="24" w:line="264"/>
         <w:jc w:val="right"/>
       </w:pPr>
       <w:r>
@@ -1082,10 +933,10 @@
           <w:i w:val="false"/>
           <w:iCs w:val="false"/>
           <w:color w:val="2A2A2A"/>
-          <w:sz w:val="17"/>
-          <w:szCs w:val="17"/>
+          <w:sz w:val="18"/>
+          <w:szCs w:val="18"/>
         </w:rPr>
-        <w:t xml:space="preserve">QA יחיד בצוות חוצה-תפקודים של 8 מהנדסים; אחריות מלאה על מחזור הבדיקות</w:t>
+        <w:t xml:space="preserve">QA יחיד בסקוואד של 8 מהנדסים; אחריות מלאה על מחזור הבדיקות</w:t>
       </w:r>
     </w:p>
     <w:p>
@@ -1096,7 +947,7 @@
           <w:numId w:val="2"/>
         </w:numPr>
         <w:bidi/>
-        <w:spacing w:after="12" w:before="12" w:line="232"/>
+        <w:spacing w:after="24" w:before="24" w:line="264"/>
         <w:jc w:val="right"/>
       </w:pPr>
       <w:r>
@@ -1107,24 +958,23 @@
           <w:i w:val="false"/>
           <w:iCs w:val="false"/>
           <w:color w:val="2A2A2A"/>
-          <w:sz w:val="17"/>
-          <w:szCs w:val="17"/>
+          <w:sz w:val="18"/>
+          <w:szCs w:val="18"/>
         </w:rPr>
-        <w:t xml:space="preserve">בדיקות ידניות ל-</w:t>
-      </w:r>
-      <w:r>
-        <w:rPr>
-          <w:rFonts w:ascii="Calibri" w:cs="Calibri" w:eastAsia="Calibri" w:hAnsi="Calibri"/>
-          <w:b w:val="false"/>
-          <w:bCs w:val="false"/>
-          <w:i w:val="false"/>
-          <w:iCs w:val="false"/>
-          <w:color w:val="2A2A2A"/>
-          <w:sz w:val="17"/>
-          <w:szCs w:val="17"/>
-        </w:rPr>
-        <w:t xml:space="preserve">Web/Mobile</w:t>
-      </w:r>
+        <w:t xml:space="preserve">בדיקות ידניות Web/Mobile, בדיקות API (Postman, Fiddler), אינטגרציות צד שלישי</w:t>
+      </w:r>
+    </w:p>
+    <w:p>
+      <w:pPr>
+        <w:pStyle w:val="ListParagraph"/>
+        <w:numPr>
+          <w:ilvl w:val="0"/>
+          <w:numId w:val="2"/>
+        </w:numPr>
+        <w:bidi/>
+        <w:spacing w:after="24" w:before="24" w:line="264"/>
+        <w:jc w:val="right"/>
+      </w:pPr>
       <w:r>
         <w:rPr>
           <w:rFonts w:ascii="David" w:cs="David" w:eastAsia="David" w:hAnsi="David"/>
@@ -1133,54 +983,15 @@
           <w:i w:val="false"/>
           <w:iCs w:val="false"/>
           <w:color w:val="2A2A2A"/>
-          <w:sz w:val="17"/>
-          <w:szCs w:val="17"/>
+          <w:sz w:val="18"/>
+          <w:szCs w:val="18"/>
         </w:rPr>
-        <w:t xml:space="preserve">, </w:t>
-      </w:r>
-      <w:r>
-        <w:rPr>
-          <w:rFonts w:ascii="Calibri" w:cs="Calibri" w:eastAsia="Calibri" w:hAnsi="Calibri"/>
-          <w:b w:val="false"/>
-          <w:bCs w:val="false"/>
-          <w:i w:val="false"/>
-          <w:iCs w:val="false"/>
-          <w:color w:val="2A2A2A"/>
-          <w:sz w:val="17"/>
-          <w:szCs w:val="17"/>
-        </w:rPr>
-        <w:t xml:space="preserve">API (Postman, Fiddler)</w:t>
-      </w:r>
-      <w:r>
-        <w:rPr>
-          <w:rFonts w:ascii="David" w:cs="David" w:eastAsia="David" w:hAnsi="David"/>
-          <w:b w:val="false"/>
-          <w:bCs w:val="false"/>
-          <w:i w:val="false"/>
-          <w:iCs w:val="false"/>
-          <w:color w:val="2A2A2A"/>
-          <w:sz w:val="17"/>
-          <w:szCs w:val="17"/>
-        </w:rPr>
-        <w:t xml:space="preserve">, רגרסיה ב-</w:t>
-      </w:r>
-      <w:r>
-        <w:rPr>
-          <w:rFonts w:ascii="Calibri" w:cs="Calibri" w:eastAsia="Calibri" w:hAnsi="Calibri"/>
-          <w:b w:val="false"/>
-          <w:bCs w:val="false"/>
-          <w:i w:val="false"/>
-          <w:iCs w:val="false"/>
-          <w:color w:val="2A2A2A"/>
-          <w:sz w:val="17"/>
-          <w:szCs w:val="17"/>
-        </w:rPr>
-        <w:t xml:space="preserve">Selenium + TestProject</w:t>
-      </w:r>
-    </w:p>
-    <w:p>
-      <w:pPr>
-        <w:spacing w:after="0" w:before="0" w:line="80"/>
+        <w:t xml:space="preserve">אוטומציה עם Selenium + TestProject — כתיבה ותחזוקה של סוויטות רגרסיה</w:t>
+      </w:r>
+    </w:p>
+    <w:p>
+      <w:pPr>
+        <w:spacing w:after="0" w:before="0" w:line="120"/>
       </w:pPr>
       <w:r>
         <w:t xml:space="preserve"/>
@@ -1223,7 +1034,7 @@
           <w:p>
             <w:pPr>
               <w:bidi/>
-              <w:spacing w:after="0" w:before="40" w:line="220"/>
+              <w:spacing w:after="0" w:before="50" w:line="260"/>
               <w:jc w:val="left"/>
             </w:pPr>
             <w:r>
@@ -1261,19 +1072,19 @@
           <w:p>
             <w:pPr>
               <w:bidi/>
-              <w:spacing w:after="0" w:before="40" w:line="220"/>
+              <w:spacing w:after="0" w:before="50" w:line="260"/>
               <w:jc w:val="right"/>
             </w:pPr>
             <w:r>
               <w:rPr>
-                <w:rFonts w:ascii="Calibri" w:cs="Calibri" w:eastAsia="Calibri" w:hAnsi="Calibri"/>
+                <w:rFonts w:ascii="David" w:cs="David" w:eastAsia="David" w:hAnsi="David"/>
                 <w:b/>
                 <w:bCs/>
                 <w:i w:val="false"/>
                 <w:iCs w:val="false"/>
                 <w:color w:val="1B3A5C"/>
-                <w:sz w:val="19"/>
-                <w:szCs w:val="19"/>
+                <w:sz w:val="21"/>
+                <w:szCs w:val="21"/>
               </w:rPr>
               <w:t xml:space="preserve">Hotelbeds</w:t>
             </w:r>
@@ -1285,8 +1096,8 @@
                 <w:i w:val="false"/>
                 <w:iCs w:val="false"/>
                 <w:color w:val="5A7FA8"/>
-                <w:sz w:val="17"/>
-                <w:szCs w:val="17"/>
+                <w:sz w:val="18"/>
+                <w:szCs w:val="18"/>
               </w:rPr>
               <w:t xml:space="preserve">  ·  </w:t>
             </w:r>
@@ -1298,24 +1109,18 @@
                 <w:i/>
                 <w:iCs/>
                 <w:color w:val="2A2A2A"/>
-                <w:sz w:val="17"/>
-                <w:szCs w:val="17"/>
+                <w:sz w:val="18"/>
+                <w:szCs w:val="18"/>
               </w:rPr>
               <w:t xml:space="preserve">מהנדס QA ו-Scrum Master</w:t>
             </w:r>
-            <w:r>
-              <w:rPr>
-                <w:rFonts w:ascii="David" w:cs="David" w:eastAsia="David" w:hAnsi="David"/>
-                <w:b w:val="false"/>
-                <w:bCs w:val="false"/>
-                <w:i w:val="false"/>
-                <w:iCs w:val="false"/>
-                <w:color w:val="5A7FA8"/>
-                <w:sz w:val="17"/>
-                <w:szCs w:val="17"/>
-              </w:rPr>
-              <w:t xml:space="preserve">  —  </w:t>
-            </w:r>
+          </w:p>
+          <w:p>
+            <w:pPr>
+              <w:bidi/>
+              <w:spacing w:after="0" w:before="4" w:line="260"/>
+              <w:jc w:val="right"/>
+            </w:pPr>
             <w:r>
               <w:rPr>
                 <w:rFonts w:ascii="David" w:cs="David" w:eastAsia="David" w:hAnsi="David"/>
@@ -1333,6 +1138,14 @@
         </w:tc>
       </w:tr>
     </w:tbl>
+    <w:p>
+      <w:pPr>
+        <w:spacing w:after="0" w:before="0" w:line="20"/>
+      </w:pPr>
+      <w:r>
+        <w:t xml:space="preserve"/>
+      </w:r>
+    </w:p>
     <w:p>
       <w:pPr>
         <w:pStyle w:val="ListParagraph"/>
@@ -1341,7 +1154,7 @@
           <w:numId w:val="2"/>
         </w:numPr>
         <w:bidi/>
-        <w:spacing w:after="12" w:before="12" w:line="232"/>
+        <w:spacing w:after="24" w:before="24" w:line="264"/>
         <w:jc w:val="right"/>
       </w:pPr>
       <w:r>
@@ -1352,118 +1165,15 @@
           <w:i w:val="false"/>
           <w:iCs w:val="false"/>
           <w:color w:val="2A2A2A"/>
-          <w:sz w:val="17"/>
-          <w:szCs w:val="17"/>
+          <w:sz w:val="18"/>
+          <w:szCs w:val="18"/>
         </w:rPr>
-        <w:t xml:space="preserve">בדיקות פונקציונליות לפלטפורמת נסיעות </w:t>
-      </w:r>
-      <w:r>
-        <w:rPr>
-          <w:rFonts w:ascii="Calibri" w:cs="Calibri" w:eastAsia="Calibri" w:hAnsi="Calibri"/>
-          <w:b w:val="false"/>
-          <w:bCs w:val="false"/>
-          <w:i w:val="false"/>
-          <w:iCs w:val="false"/>
-          <w:color w:val="2A2A2A"/>
-          <w:sz w:val="17"/>
-          <w:szCs w:val="17"/>
-        </w:rPr>
-        <w:t xml:space="preserve">B2B</w:t>
-      </w:r>
-      <w:r>
-        <w:rPr>
-          <w:rFonts w:ascii="David" w:cs="David" w:eastAsia="David" w:hAnsi="David"/>
-          <w:b w:val="false"/>
-          <w:bCs w:val="false"/>
-          <w:i w:val="false"/>
-          <w:iCs w:val="false"/>
-          <w:color w:val="2A2A2A"/>
-          <w:sz w:val="17"/>
-          <w:szCs w:val="17"/>
-        </w:rPr>
-        <w:t xml:space="preserve"> גלובלית; </w:t>
-      </w:r>
-      <w:r>
-        <w:rPr>
-          <w:rFonts w:ascii="Calibri" w:cs="Calibri" w:eastAsia="Calibri" w:hAnsi="Calibri"/>
-          <w:b w:val="false"/>
-          <w:bCs w:val="false"/>
-          <w:i w:val="false"/>
-          <w:iCs w:val="false"/>
-          <w:color w:val="2A2A2A"/>
-          <w:sz w:val="17"/>
-          <w:szCs w:val="17"/>
-        </w:rPr>
-        <w:t xml:space="preserve">Scrum Master</w:t>
-      </w:r>
-      <w:r>
-        <w:rPr>
-          <w:rFonts w:ascii="David" w:cs="David" w:eastAsia="David" w:hAnsi="David"/>
-          <w:b w:val="false"/>
-          <w:bCs w:val="false"/>
-          <w:i w:val="false"/>
-          <w:iCs w:val="false"/>
-          <w:color w:val="2A2A2A"/>
-          <w:sz w:val="17"/>
-          <w:szCs w:val="17"/>
-        </w:rPr>
-        <w:t xml:space="preserve"> לצוות של 12</w:t>
-      </w:r>
-    </w:p>
-    <w:p>
-      <w:pPr>
-        <w:pStyle w:val="ListParagraph"/>
-        <w:numPr>
-          <w:ilvl w:val="0"/>
-          <w:numId w:val="2"/>
-        </w:numPr>
-        <w:bidi/>
-        <w:spacing w:after="12" w:before="12" w:line="232"/>
-        <w:jc w:val="right"/>
-      </w:pPr>
-      <w:r>
-        <w:rPr>
-          <w:rFonts w:ascii="David" w:cs="David" w:eastAsia="David" w:hAnsi="David"/>
-          <w:b w:val="false"/>
-          <w:bCs w:val="false"/>
-          <w:i w:val="false"/>
-          <w:iCs w:val="false"/>
-          <w:color w:val="2A2A2A"/>
-          <w:sz w:val="17"/>
-          <w:szCs w:val="17"/>
-        </w:rPr>
-        <w:t xml:space="preserve">אימות נתונים ב-</w:t>
-      </w:r>
-      <w:r>
-        <w:rPr>
-          <w:rFonts w:ascii="Calibri" w:cs="Calibri" w:eastAsia="Calibri" w:hAnsi="Calibri"/>
-          <w:b w:val="false"/>
-          <w:bCs w:val="false"/>
-          <w:i w:val="false"/>
-          <w:iCs w:val="false"/>
-          <w:color w:val="2A2A2A"/>
-          <w:sz w:val="17"/>
-          <w:szCs w:val="17"/>
-        </w:rPr>
-        <w:t xml:space="preserve">SQL</w:t>
-      </w:r>
-      <w:r>
-        <w:rPr>
-          <w:rFonts w:ascii="David" w:cs="David" w:eastAsia="David" w:hAnsi="David"/>
-          <w:b w:val="false"/>
-          <w:bCs w:val="false"/>
-          <w:i w:val="false"/>
-          <w:iCs w:val="false"/>
-          <w:color w:val="2A2A2A"/>
-          <w:sz w:val="17"/>
-          <w:szCs w:val="17"/>
-        </w:rPr>
-        <w:t xml:space="preserve">, ניתוח תוצאות אוטומציה</w:t>
-      </w:r>
-    </w:p>
-    <w:p>
-      <w:pPr>
-        <w:spacing w:after="0" w:before="0" w:line="80"/>
+        <w:t xml:space="preserve">בדיקות פונקציונליות לפלטפורמת נסיעות B2B גלובלית; Scrum Master לצוות של 12</w:t>
+      </w:r>
+    </w:p>
+    <w:p>
+      <w:pPr>
+        <w:spacing w:after="0" w:before="0" w:line="120"/>
       </w:pPr>
       <w:r>
         <w:t xml:space="preserve"/>
@@ -1506,7 +1216,7 @@
           <w:p>
             <w:pPr>
               <w:bidi/>
-              <w:spacing w:after="0" w:before="40" w:line="220"/>
+              <w:spacing w:after="0" w:before="50" w:line="260"/>
               <w:jc w:val="left"/>
             </w:pPr>
             <w:r>
@@ -1544,19 +1254,19 @@
           <w:p>
             <w:pPr>
               <w:bidi/>
-              <w:spacing w:after="0" w:before="40" w:line="220"/>
+              <w:spacing w:after="0" w:before="50" w:line="260"/>
               <w:jc w:val="right"/>
             </w:pPr>
             <w:r>
               <w:rPr>
-                <w:rFonts w:ascii="Calibri" w:cs="Calibri" w:eastAsia="Calibri" w:hAnsi="Calibri"/>
+                <w:rFonts w:ascii="David" w:cs="David" w:eastAsia="David" w:hAnsi="David"/>
                 <w:b/>
                 <w:bCs/>
                 <w:i w:val="false"/>
                 <w:iCs w:val="false"/>
                 <w:color w:val="1B3A5C"/>
-                <w:sz w:val="19"/>
-                <w:szCs w:val="19"/>
+                <w:sz w:val="21"/>
+                <w:szCs w:val="21"/>
               </w:rPr>
               <w:t xml:space="preserve">NCR</w:t>
             </w:r>
@@ -1568,8 +1278,8 @@
                 <w:i w:val="false"/>
                 <w:iCs w:val="false"/>
                 <w:color w:val="5A7FA8"/>
-                <w:sz w:val="17"/>
-                <w:szCs w:val="17"/>
+                <w:sz w:val="18"/>
+                <w:szCs w:val="18"/>
               </w:rPr>
               <w:t xml:space="preserve">  ·  </w:t>
             </w:r>
@@ -1581,24 +1291,18 @@
                 <w:i/>
                 <w:iCs/>
                 <w:color w:val="2A2A2A"/>
-                <w:sz w:val="17"/>
-                <w:szCs w:val="17"/>
+                <w:sz w:val="18"/>
+                <w:szCs w:val="18"/>
               </w:rPr>
               <w:t xml:space="preserve">מהנדס QA</w:t>
             </w:r>
-            <w:r>
-              <w:rPr>
-                <w:rFonts w:ascii="David" w:cs="David" w:eastAsia="David" w:hAnsi="David"/>
-                <w:b w:val="false"/>
-                <w:bCs w:val="false"/>
-                <w:i w:val="false"/>
-                <w:iCs w:val="false"/>
-                <w:color w:val="5A7FA8"/>
-                <w:sz w:val="17"/>
-                <w:szCs w:val="17"/>
-              </w:rPr>
-              <w:t xml:space="preserve">  —  </w:t>
-            </w:r>
+          </w:p>
+          <w:p>
+            <w:pPr>
+              <w:bidi/>
+              <w:spacing w:after="0" w:before="4" w:line="260"/>
+              <w:jc w:val="right"/>
+            </w:pPr>
             <w:r>
               <w:rPr>
                 <w:rFonts w:ascii="David" w:cs="David" w:eastAsia="David" w:hAnsi="David"/>
@@ -1616,6 +1320,14 @@
         </w:tc>
       </w:tr>
     </w:tbl>
+    <w:p>
+      <w:pPr>
+        <w:spacing w:after="0" w:before="0" w:line="20"/>
+      </w:pPr>
+      <w:r>
+        <w:t xml:space="preserve"/>
+      </w:r>
+    </w:p>
     <w:p>
       <w:pPr>
         <w:pStyle w:val="ListParagraph"/>
@@ -1624,7 +1336,7 @@
           <w:numId w:val="2"/>
         </w:numPr>
         <w:bidi/>
-        <w:spacing w:after="12" w:before="12" w:line="232"/>
+        <w:spacing w:after="24" w:before="24" w:line="264"/>
         <w:jc w:val="right"/>
       </w:pPr>
       <w:r>
@@ -1635,58 +1347,27 @@
           <w:i w:val="false"/>
           <w:iCs w:val="false"/>
           <w:color w:val="2A2A2A"/>
-          <w:sz w:val="17"/>
-          <w:szCs w:val="17"/>
+          <w:sz w:val="18"/>
+          <w:szCs w:val="18"/>
         </w:rPr>
-        <w:t xml:space="preserve">בדיקות אינטגרציה של חומרה ותוכנה במערכות קופה (</w:t>
-      </w:r>
-      <w:r>
-        <w:rPr>
-          <w:rFonts w:ascii="Calibri" w:cs="Calibri" w:eastAsia="Calibri" w:hAnsi="Calibri"/>
-          <w:b w:val="false"/>
-          <w:bCs w:val="false"/>
-          <w:i w:val="false"/>
-          <w:iCs w:val="false"/>
-          <w:color w:val="2A2A2A"/>
-          <w:sz w:val="17"/>
-          <w:szCs w:val="17"/>
-        </w:rPr>
-        <w:t xml:space="preserve">POS</w:t>
-      </w:r>
-      <w:r>
-        <w:rPr>
-          <w:rFonts w:ascii="David" w:cs="David" w:eastAsia="David" w:hAnsi="David"/>
-          <w:b w:val="false"/>
-          <w:bCs w:val="false"/>
-          <w:i w:val="false"/>
-          <w:iCs w:val="false"/>
-          <w:color w:val="2A2A2A"/>
-          <w:sz w:val="17"/>
-          <w:szCs w:val="17"/>
-        </w:rPr>
-        <w:t xml:space="preserve">); תיעוד </w:t>
-      </w:r>
-      <w:r>
-        <w:rPr>
-          <w:rFonts w:ascii="Calibri" w:cs="Calibri" w:eastAsia="Calibri" w:hAnsi="Calibri"/>
-          <w:b w:val="false"/>
-          <w:bCs w:val="false"/>
-          <w:i w:val="false"/>
-          <w:iCs w:val="false"/>
-          <w:color w:val="2A2A2A"/>
-          <w:sz w:val="17"/>
-          <w:szCs w:val="17"/>
-        </w:rPr>
-        <w:t xml:space="preserve">STD/STR/STP</w:t>
+        <w:t xml:space="preserve">בדיקות אינטגרציה חומרה+תוכנה במערכות POS; תיעוד בדיקות מלא (STD/STR/STP)</w:t>
+      </w:r>
+    </w:p>
+    <w:p>
+      <w:pPr>
+        <w:spacing w:after="0" w:before="0" w:line="60"/>
+      </w:pPr>
+      <w:r>
+        <w:t xml:space="preserve"/>
       </w:r>
     </w:p>
     <w:p>
       <w:pPr>
         <w:pBdr>
-          <w:bottom w:val="single" w:color="1B3A5C" w:sz="4" w:space="2"/>
+          <w:bottom w:val="single" w:color="1B3A5C" w:sz="6" w:space="3"/>
         </w:pBdr>
         <w:bidi/>
-        <w:spacing w:after="30" w:before="100" w:line="220"/>
+        <w:spacing w:after="50" w:before="160" w:line="260"/>
         <w:jc w:val="right"/>
       </w:pPr>
       <w:r>
@@ -1697,8 +1378,8 @@
           <w:i w:val="false"/>
           <w:iCs w:val="false"/>
           <w:color w:val="1B3A5C"/>
-          <w:sz w:val="18"/>
-          <w:szCs w:val="18"/>
+          <w:sz w:val="19"/>
+          <w:szCs w:val="19"/>
         </w:rPr>
         <w:t xml:space="preserve">כישורים טכניים</w:t>
       </w:r>
@@ -1724,13 +1405,13 @@
         </w:tblBorders>
       </w:tblPr>
       <w:tblGrid>
-        <w:gridCol w:w="7320"/>
-        <w:gridCol w:w="1700"/>
+        <w:gridCol w:w="7520"/>
+        <w:gridCol w:w="1500"/>
       </w:tblGrid>
       <w:tr>
         <w:tc>
           <w:tcPr>
-            <w:tcW w:type="dxa" w:w="7320"/>
+            <w:tcW w:type="dxa" w:w="7520"/>
             <w:tcBorders>
               <w:top w:val="none" w:color="FFFFFF" w:sz="0"/>
               <w:left w:val="none" w:color="FFFFFF" w:sz="0"/>
@@ -1738,9 +1419,9 @@
               <w:right w:val="none" w:color="FFFFFF" w:sz="0"/>
             </w:tcBorders>
             <w:tcMar>
-              <w:top w:type="dxa" w:w="14"/>
+              <w:top w:type="dxa" w:w="24"/>
               <w:left w:type="dxa" w:w="0"/>
-              <w:bottom w:type="dxa" w:w="14"/>
+              <w:bottom w:type="dxa" w:w="24"/>
               <w:right w:type="dxa" w:w="0"/>
             </w:tcMar>
             <w:vAlign w:val="top"/>
@@ -1748,12 +1429,12 @@
           <w:p>
             <w:pPr>
               <w:bidi/>
-              <w:spacing w:after="14" w:before="14" w:line="220"/>
+              <w:spacing w:after="24" w:before="24" w:line="260"/>
               <w:jc w:val="right"/>
             </w:pPr>
             <w:r>
               <w:rPr>
-                <w:rFonts w:ascii="Calibri" w:cs="Calibri" w:eastAsia="Calibri" w:hAnsi="Calibri"/>
+                <w:rFonts w:ascii="David" w:cs="David" w:eastAsia="David" w:hAnsi="David"/>
                 <w:b w:val="false"/>
                 <w:bCs w:val="false"/>
                 <w:i w:val="false"/>
@@ -1766,7 +1447,7 @@
             </w:r>
             <w:r>
               <w:rPr>
-                <w:rFonts w:ascii="Calibri" w:cs="Calibri" w:eastAsia="Calibri" w:hAnsi="Calibri"/>
+                <w:rFonts w:ascii="David" w:cs="David" w:eastAsia="David" w:hAnsi="David"/>
                 <w:b w:val="false"/>
                 <w:bCs w:val="false"/>
                 <w:i w:val="false"/>
@@ -1779,7 +1460,7 @@
             </w:r>
             <w:r>
               <w:rPr>
-                <w:rFonts w:ascii="Calibri" w:cs="Calibri" w:eastAsia="Calibri" w:hAnsi="Calibri"/>
+                <w:rFonts w:ascii="David" w:cs="David" w:eastAsia="David" w:hAnsi="David"/>
                 <w:b w:val="false"/>
                 <w:bCs w:val="false"/>
                 <w:i w:val="false"/>
@@ -1792,7 +1473,7 @@
             </w:r>
             <w:r>
               <w:rPr>
-                <w:rFonts w:ascii="Calibri" w:cs="Calibri" w:eastAsia="Calibri" w:hAnsi="Calibri"/>
+                <w:rFonts w:ascii="David" w:cs="David" w:eastAsia="David" w:hAnsi="David"/>
                 <w:b w:val="false"/>
                 <w:bCs w:val="false"/>
                 <w:i w:val="false"/>
@@ -1805,7 +1486,7 @@
             </w:r>
             <w:r>
               <w:rPr>
-                <w:rFonts w:ascii="Calibri" w:cs="Calibri" w:eastAsia="Calibri" w:hAnsi="Calibri"/>
+                <w:rFonts w:ascii="David" w:cs="David" w:eastAsia="David" w:hAnsi="David"/>
                 <w:b w:val="false"/>
                 <w:bCs w:val="false"/>
                 <w:i w:val="false"/>
@@ -1820,7 +1501,7 @@
         </w:tc>
         <w:tc>
           <w:tcPr>
-            <w:tcW w:type="dxa" w:w="1700"/>
+            <w:tcW w:type="dxa" w:w="1500"/>
             <w:tcBorders>
               <w:top w:val="none" w:color="FFFFFF" w:sz="0"/>
               <w:left w:val="none" w:color="FFFFFF" w:sz="0"/>
@@ -1828,9 +1509,9 @@
               <w:right w:val="none" w:color="FFFFFF" w:sz="0"/>
             </w:tcBorders>
             <w:tcMar>
-              <w:top w:type="dxa" w:w="16"/>
+              <w:top w:type="dxa" w:w="24"/>
               <w:left w:type="dxa" w:w="0"/>
-              <w:bottom w:type="dxa" w:w="16"/>
+              <w:bottom w:type="dxa" w:w="24"/>
               <w:right w:type="dxa" w:w="0"/>
             </w:tcMar>
             <w:vAlign w:val="top"/>
@@ -1838,7 +1519,7 @@
           <w:p>
             <w:pPr>
               <w:bidi/>
-              <w:spacing w:after="16" w:before="16" w:line="220"/>
+              <w:spacing w:after="24" w:before="24" w:line="260"/>
               <w:jc w:val="right"/>
             </w:pPr>
             <w:r>
@@ -1871,13 +1552,13 @@
         </w:tblBorders>
       </w:tblPr>
       <w:tblGrid>
-        <w:gridCol w:w="7320"/>
-        <w:gridCol w:w="1700"/>
+        <w:gridCol w:w="7520"/>
+        <w:gridCol w:w="1500"/>
       </w:tblGrid>
       <w:tr>
         <w:tc>
           <w:tcPr>
-            <w:tcW w:type="dxa" w:w="7320"/>
+            <w:tcW w:type="dxa" w:w="7520"/>
             <w:tcBorders>
               <w:top w:val="none" w:color="FFFFFF" w:sz="0"/>
               <w:left w:val="none" w:color="FFFFFF" w:sz="0"/>
@@ -1885,9 +1566,9 @@
               <w:right w:val="none" w:color="FFFFFF" w:sz="0"/>
             </w:tcBorders>
             <w:tcMar>
-              <w:top w:type="dxa" w:w="14"/>
+              <w:top w:type="dxa" w:w="24"/>
               <w:left w:type="dxa" w:w="0"/>
-              <w:bottom w:type="dxa" w:w="14"/>
+              <w:bottom w:type="dxa" w:w="24"/>
               <w:right w:type="dxa" w:w="0"/>
             </w:tcMar>
             <w:vAlign w:val="top"/>
@@ -1895,12 +1576,12 @@
           <w:p>
             <w:pPr>
               <w:bidi/>
-              <w:spacing w:after="14" w:before="14" w:line="220"/>
+              <w:spacing w:after="24" w:before="24" w:line="260"/>
               <w:jc w:val="right"/>
             </w:pPr>
             <w:r>
               <w:rPr>
-                <w:rFonts w:ascii="Calibri" w:cs="Calibri" w:eastAsia="Calibri" w:hAnsi="Calibri"/>
+                <w:rFonts w:ascii="David" w:cs="David" w:eastAsia="David" w:hAnsi="David"/>
                 <w:b w:val="false"/>
                 <w:bCs w:val="false"/>
                 <w:i w:val="false"/>
@@ -1913,7 +1594,7 @@
             </w:r>
             <w:r>
               <w:rPr>
-                <w:rFonts w:ascii="Calibri" w:cs="Calibri" w:eastAsia="Calibri" w:hAnsi="Calibri"/>
+                <w:rFonts w:ascii="David" w:cs="David" w:eastAsia="David" w:hAnsi="David"/>
                 <w:b w:val="false"/>
                 <w:bCs w:val="false"/>
                 <w:i w:val="false"/>
@@ -1926,7 +1607,7 @@
             </w:r>
             <w:r>
               <w:rPr>
-                <w:rFonts w:ascii="Calibri" w:cs="Calibri" w:eastAsia="Calibri" w:hAnsi="Calibri"/>
+                <w:rFonts w:ascii="David" w:cs="David" w:eastAsia="David" w:hAnsi="David"/>
                 <w:b w:val="false"/>
                 <w:bCs w:val="false"/>
                 <w:i w:val="false"/>
@@ -1939,7 +1620,7 @@
             </w:r>
             <w:r>
               <w:rPr>
-                <w:rFonts w:ascii="Calibri" w:cs="Calibri" w:eastAsia="Calibri" w:hAnsi="Calibri"/>
+                <w:rFonts w:ascii="David" w:cs="David" w:eastAsia="David" w:hAnsi="David"/>
                 <w:b w:val="false"/>
                 <w:bCs w:val="false"/>
                 <w:i w:val="false"/>
@@ -1954,7 +1635,7 @@
         </w:tc>
         <w:tc>
           <w:tcPr>
-            <w:tcW w:type="dxa" w:w="1700"/>
+            <w:tcW w:type="dxa" w:w="1500"/>
             <w:tcBorders>
               <w:top w:val="none" w:color="FFFFFF" w:sz="0"/>
               <w:left w:val="none" w:color="FFFFFF" w:sz="0"/>
@@ -1962,9 +1643,9 @@
               <w:right w:val="none" w:color="FFFFFF" w:sz="0"/>
             </w:tcBorders>
             <w:tcMar>
-              <w:top w:type="dxa" w:w="16"/>
+              <w:top w:type="dxa" w:w="24"/>
               <w:left w:type="dxa" w:w="0"/>
-              <w:bottom w:type="dxa" w:w="16"/>
+              <w:bottom w:type="dxa" w:w="24"/>
               <w:right w:type="dxa" w:w="0"/>
             </w:tcMar>
             <w:vAlign w:val="top"/>
@@ -1972,7 +1653,7 @@
           <w:p>
             <w:pPr>
               <w:bidi/>
-              <w:spacing w:after="16" w:before="16" w:line="220"/>
+              <w:spacing w:after="24" w:before="24" w:line="260"/>
               <w:jc w:val="right"/>
             </w:pPr>
             <w:r>
@@ -2005,13 +1686,13 @@
         </w:tblBorders>
       </w:tblPr>
       <w:tblGrid>
-        <w:gridCol w:w="7320"/>
-        <w:gridCol w:w="1700"/>
+        <w:gridCol w:w="7520"/>
+        <w:gridCol w:w="1500"/>
       </w:tblGrid>
       <w:tr>
         <w:tc>
           <w:tcPr>
-            <w:tcW w:type="dxa" w:w="7320"/>
+            <w:tcW w:type="dxa" w:w="7520"/>
             <w:tcBorders>
               <w:top w:val="none" w:color="FFFFFF" w:sz="0"/>
               <w:left w:val="none" w:color="FFFFFF" w:sz="0"/>
@@ -2019,9 +1700,9 @@
               <w:right w:val="none" w:color="FFFFFF" w:sz="0"/>
             </w:tcBorders>
             <w:tcMar>
-              <w:top w:type="dxa" w:w="14"/>
+              <w:top w:type="dxa" w:w="24"/>
               <w:left w:type="dxa" w:w="0"/>
-              <w:bottom w:type="dxa" w:w="14"/>
+              <w:bottom w:type="dxa" w:w="24"/>
               <w:right w:type="dxa" w:w="0"/>
             </w:tcMar>
             <w:vAlign w:val="top"/>
@@ -2029,12 +1710,12 @@
           <w:p>
             <w:pPr>
               <w:bidi/>
-              <w:spacing w:after="14" w:before="14" w:line="220"/>
+              <w:spacing w:after="24" w:before="24" w:line="260"/>
               <w:jc w:val="right"/>
             </w:pPr>
             <w:r>
               <w:rPr>
-                <w:rFonts w:ascii="Calibri" w:cs="Calibri" w:eastAsia="Calibri" w:hAnsi="Calibri"/>
+                <w:rFonts w:ascii="David" w:cs="David" w:eastAsia="David" w:hAnsi="David"/>
                 <w:b w:val="false"/>
                 <w:bCs w:val="false"/>
                 <w:i w:val="false"/>
@@ -2047,7 +1728,7 @@
             </w:r>
             <w:r>
               <w:rPr>
-                <w:rFonts w:ascii="Calibri" w:cs="Calibri" w:eastAsia="Calibri" w:hAnsi="Calibri"/>
+                <w:rFonts w:ascii="David" w:cs="David" w:eastAsia="David" w:hAnsi="David"/>
                 <w:b w:val="false"/>
                 <w:bCs w:val="false"/>
                 <w:i w:val="false"/>
@@ -2060,7 +1741,7 @@
             </w:r>
             <w:r>
               <w:rPr>
-                <w:rFonts w:ascii="Calibri" w:cs="Calibri" w:eastAsia="Calibri" w:hAnsi="Calibri"/>
+                <w:rFonts w:ascii="David" w:cs="David" w:eastAsia="David" w:hAnsi="David"/>
                 <w:b w:val="false"/>
                 <w:bCs w:val="false"/>
                 <w:i w:val="false"/>
@@ -2073,7 +1754,7 @@
             </w:r>
             <w:r>
               <w:rPr>
-                <w:rFonts w:ascii="Calibri" w:cs="Calibri" w:eastAsia="Calibri" w:hAnsi="Calibri"/>
+                <w:rFonts w:ascii="David" w:cs="David" w:eastAsia="David" w:hAnsi="David"/>
                 <w:b w:val="false"/>
                 <w:bCs w:val="false"/>
                 <w:i w:val="false"/>
@@ -2086,7 +1767,7 @@
             </w:r>
             <w:r>
               <w:rPr>
-                <w:rFonts w:ascii="Calibri" w:cs="Calibri" w:eastAsia="Calibri" w:hAnsi="Calibri"/>
+                <w:rFonts w:ascii="David" w:cs="David" w:eastAsia="David" w:hAnsi="David"/>
                 <w:b w:val="false"/>
                 <w:bCs w:val="false"/>
                 <w:i w:val="false"/>
@@ -2099,7 +1780,7 @@
             </w:r>
             <w:r>
               <w:rPr>
-                <w:rFonts w:ascii="Calibri" w:cs="Calibri" w:eastAsia="Calibri" w:hAnsi="Calibri"/>
+                <w:rFonts w:ascii="David" w:cs="David" w:eastAsia="David" w:hAnsi="David"/>
                 <w:b w:val="false"/>
                 <w:bCs w:val="false"/>
                 <w:i w:val="false"/>
@@ -2114,7 +1795,7 @@
         </w:tc>
         <w:tc>
           <w:tcPr>
-            <w:tcW w:type="dxa" w:w="1700"/>
+            <w:tcW w:type="dxa" w:w="1500"/>
             <w:tcBorders>
               <w:top w:val="none" w:color="FFFFFF" w:sz="0"/>
               <w:left w:val="none" w:color="FFFFFF" w:sz="0"/>
@@ -2122,9 +1803,9 @@
               <w:right w:val="none" w:color="FFFFFF" w:sz="0"/>
             </w:tcBorders>
             <w:tcMar>
-              <w:top w:type="dxa" w:w="16"/>
+              <w:top w:type="dxa" w:w="24"/>
               <w:left w:type="dxa" w:w="0"/>
-              <w:bottom w:type="dxa" w:w="16"/>
+              <w:bottom w:type="dxa" w:w="24"/>
               <w:right w:type="dxa" w:w="0"/>
             </w:tcMar>
             <w:vAlign w:val="top"/>
@@ -2132,7 +1813,7 @@
           <w:p>
             <w:pPr>
               <w:bidi/>
-              <w:spacing w:after="16" w:before="16" w:line="220"/>
+              <w:spacing w:after="24" w:before="24" w:line="260"/>
               <w:jc w:val="right"/>
             </w:pPr>
             <w:r>
@@ -2165,13 +1846,13 @@
         </w:tblBorders>
       </w:tblPr>
       <w:tblGrid>
-        <w:gridCol w:w="7320"/>
-        <w:gridCol w:w="1700"/>
+        <w:gridCol w:w="7520"/>
+        <w:gridCol w:w="1500"/>
       </w:tblGrid>
       <w:tr>
         <w:tc>
           <w:tcPr>
-            <w:tcW w:type="dxa" w:w="7320"/>
+            <w:tcW w:type="dxa" w:w="7520"/>
             <w:tcBorders>
               <w:top w:val="none" w:color="FFFFFF" w:sz="0"/>
               <w:left w:val="none" w:color="FFFFFF" w:sz="0"/>
@@ -2179,9 +1860,9 @@
               <w:right w:val="none" w:color="FFFFFF" w:sz="0"/>
             </w:tcBorders>
             <w:tcMar>
-              <w:top w:type="dxa" w:w="14"/>
+              <w:top w:type="dxa" w:w="24"/>
               <w:left w:type="dxa" w:w="0"/>
-              <w:bottom w:type="dxa" w:w="14"/>
+              <w:bottom w:type="dxa" w:w="24"/>
               <w:right w:type="dxa" w:w="0"/>
             </w:tcMar>
             <w:vAlign w:val="top"/>
@@ -2189,25 +1870,25 @@
           <w:p>
             <w:pPr>
               <w:bidi/>
-              <w:spacing w:after="14" w:before="14" w:line="220"/>
+              <w:spacing w:after="24" w:before="24" w:line="260"/>
               <w:jc w:val="right"/>
             </w:pPr>
             <w:r>
               <w:rPr>
-                <w:rFonts w:ascii="Calibri" w:cs="Calibri" w:eastAsia="Calibri" w:hAnsi="Calibri"/>
-                <w:b w:val="false"/>
-                <w:bCs w:val="false"/>
-                <w:i w:val="false"/>
-                <w:iCs w:val="false"/>
-                <w:color w:val="2A2A2A"/>
-                <w:sz w:val="16"/>
-                <w:szCs w:val="16"/>
-              </w:rPr>
-              <w:t xml:space="preserve">C#/.NET (לצורך הבנת קוד בלבד, לא לפיתוח)</w:t>
-            </w:r>
-            <w:r>
-              <w:rPr>
-                <w:rFonts w:ascii="Calibri" w:cs="Calibri" w:eastAsia="Calibri" w:hAnsi="Calibri"/>
+                <w:rFonts w:ascii="David" w:cs="David" w:eastAsia="David" w:hAnsi="David"/>
+                <w:b w:val="false"/>
+                <w:bCs w:val="false"/>
+                <w:i w:val="false"/>
+                <w:iCs w:val="false"/>
+                <w:color w:val="2A2A2A"/>
+                <w:sz w:val="16"/>
+                <w:szCs w:val="16"/>
+              </w:rPr>
+              <w:t xml:space="preserve">C#/.NET (לצורכי בדיקות, ללא פיתוח)</w:t>
+            </w:r>
+            <w:r>
+              <w:rPr>
+                <w:rFonts w:ascii="David" w:cs="David" w:eastAsia="David" w:hAnsi="David"/>
                 <w:b w:val="false"/>
                 <w:bCs w:val="false"/>
                 <w:i w:val="false"/>
@@ -2220,7 +1901,7 @@
             </w:r>
             <w:r>
               <w:rPr>
-                <w:rFonts w:ascii="Calibri" w:cs="Calibri" w:eastAsia="Calibri" w:hAnsi="Calibri"/>
+                <w:rFonts w:ascii="David" w:cs="David" w:eastAsia="David" w:hAnsi="David"/>
                 <w:b w:val="false"/>
                 <w:bCs w:val="false"/>
                 <w:i w:val="false"/>
@@ -2233,7 +1914,7 @@
             </w:r>
             <w:r>
               <w:rPr>
-                <w:rFonts w:ascii="Calibri" w:cs="Calibri" w:eastAsia="Calibri" w:hAnsi="Calibri"/>
+                <w:rFonts w:ascii="David" w:cs="David" w:eastAsia="David" w:hAnsi="David"/>
                 <w:b w:val="false"/>
                 <w:bCs w:val="false"/>
                 <w:i w:val="false"/>
@@ -2248,7 +1929,7 @@
         </w:tc>
         <w:tc>
           <w:tcPr>
-            <w:tcW w:type="dxa" w:w="1700"/>
+            <w:tcW w:type="dxa" w:w="1500"/>
             <w:tcBorders>
               <w:top w:val="none" w:color="FFFFFF" w:sz="0"/>
               <w:left w:val="none" w:color="FFFFFF" w:sz="0"/>
@@ -2256,9 +1937,9 @@
               <w:right w:val="none" w:color="FFFFFF" w:sz="0"/>
             </w:tcBorders>
             <w:tcMar>
-              <w:top w:type="dxa" w:w="16"/>
+              <w:top w:type="dxa" w:w="24"/>
               <w:left w:type="dxa" w:w="0"/>
-              <w:bottom w:type="dxa" w:w="16"/>
+              <w:bottom w:type="dxa" w:w="24"/>
               <w:right w:type="dxa" w:w="0"/>
             </w:tcMar>
             <w:vAlign w:val="top"/>
@@ -2266,7 +1947,7 @@
           <w:p>
             <w:pPr>
               <w:bidi/>
-              <w:spacing w:after="16" w:before="16" w:line="220"/>
+              <w:spacing w:after="24" w:before="24" w:line="260"/>
               <w:jc w:val="right"/>
             </w:pPr>
             <w:r>
@@ -2299,13 +1980,13 @@
         </w:tblBorders>
       </w:tblPr>
       <w:tblGrid>
-        <w:gridCol w:w="7320"/>
-        <w:gridCol w:w="1700"/>
+        <w:gridCol w:w="7520"/>
+        <w:gridCol w:w="1500"/>
       </w:tblGrid>
       <w:tr>
         <w:tc>
           <w:tcPr>
-            <w:tcW w:type="dxa" w:w="7320"/>
+            <w:tcW w:type="dxa" w:w="7520"/>
             <w:tcBorders>
               <w:top w:val="none" w:color="FFFFFF" w:sz="0"/>
               <w:left w:val="none" w:color="FFFFFF" w:sz="0"/>
@@ -2313,9 +1994,9 @@
               <w:right w:val="none" w:color="FFFFFF" w:sz="0"/>
             </w:tcBorders>
             <w:tcMar>
-              <w:top w:type="dxa" w:w="14"/>
+              <w:top w:type="dxa" w:w="24"/>
               <w:left w:type="dxa" w:w="0"/>
-              <w:bottom w:type="dxa" w:w="14"/>
+              <w:bottom w:type="dxa" w:w="24"/>
               <w:right w:type="dxa" w:w="0"/>
             </w:tcMar>
             <w:vAlign w:val="top"/>
@@ -2323,12 +2004,12 @@
           <w:p>
             <w:pPr>
               <w:bidi/>
-              <w:spacing w:after="14" w:before="14" w:line="220"/>
+              <w:spacing w:after="24" w:before="24" w:line="260"/>
               <w:jc w:val="right"/>
             </w:pPr>
             <w:r>
               <w:rPr>
-                <w:rFonts w:ascii="Calibri" w:cs="Calibri" w:eastAsia="Calibri" w:hAnsi="Calibri"/>
+                <w:rFonts w:ascii="David" w:cs="David" w:eastAsia="David" w:hAnsi="David"/>
                 <w:b w:val="false"/>
                 <w:bCs w:val="false"/>
                 <w:i w:val="false"/>
@@ -2341,7 +2022,7 @@
             </w:r>
             <w:r>
               <w:rPr>
-                <w:rFonts w:ascii="Calibri" w:cs="Calibri" w:eastAsia="Calibri" w:hAnsi="Calibri"/>
+                <w:rFonts w:ascii="David" w:cs="David" w:eastAsia="David" w:hAnsi="David"/>
                 <w:b w:val="false"/>
                 <w:bCs w:val="false"/>
                 <w:i w:val="false"/>
@@ -2354,7 +2035,7 @@
             </w:r>
             <w:r>
               <w:rPr>
-                <w:rFonts w:ascii="Calibri" w:cs="Calibri" w:eastAsia="Calibri" w:hAnsi="Calibri"/>
+                <w:rFonts w:ascii="David" w:cs="David" w:eastAsia="David" w:hAnsi="David"/>
                 <w:b w:val="false"/>
                 <w:bCs w:val="false"/>
                 <w:i w:val="false"/>
@@ -2369,7 +2050,7 @@
         </w:tc>
         <w:tc>
           <w:tcPr>
-            <w:tcW w:type="dxa" w:w="1700"/>
+            <w:tcW w:type="dxa" w:w="1500"/>
             <w:tcBorders>
               <w:top w:val="none" w:color="FFFFFF" w:sz="0"/>
               <w:left w:val="none" w:color="FFFFFF" w:sz="0"/>
@@ -2377,9 +2058,9 @@
               <w:right w:val="none" w:color="FFFFFF" w:sz="0"/>
             </w:tcBorders>
             <w:tcMar>
-              <w:top w:type="dxa" w:w="16"/>
+              <w:top w:type="dxa" w:w="24"/>
               <w:left w:type="dxa" w:w="0"/>
-              <w:bottom w:type="dxa" w:w="16"/>
+              <w:bottom w:type="dxa" w:w="24"/>
               <w:right w:type="dxa" w:w="0"/>
             </w:tcMar>
             <w:vAlign w:val="top"/>
@@ -2387,7 +2068,7 @@
           <w:p>
             <w:pPr>
               <w:bidi/>
-              <w:spacing w:after="16" w:before="16" w:line="220"/>
+              <w:spacing w:after="24" w:before="24" w:line="260"/>
               <w:jc w:val="right"/>
             </w:pPr>
             <w:r>
@@ -2420,13 +2101,13 @@
         </w:tblBorders>
       </w:tblPr>
       <w:tblGrid>
-        <w:gridCol w:w="7320"/>
-        <w:gridCol w:w="1700"/>
+        <w:gridCol w:w="7520"/>
+        <w:gridCol w:w="1500"/>
       </w:tblGrid>
       <w:tr>
         <w:tc>
           <w:tcPr>
-            <w:tcW w:type="dxa" w:w="7320"/>
+            <w:tcW w:type="dxa" w:w="7520"/>
             <w:tcBorders>
               <w:top w:val="none" w:color="FFFFFF" w:sz="0"/>
               <w:left w:val="none" w:color="FFFFFF" w:sz="0"/>
@@ -2434,9 +2115,9 @@
               <w:right w:val="none" w:color="FFFFFF" w:sz="0"/>
             </w:tcBorders>
             <w:tcMar>
-              <w:top w:type="dxa" w:w="14"/>
+              <w:top w:type="dxa" w:w="24"/>
               <w:left w:type="dxa" w:w="0"/>
-              <w:bottom w:type="dxa" w:w="14"/>
+              <w:bottom w:type="dxa" w:w="24"/>
               <w:right w:type="dxa" w:w="0"/>
             </w:tcMar>
             <w:vAlign w:val="top"/>
@@ -2444,12 +2125,12 @@
           <w:p>
             <w:pPr>
               <w:bidi/>
-              <w:spacing w:after="14" w:before="14" w:line="220"/>
+              <w:spacing w:after="24" w:before="24" w:line="260"/>
               <w:jc w:val="right"/>
             </w:pPr>
             <w:r>
               <w:rPr>
-                <w:rFonts w:ascii="Calibri" w:cs="Calibri" w:eastAsia="Calibri" w:hAnsi="Calibri"/>
+                <w:rFonts w:ascii="David" w:cs="David" w:eastAsia="David" w:hAnsi="David"/>
                 <w:b w:val="false"/>
                 <w:bCs w:val="false"/>
                 <w:i w:val="false"/>
@@ -2462,7 +2143,7 @@
             </w:r>
             <w:r>
               <w:rPr>
-                <w:rFonts w:ascii="Calibri" w:cs="Calibri" w:eastAsia="Calibri" w:hAnsi="Calibri"/>
+                <w:rFonts w:ascii="David" w:cs="David" w:eastAsia="David" w:hAnsi="David"/>
                 <w:b w:val="false"/>
                 <w:bCs w:val="false"/>
                 <w:i w:val="false"/>
@@ -2475,20 +2156,7 @@
             </w:r>
             <w:r>
               <w:rPr>
-                <w:rFonts w:ascii="Calibri" w:cs="Calibri" w:eastAsia="Calibri" w:hAnsi="Calibri"/>
-                <w:b w:val="false"/>
-                <w:bCs w:val="false"/>
-                <w:i w:val="false"/>
-                <w:iCs w:val="false"/>
-                <w:color w:val="2A2A2A"/>
-                <w:sz w:val="16"/>
-                <w:szCs w:val="16"/>
-              </w:rPr>
-              <w:t xml:space="preserve">   Vibe coding</w:t>
-            </w:r>
-            <w:r>
-              <w:rPr>
-                <w:rFonts w:ascii="Calibri" w:cs="Calibri" w:eastAsia="Calibri" w:hAnsi="Calibri"/>
+                <w:rFonts w:ascii="David" w:cs="David" w:eastAsia="David" w:hAnsi="David"/>
                 <w:b w:val="false"/>
                 <w:bCs w:val="false"/>
                 <w:i w:val="false"/>
@@ -2501,7 +2169,7 @@
             </w:r>
             <w:r>
               <w:rPr>
-                <w:rFonts w:ascii="Calibri" w:cs="Calibri" w:eastAsia="Calibri" w:hAnsi="Calibri"/>
+                <w:rFonts w:ascii="David" w:cs="David" w:eastAsia="David" w:hAnsi="David"/>
                 <w:b w:val="false"/>
                 <w:bCs w:val="false"/>
                 <w:i w:val="false"/>
@@ -2516,7 +2184,7 @@
         </w:tc>
         <w:tc>
           <w:tcPr>
-            <w:tcW w:type="dxa" w:w="1700"/>
+            <w:tcW w:type="dxa" w:w="1500"/>
             <w:tcBorders>
               <w:top w:val="none" w:color="FFFFFF" w:sz="0"/>
               <w:left w:val="none" w:color="FFFFFF" w:sz="0"/>
@@ -2524,9 +2192,9 @@
               <w:right w:val="none" w:color="FFFFFF" w:sz="0"/>
             </w:tcBorders>
             <w:tcMar>
-              <w:top w:type="dxa" w:w="16"/>
+              <w:top w:type="dxa" w:w="24"/>
               <w:left w:type="dxa" w:w="0"/>
-              <w:bottom w:type="dxa" w:w="16"/>
+              <w:bottom w:type="dxa" w:w="24"/>
               <w:right w:type="dxa" w:w="0"/>
             </w:tcMar>
             <w:vAlign w:val="top"/>
@@ -2534,7 +2202,7 @@
           <w:p>
             <w:pPr>
               <w:bidi/>
-              <w:spacing w:after="16" w:before="16" w:line="220"/>
+              <w:spacing w:after="24" w:before="24" w:line="260"/>
               <w:jc w:val="right"/>
             </w:pPr>
             <w:r>
@@ -2554,160 +2222,21 @@
         </w:tc>
       </w:tr>
     </w:tbl>
-    <w:tbl>
-      <w:tblPr>
-        <w:tblW w:type="dxa" w:w="9020"/>
-        <w:tblBorders>
-          <w:top w:val="single" w:color="auto" w:sz="4"/>
-          <w:left w:val="single" w:color="auto" w:sz="4"/>
-          <w:bottom w:val="single" w:color="auto" w:sz="4"/>
-          <w:right w:val="single" w:color="auto" w:sz="4"/>
-          <w:insideH w:val="single" w:color="auto" w:sz="4"/>
-          <w:insideV w:val="single" w:color="auto" w:sz="4"/>
-        </w:tblBorders>
-      </w:tblPr>
-      <w:tblGrid>
-        <w:gridCol w:w="7320"/>
-        <w:gridCol w:w="1700"/>
-      </w:tblGrid>
-      <w:tr>
-        <w:tc>
-          <w:tcPr>
-            <w:tcW w:type="dxa" w:w="7320"/>
-            <w:tcBorders>
-              <w:top w:val="none" w:color="FFFFFF" w:sz="0"/>
-              <w:left w:val="none" w:color="FFFFFF" w:sz="0"/>
-              <w:bottom w:val="none" w:color="FFFFFF" w:sz="0"/>
-              <w:right w:val="none" w:color="FFFFFF" w:sz="0"/>
-            </w:tcBorders>
-            <w:tcMar>
-              <w:top w:type="dxa" w:w="14"/>
-              <w:left w:type="dxa" w:w="0"/>
-              <w:bottom w:type="dxa" w:w="14"/>
-              <w:right w:type="dxa" w:w="0"/>
-            </w:tcMar>
-            <w:vAlign w:val="top"/>
-          </w:tcPr>
-          <w:p>
-            <w:pPr>
-              <w:bidi/>
-              <w:spacing w:after="14" w:before="14" w:line="220"/>
-              <w:jc w:val="right"/>
-            </w:pPr>
-            <w:r>
-              <w:rPr>
-                <w:rFonts w:ascii="Calibri" w:cs="Calibri" w:eastAsia="Calibri" w:hAnsi="Calibri"/>
-                <w:b w:val="false"/>
-                <w:bCs w:val="false"/>
-                <w:i w:val="false"/>
-                <w:iCs w:val="false"/>
-                <w:color w:val="2A2A2A"/>
-                <w:sz w:val="16"/>
-                <w:szCs w:val="16"/>
-              </w:rPr>
-              <w:t xml:space="preserve">E2E</w:t>
-            </w:r>
-            <w:r>
-              <w:rPr>
-                <w:rFonts w:ascii="Calibri" w:cs="Calibri" w:eastAsia="Calibri" w:hAnsi="Calibri"/>
-                <w:b w:val="false"/>
-                <w:bCs w:val="false"/>
-                <w:i w:val="false"/>
-                <w:iCs w:val="false"/>
-                <w:color w:val="2A2A2A"/>
-                <w:sz w:val="16"/>
-                <w:szCs w:val="16"/>
-              </w:rPr>
-              <w:t xml:space="preserve">   API</w:t>
-            </w:r>
-            <w:r>
-              <w:rPr>
-                <w:rFonts w:ascii="Calibri" w:cs="Calibri" w:eastAsia="Calibri" w:hAnsi="Calibri"/>
-                <w:b w:val="false"/>
-                <w:bCs w:val="false"/>
-                <w:i w:val="false"/>
-                <w:iCs w:val="false"/>
-                <w:color w:val="2A2A2A"/>
-                <w:sz w:val="16"/>
-                <w:szCs w:val="16"/>
-              </w:rPr>
-              <w:t xml:space="preserve">   UAT</w:t>
-            </w:r>
-            <w:r>
-              <w:rPr>
-                <w:rFonts w:ascii="Calibri" w:cs="Calibri" w:eastAsia="Calibri" w:hAnsi="Calibri"/>
-                <w:b w:val="false"/>
-                <w:bCs w:val="false"/>
-                <w:i w:val="false"/>
-                <w:iCs w:val="false"/>
-                <w:color w:val="2A2A2A"/>
-                <w:sz w:val="16"/>
-                <w:szCs w:val="16"/>
-              </w:rPr>
-              <w:t xml:space="preserve">   Regression</w:t>
-            </w:r>
-            <w:r>
-              <w:rPr>
-                <w:rFonts w:ascii="Calibri" w:cs="Calibri" w:eastAsia="Calibri" w:hAnsi="Calibri"/>
-                <w:b w:val="false"/>
-                <w:bCs w:val="false"/>
-                <w:i w:val="false"/>
-                <w:iCs w:val="false"/>
-                <w:color w:val="2A2A2A"/>
-                <w:sz w:val="16"/>
-                <w:szCs w:val="16"/>
-              </w:rPr>
-              <w:t xml:space="preserve">   Agile/Scrum</w:t>
-            </w:r>
-          </w:p>
-        </w:tc>
-        <w:tc>
-          <w:tcPr>
-            <w:tcW w:type="dxa" w:w="1700"/>
-            <w:tcBorders>
-              <w:top w:val="none" w:color="FFFFFF" w:sz="0"/>
-              <w:left w:val="none" w:color="FFFFFF" w:sz="0"/>
-              <w:bottom w:val="none" w:color="FFFFFF" w:sz="0"/>
-              <w:right w:val="none" w:color="FFFFFF" w:sz="0"/>
-            </w:tcBorders>
-            <w:tcMar>
-              <w:top w:type="dxa" w:w="16"/>
-              <w:left w:type="dxa" w:w="0"/>
-              <w:bottom w:type="dxa" w:w="16"/>
-              <w:right w:type="dxa" w:w="0"/>
-            </w:tcMar>
-            <w:vAlign w:val="top"/>
-          </w:tcPr>
-          <w:p>
-            <w:pPr>
-              <w:bidi/>
-              <w:spacing w:after="16" w:before="16" w:line="220"/>
-              <w:jc w:val="right"/>
-            </w:pPr>
-            <w:r>
-              <w:rPr>
-                <w:rFonts w:ascii="David" w:cs="David" w:eastAsia="David" w:hAnsi="David"/>
-                <w:b/>
-                <w:bCs/>
-                <w:i w:val="false"/>
-                <w:iCs w:val="false"/>
-                <w:color w:val="5A7FA8"/>
-                <w:sz w:val="16"/>
-                <w:szCs w:val="16"/>
-              </w:rPr>
-              <w:t xml:space="preserve">מתודולוגיה</w:t>
-            </w:r>
-          </w:p>
-        </w:tc>
-      </w:tr>
-    </w:tbl>
+    <w:p>
+      <w:pPr>
+        <w:spacing w:after="0" w:before="0" w:line="60"/>
+      </w:pPr>
+      <w:r>
+        <w:t xml:space="preserve"/>
+      </w:r>
+    </w:p>
     <w:p>
       <w:pPr>
         <w:pBdr>
-          <w:bottom w:val="single" w:color="1B3A5C" w:sz="4" w:space="2"/>
+          <w:bottom w:val="single" w:color="1B3A5C" w:sz="6" w:space="3"/>
         </w:pBdr>
         <w:bidi/>
-        <w:spacing w:after="30" w:before="100" w:line="220"/>
+        <w:spacing w:after="50" w:before="160" w:line="260"/>
         <w:jc w:val="right"/>
       </w:pPr>
       <w:r>
@@ -2718,8 +2247,8 @@
           <w:i w:val="false"/>
           <w:iCs w:val="false"/>
           <w:color w:val="1B3A5C"/>
-          <w:sz w:val="18"/>
-          <w:szCs w:val="18"/>
+          <w:sz w:val="19"/>
+          <w:szCs w:val="19"/>
         </w:rPr>
         <w:t xml:space="preserve">השכלה</w:t>
       </w:r>
@@ -2769,7 +2298,7 @@
           <w:p>
             <w:pPr>
               <w:bidi/>
-              <w:spacing w:after="0" w:before="16" w:line="220"/>
+              <w:spacing w:after="0" w:before="22" w:line="260"/>
               <w:jc w:val="left"/>
             </w:pPr>
             <w:r>
@@ -2807,7 +2336,7 @@
           <w:p>
             <w:pPr>
               <w:bidi/>
-              <w:spacing w:after="0" w:before="16" w:line="220"/>
+              <w:spacing w:after="0" w:before="22" w:line="260"/>
               <w:jc w:val="right"/>
             </w:pPr>
             <w:r>
@@ -2818,8 +2347,8 @@
                 <w:i w:val="false"/>
                 <w:iCs w:val="false"/>
                 <w:color w:val="2A2A2A"/>
-                <w:sz w:val="17"/>
-                <w:szCs w:val="17"/>
+                <w:sz w:val="18"/>
+                <w:szCs w:val="18"/>
               </w:rPr>
               <w:t xml:space="preserve">קורס Full-Stack Automation (90 שעות) – מכללת QAExperts</w:t>
             </w:r>
@@ -2847,7 +2376,7 @@
           <w:p>
             <w:pPr>
               <w:bidi/>
-              <w:spacing w:after="0" w:before="12" w:line="220"/>
+              <w:spacing w:after="0" w:before="16" w:line="260"/>
               <w:jc w:val="left"/>
             </w:pPr>
             <w:r>
@@ -2885,7 +2414,7 @@
           <w:p>
             <w:pPr>
               <w:bidi/>
-              <w:spacing w:after="0" w:before="12" w:line="220"/>
+              <w:spacing w:after="0" w:before="16" w:line="260"/>
               <w:jc w:val="right"/>
             </w:pPr>
             <w:r>
@@ -2896,8 +2425,8 @@
                 <w:i w:val="false"/>
                 <w:iCs w:val="false"/>
                 <w:color w:val="2A2A2A"/>
-                <w:sz w:val="17"/>
-                <w:szCs w:val="17"/>
+                <w:sz w:val="18"/>
+                <w:szCs w:val="18"/>
               </w:rPr>
               <w:t xml:space="preserve">קורס הנדסת QA (360 שעות) – מכללת Experis</w:t>
             </w:r>
@@ -2925,7 +2454,7 @@
           <w:p>
             <w:pPr>
               <w:bidi/>
-              <w:spacing w:after="0" w:before="12" w:line="220"/>
+              <w:spacing w:after="0" w:before="16" w:line="260"/>
               <w:jc w:val="left"/>
             </w:pPr>
             <w:r>
@@ -2963,7 +2492,7 @@
           <w:p>
             <w:pPr>
               <w:bidi/>
-              <w:spacing w:after="0" w:before="12" w:line="220"/>
+              <w:spacing w:after="0" w:before="16" w:line="260"/>
               <w:jc w:val="right"/>
             </w:pPr>
             <w:r>
@@ -2974,8 +2503,8 @@
                 <w:i w:val="false"/>
                 <w:iCs w:val="false"/>
                 <w:color w:val="2A2A2A"/>
-                <w:sz w:val="17"/>
-                <w:szCs w:val="17"/>
+                <w:sz w:val="18"/>
+                <w:szCs w:val="18"/>
               </w:rPr>
               <w:t xml:space="preserve">B.Ed בהצטיינות – מכללת חמדת הדרום</w:t>
             </w:r>
@@ -2985,11 +2514,19 @@
     </w:tbl>
     <w:p>
       <w:pPr>
+        <w:spacing w:after="0" w:before="0" w:line="60"/>
+      </w:pPr>
+      <w:r>
+        <w:t xml:space="preserve"/>
+      </w:r>
+    </w:p>
+    <w:p>
+      <w:pPr>
         <w:pBdr>
-          <w:bottom w:val="single" w:color="1B3A5C" w:sz="4" w:space="2"/>
+          <w:bottom w:val="single" w:color="1B3A5C" w:sz="6" w:space="3"/>
         </w:pBdr>
         <w:bidi/>
-        <w:spacing w:after="30" w:before="100" w:line="220"/>
+        <w:spacing w:after="50" w:before="160" w:line="260"/>
         <w:jc w:val="right"/>
       </w:pPr>
       <w:r>
@@ -3000,8 +2537,8 @@
           <w:i w:val="false"/>
           <w:iCs w:val="false"/>
           <w:color w:val="1B3A5C"/>
-          <w:sz w:val="18"/>
-          <w:szCs w:val="18"/>
+          <w:sz w:val="19"/>
+          <w:szCs w:val="19"/>
         </w:rPr>
         <w:t xml:space="preserve">שפות</w:t>
       </w:r>
@@ -3017,7 +2554,7 @@
     <w:p>
       <w:pPr>
         <w:bidi/>
-        <w:spacing w:after="0" w:before="0" w:line="220"/>
+        <w:spacing w:after="0" w:before="0" w:line="260"/>
         <w:jc w:val="right"/>
       </w:pPr>
       <w:r>
@@ -3028,8 +2565,8 @@
           <w:i w:val="false"/>
           <w:iCs w:val="false"/>
           <w:color w:val="2A2A2A"/>
-          <w:sz w:val="17"/>
-          <w:szCs w:val="17"/>
+          <w:sz w:val="18"/>
+          <w:szCs w:val="18"/>
         </w:rPr>
         <w:t xml:space="preserve">עברית</w:t>
       </w:r>
@@ -3041,8 +2578,8 @@
           <w:i w:val="false"/>
           <w:iCs w:val="false"/>
           <w:color w:val="2A2A2A"/>
-          <w:sz w:val="17"/>
-          <w:szCs w:val="17"/>
+          <w:sz w:val="18"/>
+          <w:szCs w:val="18"/>
         </w:rPr>
         <w:t xml:space="preserve"> — שפת אם     </w:t>
       </w:r>
@@ -3054,8 +2591,8 @@
           <w:i w:val="false"/>
           <w:iCs w:val="false"/>
           <w:color w:val="2A2A2A"/>
-          <w:sz w:val="17"/>
-          <w:szCs w:val="17"/>
+          <w:sz w:val="18"/>
+          <w:szCs w:val="18"/>
         </w:rPr>
         <w:t xml:space="preserve">אנגלית</w:t>
       </w:r>
@@ -3067,15 +2604,43 @@
           <w:i w:val="false"/>
           <w:iCs w:val="false"/>
           <w:color w:val="2A2A2A"/>
-          <w:sz w:val="17"/>
-          <w:szCs w:val="17"/>
+          <w:sz w:val="18"/>
+          <w:szCs w:val="18"/>
         </w:rPr>
         <w:t xml:space="preserve"> — רמה מקצועית</w:t>
       </w:r>
     </w:p>
+    <w:p>
+      <w:pPr>
+        <w:spacing w:after="0" w:before="0" w:line="200"/>
+      </w:pPr>
+      <w:r>
+        <w:t xml:space="preserve"/>
+      </w:r>
+    </w:p>
+    <w:p>
+      <w:pPr>
+        <w:bidi/>
+        <w:spacing w:after="0" w:before="0" w:line="260"/>
+        <w:jc w:val="center"/>
+      </w:pPr>
+      <w:r>
+        <w:rPr>
+          <w:rFonts w:ascii="David" w:cs="David" w:eastAsia="David" w:hAnsi="David"/>
+          <w:b w:val="false"/>
+          <w:bCs w:val="false"/>
+          <w:i/>
+          <w:iCs/>
+          <w:color w:val="5A7FA8"/>
+          <w:sz w:val="15"/>
+          <w:szCs w:val="15"/>
+        </w:rPr>
+        <w:t xml:space="preserve">פורטפוליו: aviorh-world.github.io/QAME  ·  ממליצים יסופקו על פי דרישה</w:t>
+      </w:r>
+    </w:p>
     <w:sectPr>
       <w:pgSz w:w="11906" w:h="16838" w:orient="portrait"/>
-      <w:pgMar w:top="540" w:right="860" w:bottom="540" w:left="860" w:header="708" w:footer="708" w:gutter="0"/>
+      <w:pgMar w:top="500" w:right="720" w:bottom="540" w:left="720" w:header="708" w:footer="708" w:gutter="0"/>
       <w:pgNumType/>
       <w:docGrid w:linePitch="360"/>
     </w:sectPr>
@@ -3256,7 +2821,7 @@
       <w:lvlJc w:val="right"/>
       <w:pPr>
         <w:bidi/>
-        <w:ind w:left="320" w:hanging="180"/>
+        <w:ind w:left="360" w:hanging="180"/>
       </w:pPr>
     </w:lvl>
   </w:abstractNum>
@@ -3282,8 +2847,8 @@
       <w:rPr>
         <w:rFonts w:ascii="David" w:cs="David" w:eastAsia="David" w:hAnsi="David"/>
         <w:color w:val="2A2A2A"/>
-        <w:sz w:val="18"/>
-        <w:szCs w:val="18"/>
+        <w:sz w:val="20"/>
+        <w:szCs w:val="20"/>
       </w:rPr>
     </w:rPrDefault>
     <w:pPrDefault/>
